--- a/Routine/CSE-20 Course List.docx
+++ b/Routine/CSE-20 Course List.docx
@@ -126,9 +126,9 @@
       </w:tblPr>
       <w:tblGrid>
         <w:gridCol w:w="444"/>
-        <w:gridCol w:w="4860"/>
+        <w:gridCol w:w="4858"/>
         <w:gridCol w:w="2256"/>
-        <w:gridCol w:w="2081"/>
+        <w:gridCol w:w="2079"/>
       </w:tblGrid>
       <w:tr>
         <w:trPr/>
@@ -162,7 +162,7 @@
         </w:tc>
         <w:tc>
           <w:tcPr>
-            <w:tcW w:w="4860" w:type="dxa"/>
+            <w:tcW w:w="4858" w:type="dxa"/>
             <w:tcBorders>
               <w:top w:val="single" w:sz="4" w:space="0" w:color="000000"/>
               <w:start w:val="single" w:sz="4" w:space="0" w:color="000000"/>
@@ -218,7 +218,7 @@
         </w:tc>
         <w:tc>
           <w:tcPr>
-            <w:tcW w:w="2081" w:type="dxa"/>
+            <w:tcW w:w="2079" w:type="dxa"/>
             <w:tcBorders>
               <w:top w:val="single" w:sz="4" w:space="0" w:color="000000"/>
               <w:start w:val="single" w:sz="4" w:space="0" w:color="000000"/>
@@ -271,22 +271,22 @@
         </w:tc>
         <w:tc>
           <w:tcPr>
-            <w:tcW w:w="4860" w:type="dxa"/>
-            <w:tcBorders>
-              <w:start w:val="single" w:sz="4" w:space="0" w:color="000000"/>
-              <w:bottom w:val="single" w:sz="4" w:space="0" w:color="000000"/>
-            </w:tcBorders>
-          </w:tcPr>
-          <w:p>
-            <w:pPr>
-              <w:pStyle w:val="TableContents"/>
-              <w:bidi w:val="0"/>
-              <w:jc w:val="both"/>
-              <w:rPr/>
-            </w:pPr>
-            <w:r>
-              <w:rPr/>
-              <w:t>Math Limit</w:t>
+            <w:tcW w:w="4858" w:type="dxa"/>
+            <w:tcBorders>
+              <w:start w:val="single" w:sz="4" w:space="0" w:color="000000"/>
+              <w:bottom w:val="single" w:sz="4" w:space="0" w:color="000000"/>
+            </w:tcBorders>
+          </w:tcPr>
+          <w:p>
+            <w:pPr>
+              <w:pStyle w:val="TableContents"/>
+              <w:bidi w:val="0"/>
+              <w:jc w:val="both"/>
+              <w:rPr/>
+            </w:pPr>
+            <w:r>
+              <w:rPr/>
+              <w:t xml:space="preserve">Limit and Basic Differentiation </w:t>
             </w:r>
           </w:p>
         </w:tc>
@@ -313,7 +313,7 @@
         </w:tc>
         <w:tc>
           <w:tcPr>
-            <w:tcW w:w="2081" w:type="dxa"/>
+            <w:tcW w:w="2079" w:type="dxa"/>
             <w:tcBorders>
               <w:start w:val="single" w:sz="4" w:space="0" w:color="000000"/>
               <w:bottom w:val="single" w:sz="4" w:space="0" w:color="000000"/>
@@ -359,7 +359,7 @@
         </w:tc>
         <w:tc>
           <w:tcPr>
-            <w:tcW w:w="4860" w:type="dxa"/>
+            <w:tcW w:w="4858" w:type="dxa"/>
             <w:tcBorders>
               <w:start w:val="single" w:sz="4" w:space="0" w:color="000000"/>
               <w:bottom w:val="single" w:sz="4" w:space="0" w:color="000000"/>
@@ -401,7 +401,7 @@
         </w:tc>
         <w:tc>
           <w:tcPr>
-            <w:tcW w:w="2081" w:type="dxa"/>
+            <w:tcW w:w="2079" w:type="dxa"/>
             <w:tcBorders>
               <w:start w:val="single" w:sz="4" w:space="0" w:color="000000"/>
               <w:bottom w:val="single" w:sz="4" w:space="0" w:color="000000"/>
@@ -447,7 +447,7 @@
         </w:tc>
         <w:tc>
           <w:tcPr>
-            <w:tcW w:w="4860" w:type="dxa"/>
+            <w:tcW w:w="4858" w:type="dxa"/>
             <w:tcBorders>
               <w:start w:val="single" w:sz="4" w:space="0" w:color="000000"/>
               <w:bottom w:val="single" w:sz="4" w:space="0" w:color="000000"/>
@@ -489,7 +489,7 @@
         </w:tc>
         <w:tc>
           <w:tcPr>
-            <w:tcW w:w="2081" w:type="dxa"/>
+            <w:tcW w:w="2079" w:type="dxa"/>
             <w:tcBorders>
               <w:start w:val="single" w:sz="4" w:space="0" w:color="000000"/>
               <w:bottom w:val="single" w:sz="4" w:space="0" w:color="000000"/>
@@ -535,7 +535,7 @@
         </w:tc>
         <w:tc>
           <w:tcPr>
-            <w:tcW w:w="4860" w:type="dxa"/>
+            <w:tcW w:w="4858" w:type="dxa"/>
             <w:tcBorders>
               <w:start w:val="single" w:sz="4" w:space="0" w:color="000000"/>
               <w:bottom w:val="single" w:sz="4" w:space="0" w:color="000000"/>
@@ -577,7 +577,7 @@
         </w:tc>
         <w:tc>
           <w:tcPr>
-            <w:tcW w:w="2081" w:type="dxa"/>
+            <w:tcW w:w="2079" w:type="dxa"/>
             <w:tcBorders>
               <w:start w:val="single" w:sz="4" w:space="0" w:color="000000"/>
               <w:bottom w:val="single" w:sz="4" w:space="0" w:color="000000"/>
@@ -623,7 +623,7 @@
         </w:tc>
         <w:tc>
           <w:tcPr>
-            <w:tcW w:w="4860" w:type="dxa"/>
+            <w:tcW w:w="4858" w:type="dxa"/>
             <w:tcBorders>
               <w:start w:val="single" w:sz="4" w:space="0" w:color="000000"/>
               <w:bottom w:val="single" w:sz="4" w:space="0" w:color="000000"/>
@@ -665,7 +665,7 @@
         </w:tc>
         <w:tc>
           <w:tcPr>
-            <w:tcW w:w="2081" w:type="dxa"/>
+            <w:tcW w:w="2079" w:type="dxa"/>
             <w:tcBorders>
               <w:start w:val="single" w:sz="4" w:space="0" w:color="000000"/>
               <w:bottom w:val="single" w:sz="4" w:space="0" w:color="000000"/>
@@ -710,7 +710,7 @@
         </w:tc>
         <w:tc>
           <w:tcPr>
-            <w:tcW w:w="4860" w:type="dxa"/>
+            <w:tcW w:w="4858" w:type="dxa"/>
             <w:tcBorders>
               <w:start w:val="single" w:sz="4" w:space="0" w:color="000000"/>
               <w:bottom w:val="single" w:sz="4" w:space="0" w:color="000000"/>
@@ -750,7 +750,7 @@
         </w:tc>
         <w:tc>
           <w:tcPr>
-            <w:tcW w:w="2081" w:type="dxa"/>
+            <w:tcW w:w="2079" w:type="dxa"/>
             <w:tcBorders>
               <w:start w:val="single" w:sz="4" w:space="0" w:color="000000"/>
               <w:bottom w:val="single" w:sz="4" w:space="0" w:color="000000"/>
@@ -878,9 +878,9 @@
       </w:tblPr>
       <w:tblGrid>
         <w:gridCol w:w="444"/>
-        <w:gridCol w:w="4860"/>
+        <w:gridCol w:w="4858"/>
         <w:gridCol w:w="2256"/>
-        <w:gridCol w:w="2081"/>
+        <w:gridCol w:w="2079"/>
       </w:tblGrid>
       <w:tr>
         <w:trPr/>
@@ -914,7 +914,7 @@
         </w:tc>
         <w:tc>
           <w:tcPr>
-            <w:tcW w:w="4860" w:type="dxa"/>
+            <w:tcW w:w="4858" w:type="dxa"/>
             <w:tcBorders>
               <w:top w:val="single" w:sz="4" w:space="0" w:color="000000"/>
               <w:start w:val="single" w:sz="4" w:space="0" w:color="000000"/>
@@ -970,7 +970,7 @@
         </w:tc>
         <w:tc>
           <w:tcPr>
-            <w:tcW w:w="2081" w:type="dxa"/>
+            <w:tcW w:w="2079" w:type="dxa"/>
             <w:tcBorders>
               <w:top w:val="single" w:sz="4" w:space="0" w:color="000000"/>
               <w:start w:val="single" w:sz="4" w:space="0" w:color="000000"/>
@@ -1023,7 +1023,7 @@
         </w:tc>
         <w:tc>
           <w:tcPr>
-            <w:tcW w:w="4860" w:type="dxa"/>
+            <w:tcW w:w="4858" w:type="dxa"/>
             <w:tcBorders>
               <w:start w:val="single" w:sz="4" w:space="0" w:color="000000"/>
               <w:bottom w:val="single" w:sz="4" w:space="0" w:color="000000"/>
@@ -1065,7 +1065,7 @@
         </w:tc>
         <w:tc>
           <w:tcPr>
-            <w:tcW w:w="2081" w:type="dxa"/>
+            <w:tcW w:w="2079" w:type="dxa"/>
             <w:tcBorders>
               <w:start w:val="single" w:sz="4" w:space="0" w:color="000000"/>
               <w:bottom w:val="single" w:sz="4" w:space="0" w:color="000000"/>
@@ -1111,7 +1111,7 @@
         </w:tc>
         <w:tc>
           <w:tcPr>
-            <w:tcW w:w="4860" w:type="dxa"/>
+            <w:tcW w:w="4858" w:type="dxa"/>
             <w:tcBorders>
               <w:start w:val="single" w:sz="4" w:space="0" w:color="000000"/>
               <w:bottom w:val="single" w:sz="4" w:space="0" w:color="000000"/>
@@ -1153,7 +1153,7 @@
         </w:tc>
         <w:tc>
           <w:tcPr>
-            <w:tcW w:w="2081" w:type="dxa"/>
+            <w:tcW w:w="2079" w:type="dxa"/>
             <w:tcBorders>
               <w:start w:val="single" w:sz="4" w:space="0" w:color="000000"/>
               <w:bottom w:val="single" w:sz="4" w:space="0" w:color="000000"/>
@@ -1199,7 +1199,7 @@
         </w:tc>
         <w:tc>
           <w:tcPr>
-            <w:tcW w:w="4860" w:type="dxa"/>
+            <w:tcW w:w="4858" w:type="dxa"/>
             <w:tcBorders>
               <w:start w:val="single" w:sz="4" w:space="0" w:color="000000"/>
               <w:bottom w:val="single" w:sz="4" w:space="0" w:color="000000"/>
@@ -1241,7 +1241,7 @@
         </w:tc>
         <w:tc>
           <w:tcPr>
-            <w:tcW w:w="2081" w:type="dxa"/>
+            <w:tcW w:w="2079" w:type="dxa"/>
             <w:tcBorders>
               <w:start w:val="single" w:sz="4" w:space="0" w:color="000000"/>
               <w:bottom w:val="single" w:sz="4" w:space="0" w:color="000000"/>
@@ -1287,7 +1287,7 @@
         </w:tc>
         <w:tc>
           <w:tcPr>
-            <w:tcW w:w="4860" w:type="dxa"/>
+            <w:tcW w:w="4858" w:type="dxa"/>
             <w:tcBorders>
               <w:start w:val="single" w:sz="4" w:space="0" w:color="000000"/>
               <w:bottom w:val="single" w:sz="4" w:space="0" w:color="000000"/>
@@ -1329,7 +1329,7 @@
         </w:tc>
         <w:tc>
           <w:tcPr>
-            <w:tcW w:w="2081" w:type="dxa"/>
+            <w:tcW w:w="2079" w:type="dxa"/>
             <w:tcBorders>
               <w:start w:val="single" w:sz="4" w:space="0" w:color="000000"/>
               <w:bottom w:val="single" w:sz="4" w:space="0" w:color="000000"/>
@@ -1375,7 +1375,7 @@
         </w:tc>
         <w:tc>
           <w:tcPr>
-            <w:tcW w:w="4860" w:type="dxa"/>
+            <w:tcW w:w="4858" w:type="dxa"/>
             <w:tcBorders>
               <w:start w:val="single" w:sz="4" w:space="0" w:color="000000"/>
               <w:bottom w:val="single" w:sz="4" w:space="0" w:color="000000"/>
@@ -1417,7 +1417,7 @@
         </w:tc>
         <w:tc>
           <w:tcPr>
-            <w:tcW w:w="2081" w:type="dxa"/>
+            <w:tcW w:w="2079" w:type="dxa"/>
             <w:tcBorders>
               <w:start w:val="single" w:sz="4" w:space="0" w:color="000000"/>
               <w:bottom w:val="single" w:sz="4" w:space="0" w:color="000000"/>
@@ -1463,7 +1463,7 @@
         </w:tc>
         <w:tc>
           <w:tcPr>
-            <w:tcW w:w="4860" w:type="dxa"/>
+            <w:tcW w:w="4858" w:type="dxa"/>
             <w:tcBorders>
               <w:start w:val="single" w:sz="4" w:space="0" w:color="000000"/>
               <w:bottom w:val="single" w:sz="4" w:space="0" w:color="000000"/>
@@ -1505,7 +1505,7 @@
         </w:tc>
         <w:tc>
           <w:tcPr>
-            <w:tcW w:w="2081" w:type="dxa"/>
+            <w:tcW w:w="2079" w:type="dxa"/>
             <w:tcBorders>
               <w:start w:val="single" w:sz="4" w:space="0" w:color="000000"/>
               <w:bottom w:val="single" w:sz="4" w:space="0" w:color="000000"/>
@@ -1551,7 +1551,7 @@
         </w:tc>
         <w:tc>
           <w:tcPr>
-            <w:tcW w:w="4860" w:type="dxa"/>
+            <w:tcW w:w="4858" w:type="dxa"/>
             <w:tcBorders>
               <w:start w:val="single" w:sz="4" w:space="0" w:color="000000"/>
               <w:bottom w:val="single" w:sz="4" w:space="0" w:color="000000"/>
@@ -1593,7 +1593,7 @@
         </w:tc>
         <w:tc>
           <w:tcPr>
-            <w:tcW w:w="2081" w:type="dxa"/>
+            <w:tcW w:w="2079" w:type="dxa"/>
             <w:tcBorders>
               <w:start w:val="single" w:sz="4" w:space="0" w:color="000000"/>
               <w:bottom w:val="single" w:sz="4" w:space="0" w:color="000000"/>
@@ -1639,7 +1639,7 @@
         </w:tc>
         <w:tc>
           <w:tcPr>
-            <w:tcW w:w="4860" w:type="dxa"/>
+            <w:tcW w:w="4858" w:type="dxa"/>
             <w:tcBorders>
               <w:start w:val="single" w:sz="4" w:space="0" w:color="000000"/>
               <w:bottom w:val="single" w:sz="4" w:space="0" w:color="000000"/>
@@ -1681,7 +1681,7 @@
         </w:tc>
         <w:tc>
           <w:tcPr>
-            <w:tcW w:w="2081" w:type="dxa"/>
+            <w:tcW w:w="2079" w:type="dxa"/>
             <w:tcBorders>
               <w:start w:val="single" w:sz="4" w:space="0" w:color="000000"/>
               <w:bottom w:val="single" w:sz="4" w:space="0" w:color="000000"/>
@@ -1697,15 +1697,7 @@
             </w:pPr>
             <w:r>
               <w:rPr/>
-              <w:t>0</w:t>
-            </w:r>
-            <w:r>
-              <w:rPr/>
-              <w:t>.</w:t>
-            </w:r>
-            <w:r>
-              <w:rPr/>
-              <w:t>75</w:t>
+              <w:t>0.75</w:t>
             </w:r>
           </w:p>
         </w:tc>
@@ -1734,7 +1726,7 @@
         </w:tc>
         <w:tc>
           <w:tcPr>
-            <w:tcW w:w="4860" w:type="dxa"/>
+            <w:tcW w:w="4858" w:type="dxa"/>
             <w:tcBorders>
               <w:start w:val="single" w:sz="4" w:space="0" w:color="000000"/>
               <w:bottom w:val="single" w:sz="4" w:space="0" w:color="000000"/>
@@ -1774,7 +1766,7 @@
         </w:tc>
         <w:tc>
           <w:tcPr>
-            <w:tcW w:w="2081" w:type="dxa"/>
+            <w:tcW w:w="2079" w:type="dxa"/>
             <w:tcBorders>
               <w:start w:val="single" w:sz="4" w:space="0" w:color="000000"/>
               <w:bottom w:val="single" w:sz="4" w:space="0" w:color="000000"/>
@@ -1796,14 +1788,7 @@
                 <w:b/>
                 <w:bCs/>
               </w:rPr>
-              <w:t>Total : 18.</w:t>
-            </w:r>
-            <w:r>
-              <w:rPr>
-                <w:b/>
-                <w:bCs/>
-              </w:rPr>
-              <w:t>75</w:t>
+              <w:t>Total : 18.75</w:t>
             </w:r>
           </w:p>
         </w:tc>
@@ -2099,16 +2084,16 @@
         </w:tblCellMar>
       </w:tblPr>
       <w:tblGrid>
-        <w:gridCol w:w="405"/>
-        <w:gridCol w:w="4899"/>
+        <w:gridCol w:w="404"/>
+        <w:gridCol w:w="4898"/>
         <w:gridCol w:w="2256"/>
-        <w:gridCol w:w="2081"/>
+        <w:gridCol w:w="2079"/>
       </w:tblGrid>
       <w:tr>
         <w:trPr/>
         <w:tc>
           <w:tcPr>
-            <w:tcW w:w="405" w:type="dxa"/>
+            <w:tcW w:w="404" w:type="dxa"/>
             <w:tcBorders>
               <w:top w:val="single" w:sz="4" w:space="0" w:color="000000"/>
               <w:start w:val="single" w:sz="4" w:space="0" w:color="000000"/>
@@ -2136,7 +2121,7 @@
         </w:tc>
         <w:tc>
           <w:tcPr>
-            <w:tcW w:w="4899" w:type="dxa"/>
+            <w:tcW w:w="4898" w:type="dxa"/>
             <w:tcBorders>
               <w:top w:val="single" w:sz="4" w:space="0" w:color="000000"/>
               <w:start w:val="single" w:sz="4" w:space="0" w:color="000000"/>
@@ -2192,7 +2177,7 @@
         </w:tc>
         <w:tc>
           <w:tcPr>
-            <w:tcW w:w="2081" w:type="dxa"/>
+            <w:tcW w:w="2079" w:type="dxa"/>
             <w:tcBorders>
               <w:top w:val="single" w:sz="4" w:space="0" w:color="000000"/>
               <w:start w:val="single" w:sz="4" w:space="0" w:color="000000"/>
@@ -2224,7 +2209,7 @@
         <w:trPr/>
         <w:tc>
           <w:tcPr>
-            <w:tcW w:w="405" w:type="dxa"/>
+            <w:tcW w:w="404" w:type="dxa"/>
             <w:tcBorders>
               <w:start w:val="single" w:sz="4" w:space="0" w:color="000000"/>
               <w:bottom w:val="single" w:sz="4" w:space="0" w:color="000000"/>
@@ -2245,7 +2230,7 @@
         </w:tc>
         <w:tc>
           <w:tcPr>
-            <w:tcW w:w="4899" w:type="dxa"/>
+            <w:tcW w:w="4898" w:type="dxa"/>
             <w:tcBorders>
               <w:start w:val="single" w:sz="4" w:space="0" w:color="000000"/>
               <w:bottom w:val="single" w:sz="4" w:space="0" w:color="000000"/>
@@ -2287,7 +2272,7 @@
         </w:tc>
         <w:tc>
           <w:tcPr>
-            <w:tcW w:w="2081" w:type="dxa"/>
+            <w:tcW w:w="2079" w:type="dxa"/>
             <w:tcBorders>
               <w:start w:val="single" w:sz="4" w:space="0" w:color="000000"/>
               <w:bottom w:val="single" w:sz="4" w:space="0" w:color="000000"/>
@@ -2312,7 +2297,7 @@
         <w:trPr/>
         <w:tc>
           <w:tcPr>
-            <w:tcW w:w="405" w:type="dxa"/>
+            <w:tcW w:w="404" w:type="dxa"/>
             <w:tcBorders>
               <w:start w:val="single" w:sz="4" w:space="0" w:color="000000"/>
               <w:bottom w:val="single" w:sz="4" w:space="0" w:color="000000"/>
@@ -2333,7 +2318,7 @@
         </w:tc>
         <w:tc>
           <w:tcPr>
-            <w:tcW w:w="4899" w:type="dxa"/>
+            <w:tcW w:w="4898" w:type="dxa"/>
             <w:tcBorders>
               <w:start w:val="single" w:sz="4" w:space="0" w:color="000000"/>
               <w:bottom w:val="single" w:sz="4" w:space="0" w:color="000000"/>
@@ -2375,7 +2360,7 @@
         </w:tc>
         <w:tc>
           <w:tcPr>
-            <w:tcW w:w="2081" w:type="dxa"/>
+            <w:tcW w:w="2079" w:type="dxa"/>
             <w:tcBorders>
               <w:start w:val="single" w:sz="4" w:space="0" w:color="000000"/>
               <w:bottom w:val="single" w:sz="4" w:space="0" w:color="000000"/>
@@ -2400,7 +2385,7 @@
         <w:trPr/>
         <w:tc>
           <w:tcPr>
-            <w:tcW w:w="405" w:type="dxa"/>
+            <w:tcW w:w="404" w:type="dxa"/>
             <w:tcBorders>
               <w:start w:val="single" w:sz="4" w:space="0" w:color="000000"/>
               <w:bottom w:val="single" w:sz="4" w:space="0" w:color="000000"/>
@@ -2421,7 +2406,7 @@
         </w:tc>
         <w:tc>
           <w:tcPr>
-            <w:tcW w:w="4899" w:type="dxa"/>
+            <w:tcW w:w="4898" w:type="dxa"/>
             <w:tcBorders>
               <w:start w:val="single" w:sz="4" w:space="0" w:color="000000"/>
               <w:bottom w:val="single" w:sz="4" w:space="0" w:color="000000"/>
@@ -2463,7 +2448,7 @@
         </w:tc>
         <w:tc>
           <w:tcPr>
-            <w:tcW w:w="2081" w:type="dxa"/>
+            <w:tcW w:w="2079" w:type="dxa"/>
             <w:tcBorders>
               <w:start w:val="single" w:sz="4" w:space="0" w:color="000000"/>
               <w:bottom w:val="single" w:sz="4" w:space="0" w:color="000000"/>
@@ -2488,32 +2473,28 @@
         <w:trPr/>
         <w:tc>
           <w:tcPr>
-            <w:tcW w:w="405" w:type="dxa"/>
-            <w:tcBorders>
-              <w:start w:val="single" w:sz="4" w:space="0" w:color="000000"/>
-              <w:bottom w:val="single" w:sz="4" w:space="0" w:color="000000"/>
-            </w:tcBorders>
-          </w:tcPr>
-          <w:p>
-            <w:pPr>
-              <w:pStyle w:val="TableContents"/>
-              <w:bidi w:val="0"/>
-              <w:jc w:val="both"/>
-              <w:rPr/>
-            </w:pPr>
-            <w:r>
-              <w:rPr/>
-              <w:t>4</w:t>
-            </w:r>
-            <w:r>
-              <w:rPr/>
-              <w:t>.</w:t>
-            </w:r>
-          </w:p>
-        </w:tc>
-        <w:tc>
-          <w:tcPr>
-            <w:tcW w:w="4899" w:type="dxa"/>
+            <w:tcW w:w="404" w:type="dxa"/>
+            <w:tcBorders>
+              <w:start w:val="single" w:sz="4" w:space="0" w:color="000000"/>
+              <w:bottom w:val="single" w:sz="4" w:space="0" w:color="000000"/>
+            </w:tcBorders>
+          </w:tcPr>
+          <w:p>
+            <w:pPr>
+              <w:pStyle w:val="TableContents"/>
+              <w:bidi w:val="0"/>
+              <w:jc w:val="both"/>
+              <w:rPr/>
+            </w:pPr>
+            <w:r>
+              <w:rPr/>
+              <w:t>4.</w:t>
+            </w:r>
+          </w:p>
+        </w:tc>
+        <w:tc>
+          <w:tcPr>
+            <w:tcW w:w="4898" w:type="dxa"/>
             <w:tcBorders>
               <w:start w:val="single" w:sz="4" w:space="0" w:color="000000"/>
               <w:bottom w:val="single" w:sz="4" w:space="0" w:color="000000"/>
@@ -2555,7 +2536,7 @@
         </w:tc>
         <w:tc>
           <w:tcPr>
-            <w:tcW w:w="2081" w:type="dxa"/>
+            <w:tcW w:w="2079" w:type="dxa"/>
             <w:tcBorders>
               <w:start w:val="single" w:sz="4" w:space="0" w:color="000000"/>
               <w:bottom w:val="single" w:sz="4" w:space="0" w:color="000000"/>
@@ -2580,32 +2561,28 @@
         <w:trPr/>
         <w:tc>
           <w:tcPr>
-            <w:tcW w:w="405" w:type="dxa"/>
-            <w:tcBorders>
-              <w:start w:val="single" w:sz="4" w:space="0" w:color="000000"/>
-              <w:bottom w:val="single" w:sz="4" w:space="0" w:color="000000"/>
-            </w:tcBorders>
-          </w:tcPr>
-          <w:p>
-            <w:pPr>
-              <w:pStyle w:val="TableContents"/>
-              <w:bidi w:val="0"/>
-              <w:jc w:val="both"/>
-              <w:rPr/>
-            </w:pPr>
-            <w:r>
-              <w:rPr/>
-              <w:t>5</w:t>
-            </w:r>
-            <w:r>
-              <w:rPr/>
-              <w:t>.</w:t>
-            </w:r>
-          </w:p>
-        </w:tc>
-        <w:tc>
-          <w:tcPr>
-            <w:tcW w:w="4899" w:type="dxa"/>
+            <w:tcW w:w="404" w:type="dxa"/>
+            <w:tcBorders>
+              <w:start w:val="single" w:sz="4" w:space="0" w:color="000000"/>
+              <w:bottom w:val="single" w:sz="4" w:space="0" w:color="000000"/>
+            </w:tcBorders>
+          </w:tcPr>
+          <w:p>
+            <w:pPr>
+              <w:pStyle w:val="TableContents"/>
+              <w:bidi w:val="0"/>
+              <w:jc w:val="both"/>
+              <w:rPr/>
+            </w:pPr>
+            <w:r>
+              <w:rPr/>
+              <w:t>5.</w:t>
+            </w:r>
+          </w:p>
+        </w:tc>
+        <w:tc>
+          <w:tcPr>
+            <w:tcW w:w="4898" w:type="dxa"/>
             <w:tcBorders>
               <w:start w:val="single" w:sz="4" w:space="0" w:color="000000"/>
               <w:bottom w:val="single" w:sz="4" w:space="0" w:color="000000"/>
@@ -2647,7 +2624,7 @@
         </w:tc>
         <w:tc>
           <w:tcPr>
-            <w:tcW w:w="2081" w:type="dxa"/>
+            <w:tcW w:w="2079" w:type="dxa"/>
             <w:tcBorders>
               <w:start w:val="single" w:sz="4" w:space="0" w:color="000000"/>
               <w:bottom w:val="single" w:sz="4" w:space="0" w:color="000000"/>
@@ -2672,51 +2649,43 @@
         <w:trPr/>
         <w:tc>
           <w:tcPr>
-            <w:tcW w:w="405" w:type="dxa"/>
-            <w:tcBorders>
-              <w:start w:val="single" w:sz="4" w:space="0" w:color="000000"/>
-              <w:bottom w:val="single" w:sz="4" w:space="0" w:color="000000"/>
-            </w:tcBorders>
-          </w:tcPr>
-          <w:p>
-            <w:pPr>
-              <w:pStyle w:val="TableContents"/>
-              <w:bidi w:val="0"/>
-              <w:jc w:val="both"/>
-              <w:rPr/>
-            </w:pPr>
-            <w:r>
-              <w:rPr/>
-              <w:t>6</w:t>
-            </w:r>
-            <w:r>
-              <w:rPr/>
-              <w:t>.</w:t>
-            </w:r>
-          </w:p>
-        </w:tc>
-        <w:tc>
-          <w:tcPr>
-            <w:tcW w:w="4899" w:type="dxa"/>
-            <w:tcBorders>
-              <w:start w:val="single" w:sz="4" w:space="0" w:color="000000"/>
-              <w:bottom w:val="single" w:sz="4" w:space="0" w:color="000000"/>
-            </w:tcBorders>
-          </w:tcPr>
-          <w:p>
-            <w:pPr>
-              <w:pStyle w:val="TableContents"/>
-              <w:bidi w:val="0"/>
-              <w:jc w:val="both"/>
-              <w:rPr/>
-            </w:pPr>
-            <w:r>
-              <w:rPr/>
-              <w:t xml:space="preserve">Data Structure </w:t>
-            </w:r>
-            <w:r>
-              <w:rPr/>
-              <w:t>Lab</w:t>
+            <w:tcW w:w="404" w:type="dxa"/>
+            <w:tcBorders>
+              <w:start w:val="single" w:sz="4" w:space="0" w:color="000000"/>
+              <w:bottom w:val="single" w:sz="4" w:space="0" w:color="000000"/>
+            </w:tcBorders>
+          </w:tcPr>
+          <w:p>
+            <w:pPr>
+              <w:pStyle w:val="TableContents"/>
+              <w:bidi w:val="0"/>
+              <w:jc w:val="both"/>
+              <w:rPr/>
+            </w:pPr>
+            <w:r>
+              <w:rPr/>
+              <w:t>6.</w:t>
+            </w:r>
+          </w:p>
+        </w:tc>
+        <w:tc>
+          <w:tcPr>
+            <w:tcW w:w="4898" w:type="dxa"/>
+            <w:tcBorders>
+              <w:start w:val="single" w:sz="4" w:space="0" w:color="000000"/>
+              <w:bottom w:val="single" w:sz="4" w:space="0" w:color="000000"/>
+            </w:tcBorders>
+          </w:tcPr>
+          <w:p>
+            <w:pPr>
+              <w:pStyle w:val="TableContents"/>
+              <w:bidi w:val="0"/>
+              <w:jc w:val="both"/>
+              <w:rPr/>
+            </w:pPr>
+            <w:r>
+              <w:rPr/>
+              <w:t>Data Structure Lab</w:t>
             </w:r>
           </w:p>
         </w:tc>
@@ -2743,7 +2712,7 @@
         </w:tc>
         <w:tc>
           <w:tcPr>
-            <w:tcW w:w="2081" w:type="dxa"/>
+            <w:tcW w:w="2079" w:type="dxa"/>
             <w:tcBorders>
               <w:start w:val="single" w:sz="4" w:space="0" w:color="000000"/>
               <w:bottom w:val="single" w:sz="4" w:space="0" w:color="000000"/>
@@ -2768,32 +2737,28 @@
         <w:trPr/>
         <w:tc>
           <w:tcPr>
-            <w:tcW w:w="405" w:type="dxa"/>
-            <w:tcBorders>
-              <w:start w:val="single" w:sz="4" w:space="0" w:color="000000"/>
-              <w:bottom w:val="single" w:sz="4" w:space="0" w:color="000000"/>
-            </w:tcBorders>
-          </w:tcPr>
-          <w:p>
-            <w:pPr>
-              <w:pStyle w:val="TableContents"/>
-              <w:bidi w:val="0"/>
-              <w:jc w:val="both"/>
-              <w:rPr/>
-            </w:pPr>
-            <w:r>
-              <w:rPr/>
-              <w:t>7</w:t>
-            </w:r>
-            <w:r>
-              <w:rPr/>
-              <w:t>.</w:t>
-            </w:r>
-          </w:p>
-        </w:tc>
-        <w:tc>
-          <w:tcPr>
-            <w:tcW w:w="4899" w:type="dxa"/>
+            <w:tcW w:w="404" w:type="dxa"/>
+            <w:tcBorders>
+              <w:start w:val="single" w:sz="4" w:space="0" w:color="000000"/>
+              <w:bottom w:val="single" w:sz="4" w:space="0" w:color="000000"/>
+            </w:tcBorders>
+          </w:tcPr>
+          <w:p>
+            <w:pPr>
+              <w:pStyle w:val="TableContents"/>
+              <w:bidi w:val="0"/>
+              <w:jc w:val="both"/>
+              <w:rPr/>
+            </w:pPr>
+            <w:r>
+              <w:rPr/>
+              <w:t>7.</w:t>
+            </w:r>
+          </w:p>
+        </w:tc>
+        <w:tc>
+          <w:tcPr>
+            <w:tcW w:w="4898" w:type="dxa"/>
             <w:tcBorders>
               <w:start w:val="single" w:sz="4" w:space="0" w:color="000000"/>
               <w:bottom w:val="single" w:sz="4" w:space="0" w:color="000000"/>
@@ -2835,7 +2800,7 @@
         </w:tc>
         <w:tc>
           <w:tcPr>
-            <w:tcW w:w="2081" w:type="dxa"/>
+            <w:tcW w:w="2079" w:type="dxa"/>
             <w:tcBorders>
               <w:start w:val="single" w:sz="4" w:space="0" w:color="000000"/>
               <w:bottom w:val="single" w:sz="4" w:space="0" w:color="000000"/>
@@ -2860,51 +2825,43 @@
         <w:trPr/>
         <w:tc>
           <w:tcPr>
-            <w:tcW w:w="405" w:type="dxa"/>
-            <w:tcBorders>
-              <w:start w:val="single" w:sz="4" w:space="0" w:color="000000"/>
-              <w:bottom w:val="single" w:sz="4" w:space="0" w:color="000000"/>
-            </w:tcBorders>
-          </w:tcPr>
-          <w:p>
-            <w:pPr>
-              <w:pStyle w:val="TableContents"/>
-              <w:bidi w:val="0"/>
-              <w:jc w:val="both"/>
-              <w:rPr/>
-            </w:pPr>
-            <w:r>
-              <w:rPr/>
-              <w:t>8</w:t>
-            </w:r>
-            <w:r>
-              <w:rPr/>
-              <w:t>.</w:t>
-            </w:r>
-          </w:p>
-        </w:tc>
-        <w:tc>
-          <w:tcPr>
-            <w:tcW w:w="4899" w:type="dxa"/>
-            <w:tcBorders>
-              <w:start w:val="single" w:sz="4" w:space="0" w:color="000000"/>
-              <w:bottom w:val="single" w:sz="4" w:space="0" w:color="000000"/>
-            </w:tcBorders>
-          </w:tcPr>
-          <w:p>
-            <w:pPr>
-              <w:pStyle w:val="TableContents"/>
-              <w:bidi w:val="0"/>
-              <w:jc w:val="both"/>
-              <w:rPr/>
-            </w:pPr>
-            <w:r>
-              <w:rPr/>
-              <w:t xml:space="preserve">Electronic Devices And Circuits </w:t>
-            </w:r>
-            <w:r>
-              <w:rPr/>
-              <w:t>Lab</w:t>
+            <w:tcW w:w="404" w:type="dxa"/>
+            <w:tcBorders>
+              <w:start w:val="single" w:sz="4" w:space="0" w:color="000000"/>
+              <w:bottom w:val="single" w:sz="4" w:space="0" w:color="000000"/>
+            </w:tcBorders>
+          </w:tcPr>
+          <w:p>
+            <w:pPr>
+              <w:pStyle w:val="TableContents"/>
+              <w:bidi w:val="0"/>
+              <w:jc w:val="both"/>
+              <w:rPr/>
+            </w:pPr>
+            <w:r>
+              <w:rPr/>
+              <w:t>8.</w:t>
+            </w:r>
+          </w:p>
+        </w:tc>
+        <w:tc>
+          <w:tcPr>
+            <w:tcW w:w="4898" w:type="dxa"/>
+            <w:tcBorders>
+              <w:start w:val="single" w:sz="4" w:space="0" w:color="000000"/>
+              <w:bottom w:val="single" w:sz="4" w:space="0" w:color="000000"/>
+            </w:tcBorders>
+          </w:tcPr>
+          <w:p>
+            <w:pPr>
+              <w:pStyle w:val="TableContents"/>
+              <w:bidi w:val="0"/>
+              <w:jc w:val="both"/>
+              <w:rPr/>
+            </w:pPr>
+            <w:r>
+              <w:rPr/>
+              <w:t>Electronic Devices And Circuits Lab</w:t>
             </w:r>
           </w:p>
         </w:tc>
@@ -2931,7 +2888,7 @@
         </w:tc>
         <w:tc>
           <w:tcPr>
-            <w:tcW w:w="2081" w:type="dxa"/>
+            <w:tcW w:w="2079" w:type="dxa"/>
             <w:tcBorders>
               <w:start w:val="single" w:sz="4" w:space="0" w:color="000000"/>
               <w:bottom w:val="single" w:sz="4" w:space="0" w:color="000000"/>
@@ -2956,27 +2913,27 @@
         <w:trPr/>
         <w:tc>
           <w:tcPr>
-            <w:tcW w:w="405" w:type="dxa"/>
-            <w:tcBorders>
-              <w:start w:val="single" w:sz="4" w:space="0" w:color="000000"/>
-              <w:bottom w:val="single" w:sz="4" w:space="0" w:color="000000"/>
-            </w:tcBorders>
-          </w:tcPr>
-          <w:p>
-            <w:pPr>
-              <w:pStyle w:val="TableContents"/>
-              <w:bidi w:val="0"/>
-              <w:jc w:val="both"/>
-              <w:rPr/>
-            </w:pPr>
-            <w:r>
-              <w:rPr/>
-            </w:r>
-          </w:p>
-        </w:tc>
-        <w:tc>
-          <w:tcPr>
-            <w:tcW w:w="4899" w:type="dxa"/>
+            <w:tcW w:w="404" w:type="dxa"/>
+            <w:tcBorders>
+              <w:start w:val="single" w:sz="4" w:space="0" w:color="000000"/>
+              <w:bottom w:val="single" w:sz="4" w:space="0" w:color="000000"/>
+            </w:tcBorders>
+          </w:tcPr>
+          <w:p>
+            <w:pPr>
+              <w:pStyle w:val="TableContents"/>
+              <w:bidi w:val="0"/>
+              <w:jc w:val="both"/>
+              <w:rPr/>
+            </w:pPr>
+            <w:r>
+              <w:rPr/>
+            </w:r>
+          </w:p>
+        </w:tc>
+        <w:tc>
+          <w:tcPr>
+            <w:tcW w:w="4898" w:type="dxa"/>
             <w:tcBorders>
               <w:start w:val="single" w:sz="4" w:space="0" w:color="000000"/>
               <w:bottom w:val="single" w:sz="4" w:space="0" w:color="000000"/>
@@ -3016,7 +2973,7 @@
         </w:tc>
         <w:tc>
           <w:tcPr>
-            <w:tcW w:w="2081" w:type="dxa"/>
+            <w:tcW w:w="2079" w:type="dxa"/>
             <w:tcBorders>
               <w:start w:val="single" w:sz="4" w:space="0" w:color="000000"/>
               <w:bottom w:val="single" w:sz="4" w:space="0" w:color="000000"/>
@@ -3139,9 +3096,9 @@
       </w:tblPr>
       <w:tblGrid>
         <w:gridCol w:w="444"/>
-        <w:gridCol w:w="4860"/>
+        <w:gridCol w:w="4858"/>
         <w:gridCol w:w="2256"/>
-        <w:gridCol w:w="2081"/>
+        <w:gridCol w:w="2079"/>
       </w:tblGrid>
       <w:tr>
         <w:trPr/>
@@ -3175,7 +3132,7 @@
         </w:tc>
         <w:tc>
           <w:tcPr>
-            <w:tcW w:w="4860" w:type="dxa"/>
+            <w:tcW w:w="4858" w:type="dxa"/>
             <w:tcBorders>
               <w:top w:val="single" w:sz="4" w:space="0" w:color="000000"/>
               <w:start w:val="single" w:sz="4" w:space="0" w:color="000000"/>
@@ -3231,7 +3188,7 @@
         </w:tc>
         <w:tc>
           <w:tcPr>
-            <w:tcW w:w="2081" w:type="dxa"/>
+            <w:tcW w:w="2079" w:type="dxa"/>
             <w:tcBorders>
               <w:top w:val="single" w:sz="4" w:space="0" w:color="000000"/>
               <w:start w:val="single" w:sz="4" w:space="0" w:color="000000"/>
@@ -3278,17 +3235,13 @@
             </w:pPr>
             <w:r>
               <w:rPr/>
-              <w:t>9</w:t>
-            </w:r>
-            <w:r>
-              <w:rPr/>
-              <w:t>.</w:t>
-            </w:r>
-          </w:p>
-        </w:tc>
-        <w:tc>
-          <w:tcPr>
-            <w:tcW w:w="4860" w:type="dxa"/>
+              <w:t>9.</w:t>
+            </w:r>
+          </w:p>
+        </w:tc>
+        <w:tc>
+          <w:tcPr>
+            <w:tcW w:w="4858" w:type="dxa"/>
             <w:tcBorders>
               <w:start w:val="single" w:sz="4" w:space="0" w:color="000000"/>
               <w:bottom w:val="single" w:sz="4" w:space="0" w:color="000000"/>
@@ -3330,7 +3283,7 @@
         </w:tc>
         <w:tc>
           <w:tcPr>
-            <w:tcW w:w="2081" w:type="dxa"/>
+            <w:tcW w:w="2079" w:type="dxa"/>
             <w:tcBorders>
               <w:start w:val="single" w:sz="4" w:space="0" w:color="000000"/>
               <w:bottom w:val="single" w:sz="4" w:space="0" w:color="000000"/>
@@ -3370,17 +3323,13 @@
             </w:pPr>
             <w:r>
               <w:rPr/>
-              <w:t>10</w:t>
-            </w:r>
-            <w:r>
-              <w:rPr/>
-              <w:t>.</w:t>
-            </w:r>
-          </w:p>
-        </w:tc>
-        <w:tc>
-          <w:tcPr>
-            <w:tcW w:w="4860" w:type="dxa"/>
+              <w:t>10.</w:t>
+            </w:r>
+          </w:p>
+        </w:tc>
+        <w:tc>
+          <w:tcPr>
+            <w:tcW w:w="4858" w:type="dxa"/>
             <w:tcBorders>
               <w:start w:val="single" w:sz="4" w:space="0" w:color="000000"/>
               <w:bottom w:val="single" w:sz="4" w:space="0" w:color="000000"/>
@@ -3422,7 +3371,7 @@
         </w:tc>
         <w:tc>
           <w:tcPr>
-            <w:tcW w:w="2081" w:type="dxa"/>
+            <w:tcW w:w="2079" w:type="dxa"/>
             <w:tcBorders>
               <w:start w:val="single" w:sz="4" w:space="0" w:color="000000"/>
               <w:bottom w:val="single" w:sz="4" w:space="0" w:color="000000"/>
@@ -3462,17 +3411,13 @@
             </w:pPr>
             <w:r>
               <w:rPr/>
-              <w:t>11</w:t>
-            </w:r>
-            <w:r>
-              <w:rPr/>
-              <w:t>.</w:t>
-            </w:r>
-          </w:p>
-        </w:tc>
-        <w:tc>
-          <w:tcPr>
-            <w:tcW w:w="4860" w:type="dxa"/>
+              <w:t>11.</w:t>
+            </w:r>
+          </w:p>
+        </w:tc>
+        <w:tc>
+          <w:tcPr>
+            <w:tcW w:w="4858" w:type="dxa"/>
             <w:tcBorders>
               <w:start w:val="single" w:sz="4" w:space="0" w:color="000000"/>
               <w:bottom w:val="single" w:sz="4" w:space="0" w:color="000000"/>
@@ -3514,7 +3459,7 @@
         </w:tc>
         <w:tc>
           <w:tcPr>
-            <w:tcW w:w="2081" w:type="dxa"/>
+            <w:tcW w:w="2079" w:type="dxa"/>
             <w:tcBorders>
               <w:start w:val="single" w:sz="4" w:space="0" w:color="000000"/>
               <w:bottom w:val="single" w:sz="4" w:space="0" w:color="000000"/>
@@ -3554,17 +3499,13 @@
             </w:pPr>
             <w:r>
               <w:rPr/>
-              <w:t>12</w:t>
-            </w:r>
-            <w:r>
-              <w:rPr/>
-              <w:t>.</w:t>
-            </w:r>
-          </w:p>
-        </w:tc>
-        <w:tc>
-          <w:tcPr>
-            <w:tcW w:w="4860" w:type="dxa"/>
+              <w:t>12.</w:t>
+            </w:r>
+          </w:p>
+        </w:tc>
+        <w:tc>
+          <w:tcPr>
+            <w:tcW w:w="4858" w:type="dxa"/>
             <w:tcBorders>
               <w:start w:val="single" w:sz="4" w:space="0" w:color="000000"/>
               <w:bottom w:val="single" w:sz="4" w:space="0" w:color="000000"/>
@@ -3606,7 +3547,7 @@
         </w:tc>
         <w:tc>
           <w:tcPr>
-            <w:tcW w:w="2081" w:type="dxa"/>
+            <w:tcW w:w="2079" w:type="dxa"/>
             <w:tcBorders>
               <w:start w:val="single" w:sz="4" w:space="0" w:color="000000"/>
               <w:bottom w:val="single" w:sz="4" w:space="0" w:color="000000"/>
@@ -3646,36 +3587,28 @@
             </w:pPr>
             <w:r>
               <w:rPr/>
-              <w:t>13</w:t>
-            </w:r>
-            <w:r>
-              <w:rPr/>
-              <w:t>.</w:t>
-            </w:r>
-          </w:p>
-        </w:tc>
-        <w:tc>
-          <w:tcPr>
-            <w:tcW w:w="4860" w:type="dxa"/>
-            <w:tcBorders>
-              <w:start w:val="single" w:sz="4" w:space="0" w:color="000000"/>
-              <w:bottom w:val="single" w:sz="4" w:space="0" w:color="000000"/>
-            </w:tcBorders>
-          </w:tcPr>
-          <w:p>
-            <w:pPr>
-              <w:pStyle w:val="TableContents"/>
-              <w:bidi w:val="0"/>
-              <w:jc w:val="both"/>
-              <w:rPr/>
-            </w:pPr>
-            <w:r>
-              <w:rPr/>
-              <w:t xml:space="preserve">Database Management System </w:t>
-            </w:r>
-            <w:r>
-              <w:rPr/>
-              <w:t>Lab</w:t>
+              <w:t>13.</w:t>
+            </w:r>
+          </w:p>
+        </w:tc>
+        <w:tc>
+          <w:tcPr>
+            <w:tcW w:w="4858" w:type="dxa"/>
+            <w:tcBorders>
+              <w:start w:val="single" w:sz="4" w:space="0" w:color="000000"/>
+              <w:bottom w:val="single" w:sz="4" w:space="0" w:color="000000"/>
+            </w:tcBorders>
+          </w:tcPr>
+          <w:p>
+            <w:pPr>
+              <w:pStyle w:val="TableContents"/>
+              <w:bidi w:val="0"/>
+              <w:jc w:val="both"/>
+              <w:rPr/>
+            </w:pPr>
+            <w:r>
+              <w:rPr/>
+              <w:t>Database Management System Lab</w:t>
             </w:r>
           </w:p>
         </w:tc>
@@ -3702,7 +3635,7 @@
         </w:tc>
         <w:tc>
           <w:tcPr>
-            <w:tcW w:w="2081" w:type="dxa"/>
+            <w:tcW w:w="2079" w:type="dxa"/>
             <w:tcBorders>
               <w:start w:val="single" w:sz="4" w:space="0" w:color="000000"/>
               <w:bottom w:val="single" w:sz="4" w:space="0" w:color="000000"/>
@@ -3742,17 +3675,13 @@
             </w:pPr>
             <w:r>
               <w:rPr/>
-              <w:t>14</w:t>
-            </w:r>
-            <w:r>
-              <w:rPr/>
-              <w:t>.</w:t>
-            </w:r>
-          </w:p>
-        </w:tc>
-        <w:tc>
-          <w:tcPr>
-            <w:tcW w:w="4860" w:type="dxa"/>
+              <w:t>14.</w:t>
+            </w:r>
+          </w:p>
+        </w:tc>
+        <w:tc>
+          <w:tcPr>
+            <w:tcW w:w="4858" w:type="dxa"/>
             <w:tcBorders>
               <w:start w:val="single" w:sz="4" w:space="0" w:color="000000"/>
               <w:bottom w:val="single" w:sz="4" w:space="0" w:color="000000"/>
@@ -3794,7 +3723,7 @@
         </w:tc>
         <w:tc>
           <w:tcPr>
-            <w:tcW w:w="2081" w:type="dxa"/>
+            <w:tcW w:w="2079" w:type="dxa"/>
             <w:tcBorders>
               <w:start w:val="single" w:sz="4" w:space="0" w:color="000000"/>
               <w:bottom w:val="single" w:sz="4" w:space="0" w:color="000000"/>
@@ -3834,36 +3763,28 @@
             </w:pPr>
             <w:r>
               <w:rPr/>
-              <w:t>15</w:t>
-            </w:r>
-            <w:r>
-              <w:rPr/>
-              <w:t>.</w:t>
-            </w:r>
-          </w:p>
-        </w:tc>
-        <w:tc>
-          <w:tcPr>
-            <w:tcW w:w="4860" w:type="dxa"/>
-            <w:tcBorders>
-              <w:start w:val="single" w:sz="4" w:space="0" w:color="000000"/>
-              <w:bottom w:val="single" w:sz="4" w:space="0" w:color="000000"/>
-            </w:tcBorders>
-          </w:tcPr>
-          <w:p>
-            <w:pPr>
-              <w:pStyle w:val="TableContents"/>
-              <w:bidi w:val="0"/>
-              <w:jc w:val="both"/>
-              <w:rPr/>
-            </w:pPr>
-            <w:r>
-              <w:rPr/>
-              <w:t xml:space="preserve">Digital Logic Design </w:t>
-            </w:r>
-            <w:r>
-              <w:rPr/>
-              <w:t>Lab</w:t>
+              <w:t>15.</w:t>
+            </w:r>
+          </w:p>
+        </w:tc>
+        <w:tc>
+          <w:tcPr>
+            <w:tcW w:w="4858" w:type="dxa"/>
+            <w:tcBorders>
+              <w:start w:val="single" w:sz="4" w:space="0" w:color="000000"/>
+              <w:bottom w:val="single" w:sz="4" w:space="0" w:color="000000"/>
+            </w:tcBorders>
+          </w:tcPr>
+          <w:p>
+            <w:pPr>
+              <w:pStyle w:val="TableContents"/>
+              <w:bidi w:val="0"/>
+              <w:jc w:val="both"/>
+              <w:rPr/>
+            </w:pPr>
+            <w:r>
+              <w:rPr/>
+              <w:t>Digital Logic Design Lab</w:t>
             </w:r>
           </w:p>
         </w:tc>
@@ -3890,7 +3811,7 @@
         </w:tc>
         <w:tc>
           <w:tcPr>
-            <w:tcW w:w="2081" w:type="dxa"/>
+            <w:tcW w:w="2079" w:type="dxa"/>
             <w:tcBorders>
               <w:start w:val="single" w:sz="4" w:space="0" w:color="000000"/>
               <w:bottom w:val="single" w:sz="4" w:space="0" w:color="000000"/>
@@ -3930,17 +3851,13 @@
             </w:pPr>
             <w:r>
               <w:rPr/>
-              <w:t>16</w:t>
-            </w:r>
-            <w:r>
-              <w:rPr/>
-              <w:t>.</w:t>
-            </w:r>
-          </w:p>
-        </w:tc>
-        <w:tc>
-          <w:tcPr>
-            <w:tcW w:w="4860" w:type="dxa"/>
+              <w:t>16.</w:t>
+            </w:r>
+          </w:p>
+        </w:tc>
+        <w:tc>
+          <w:tcPr>
+            <w:tcW w:w="4858" w:type="dxa"/>
             <w:tcBorders>
               <w:start w:val="single" w:sz="4" w:space="0" w:color="000000"/>
               <w:bottom w:val="single" w:sz="4" w:space="0" w:color="000000"/>
@@ -3982,7 +3899,7 @@
         </w:tc>
         <w:tc>
           <w:tcPr>
-            <w:tcW w:w="2081" w:type="dxa"/>
+            <w:tcW w:w="2079" w:type="dxa"/>
             <w:tcBorders>
               <w:start w:val="single" w:sz="4" w:space="0" w:color="000000"/>
               <w:bottom w:val="single" w:sz="4" w:space="0" w:color="000000"/>
@@ -4027,7 +3944,7 @@
         </w:tc>
         <w:tc>
           <w:tcPr>
-            <w:tcW w:w="4860" w:type="dxa"/>
+            <w:tcW w:w="4858" w:type="dxa"/>
             <w:tcBorders>
               <w:start w:val="single" w:sz="4" w:space="0" w:color="000000"/>
               <w:bottom w:val="single" w:sz="4" w:space="0" w:color="000000"/>
@@ -4067,7 +3984,7 @@
         </w:tc>
         <w:tc>
           <w:tcPr>
-            <w:tcW w:w="2081" w:type="dxa"/>
+            <w:tcW w:w="2079" w:type="dxa"/>
             <w:tcBorders>
               <w:start w:val="single" w:sz="4" w:space="0" w:color="000000"/>
               <w:bottom w:val="single" w:sz="4" w:space="0" w:color="000000"/>
@@ -4089,14 +4006,7 @@
                 <w:b/>
                 <w:bCs/>
               </w:rPr>
-              <w:t xml:space="preserve">Total : </w:t>
-            </w:r>
-            <w:r>
-              <w:rPr>
-                <w:b/>
-                <w:bCs/>
-              </w:rPr>
-              <w:t>19.5</w:t>
+              <w:t>Total : 19.5</w:t>
             </w:r>
           </w:p>
         </w:tc>
@@ -4366,16 +4276,16 @@
         </w:tblCellMar>
       </w:tblPr>
       <w:tblGrid>
-        <w:gridCol w:w="507"/>
-        <w:gridCol w:w="4797"/>
+        <w:gridCol w:w="506"/>
+        <w:gridCol w:w="4796"/>
         <w:gridCol w:w="2256"/>
-        <w:gridCol w:w="2081"/>
+        <w:gridCol w:w="2079"/>
       </w:tblGrid>
       <w:tr>
         <w:trPr/>
         <w:tc>
           <w:tcPr>
-            <w:tcW w:w="507" w:type="dxa"/>
+            <w:tcW w:w="506" w:type="dxa"/>
             <w:tcBorders>
               <w:top w:val="single" w:sz="4" w:space="0" w:color="000000"/>
               <w:start w:val="single" w:sz="4" w:space="0" w:color="000000"/>
@@ -4403,7 +4313,7 @@
         </w:tc>
         <w:tc>
           <w:tcPr>
-            <w:tcW w:w="4797" w:type="dxa"/>
+            <w:tcW w:w="4796" w:type="dxa"/>
             <w:tcBorders>
               <w:top w:val="single" w:sz="4" w:space="0" w:color="000000"/>
               <w:start w:val="single" w:sz="4" w:space="0" w:color="000000"/>
@@ -4459,7 +4369,7 @@
         </w:tc>
         <w:tc>
           <w:tcPr>
-            <w:tcW w:w="2081" w:type="dxa"/>
+            <w:tcW w:w="2079" w:type="dxa"/>
             <w:tcBorders>
               <w:top w:val="single" w:sz="4" w:space="0" w:color="000000"/>
               <w:start w:val="single" w:sz="4" w:space="0" w:color="000000"/>
@@ -4491,7 +4401,7 @@
         <w:trPr/>
         <w:tc>
           <w:tcPr>
-            <w:tcW w:w="507" w:type="dxa"/>
+            <w:tcW w:w="506" w:type="dxa"/>
             <w:tcBorders>
               <w:start w:val="single" w:sz="4" w:space="0" w:color="000000"/>
               <w:bottom w:val="single" w:sz="4" w:space="0" w:color="000000"/>
@@ -4512,7 +4422,7 @@
         </w:tc>
         <w:tc>
           <w:tcPr>
-            <w:tcW w:w="4797" w:type="dxa"/>
+            <w:tcW w:w="4796" w:type="dxa"/>
             <w:tcBorders>
               <w:start w:val="single" w:sz="4" w:space="0" w:color="000000"/>
               <w:bottom w:val="single" w:sz="4" w:space="0" w:color="000000"/>
@@ -4554,7 +4464,7 @@
         </w:tc>
         <w:tc>
           <w:tcPr>
-            <w:tcW w:w="2081" w:type="dxa"/>
+            <w:tcW w:w="2079" w:type="dxa"/>
             <w:tcBorders>
               <w:start w:val="single" w:sz="4" w:space="0" w:color="000000"/>
               <w:bottom w:val="single" w:sz="4" w:space="0" w:color="000000"/>
@@ -4579,7 +4489,7 @@
         <w:trPr/>
         <w:tc>
           <w:tcPr>
-            <w:tcW w:w="507" w:type="dxa"/>
+            <w:tcW w:w="506" w:type="dxa"/>
             <w:tcBorders>
               <w:start w:val="single" w:sz="4" w:space="0" w:color="000000"/>
               <w:bottom w:val="single" w:sz="4" w:space="0" w:color="000000"/>
@@ -4600,26 +4510,22 @@
         </w:tc>
         <w:tc>
           <w:tcPr>
-            <w:tcW w:w="4797" w:type="dxa"/>
-            <w:tcBorders>
-              <w:start w:val="single" w:sz="4" w:space="0" w:color="000000"/>
-              <w:bottom w:val="single" w:sz="4" w:space="0" w:color="000000"/>
-            </w:tcBorders>
-          </w:tcPr>
-          <w:p>
-            <w:pPr>
-              <w:pStyle w:val="TableContents"/>
-              <w:bidi w:val="0"/>
-              <w:jc w:val="both"/>
-              <w:rPr/>
-            </w:pPr>
-            <w:r>
-              <w:rPr/>
-              <w:t xml:space="preserve">Software Engineering &amp; Information System Design </w:t>
-            </w:r>
-            <w:r>
-              <w:rPr/>
-              <w:t>Lab</w:t>
+            <w:tcW w:w="4796" w:type="dxa"/>
+            <w:tcBorders>
+              <w:start w:val="single" w:sz="4" w:space="0" w:color="000000"/>
+              <w:bottom w:val="single" w:sz="4" w:space="0" w:color="000000"/>
+            </w:tcBorders>
+          </w:tcPr>
+          <w:p>
+            <w:pPr>
+              <w:pStyle w:val="TableContents"/>
+              <w:bidi w:val="0"/>
+              <w:jc w:val="both"/>
+              <w:rPr/>
+            </w:pPr>
+            <w:r>
+              <w:rPr/>
+              <w:t>Software Engineering &amp; Information System Design Lab</w:t>
             </w:r>
           </w:p>
         </w:tc>
@@ -4646,7 +4552,7 @@
         </w:tc>
         <w:tc>
           <w:tcPr>
-            <w:tcW w:w="2081" w:type="dxa"/>
+            <w:tcW w:w="2079" w:type="dxa"/>
             <w:tcBorders>
               <w:start w:val="single" w:sz="4" w:space="0" w:color="000000"/>
               <w:bottom w:val="single" w:sz="4" w:space="0" w:color="000000"/>
@@ -4671,7 +4577,7 @@
         <w:trPr/>
         <w:tc>
           <w:tcPr>
-            <w:tcW w:w="507" w:type="dxa"/>
+            <w:tcW w:w="506" w:type="dxa"/>
             <w:tcBorders>
               <w:start w:val="single" w:sz="4" w:space="0" w:color="000000"/>
               <w:bottom w:val="single" w:sz="4" w:space="0" w:color="000000"/>
@@ -4692,7 +4598,7 @@
         </w:tc>
         <w:tc>
           <w:tcPr>
-            <w:tcW w:w="4797" w:type="dxa"/>
+            <w:tcW w:w="4796" w:type="dxa"/>
             <w:tcBorders>
               <w:start w:val="single" w:sz="4" w:space="0" w:color="000000"/>
               <w:bottom w:val="single" w:sz="4" w:space="0" w:color="000000"/>
@@ -4734,7 +4640,7 @@
         </w:tc>
         <w:tc>
           <w:tcPr>
-            <w:tcW w:w="2081" w:type="dxa"/>
+            <w:tcW w:w="2079" w:type="dxa"/>
             <w:tcBorders>
               <w:start w:val="single" w:sz="4" w:space="0" w:color="000000"/>
               <w:bottom w:val="single" w:sz="4" w:space="0" w:color="000000"/>
@@ -4759,7 +4665,7 @@
         <w:trPr/>
         <w:tc>
           <w:tcPr>
-            <w:tcW w:w="507" w:type="dxa"/>
+            <w:tcW w:w="506" w:type="dxa"/>
             <w:tcBorders>
               <w:start w:val="single" w:sz="4" w:space="0" w:color="000000"/>
               <w:bottom w:val="single" w:sz="4" w:space="0" w:color="000000"/>
@@ -4780,26 +4686,22 @@
         </w:tc>
         <w:tc>
           <w:tcPr>
-            <w:tcW w:w="4797" w:type="dxa"/>
-            <w:tcBorders>
-              <w:start w:val="single" w:sz="4" w:space="0" w:color="000000"/>
-              <w:bottom w:val="single" w:sz="4" w:space="0" w:color="000000"/>
-            </w:tcBorders>
-          </w:tcPr>
-          <w:p>
-            <w:pPr>
-              <w:pStyle w:val="TableContents"/>
-              <w:bidi w:val="0"/>
-              <w:jc w:val="both"/>
-              <w:rPr/>
-            </w:pPr>
-            <w:r>
-              <w:rPr/>
-              <w:t xml:space="preserve">Compiler Design </w:t>
-            </w:r>
-            <w:r>
-              <w:rPr/>
-              <w:t>Lab</w:t>
+            <w:tcW w:w="4796" w:type="dxa"/>
+            <w:tcBorders>
+              <w:start w:val="single" w:sz="4" w:space="0" w:color="000000"/>
+              <w:bottom w:val="single" w:sz="4" w:space="0" w:color="000000"/>
+            </w:tcBorders>
+          </w:tcPr>
+          <w:p>
+            <w:pPr>
+              <w:pStyle w:val="TableContents"/>
+              <w:bidi w:val="0"/>
+              <w:jc w:val="both"/>
+              <w:rPr/>
+            </w:pPr>
+            <w:r>
+              <w:rPr/>
+              <w:t>Compiler Design Lab</w:t>
             </w:r>
           </w:p>
         </w:tc>
@@ -4826,7 +4728,7 @@
         </w:tc>
         <w:tc>
           <w:tcPr>
-            <w:tcW w:w="2081" w:type="dxa"/>
+            <w:tcW w:w="2079" w:type="dxa"/>
             <w:tcBorders>
               <w:start w:val="single" w:sz="4" w:space="0" w:color="000000"/>
               <w:bottom w:val="single" w:sz="4" w:space="0" w:color="000000"/>
@@ -4851,7 +4753,7 @@
         <w:trPr/>
         <w:tc>
           <w:tcPr>
-            <w:tcW w:w="507" w:type="dxa"/>
+            <w:tcW w:w="506" w:type="dxa"/>
             <w:tcBorders>
               <w:start w:val="single" w:sz="4" w:space="0" w:color="000000"/>
               <w:bottom w:val="single" w:sz="4" w:space="0" w:color="000000"/>
@@ -4872,7 +4774,7 @@
         </w:tc>
         <w:tc>
           <w:tcPr>
-            <w:tcW w:w="4797" w:type="dxa"/>
+            <w:tcW w:w="4796" w:type="dxa"/>
             <w:tcBorders>
               <w:start w:val="single" w:sz="4" w:space="0" w:color="000000"/>
               <w:bottom w:val="single" w:sz="4" w:space="0" w:color="000000"/>
@@ -4914,7 +4816,7 @@
         </w:tc>
         <w:tc>
           <w:tcPr>
-            <w:tcW w:w="2081" w:type="dxa"/>
+            <w:tcW w:w="2079" w:type="dxa"/>
             <w:tcBorders>
               <w:start w:val="single" w:sz="4" w:space="0" w:color="000000"/>
               <w:bottom w:val="single" w:sz="4" w:space="0" w:color="000000"/>
@@ -4939,7 +4841,7 @@
         <w:trPr/>
         <w:tc>
           <w:tcPr>
-            <w:tcW w:w="507" w:type="dxa"/>
+            <w:tcW w:w="506" w:type="dxa"/>
             <w:tcBorders>
               <w:start w:val="single" w:sz="4" w:space="0" w:color="000000"/>
               <w:bottom w:val="single" w:sz="4" w:space="0" w:color="000000"/>
@@ -4960,26 +4862,22 @@
         </w:tc>
         <w:tc>
           <w:tcPr>
-            <w:tcW w:w="4797" w:type="dxa"/>
-            <w:tcBorders>
-              <w:start w:val="single" w:sz="4" w:space="0" w:color="000000"/>
-              <w:bottom w:val="single" w:sz="4" w:space="0" w:color="000000"/>
-            </w:tcBorders>
-          </w:tcPr>
-          <w:p>
-            <w:pPr>
-              <w:pStyle w:val="TableContents"/>
-              <w:bidi w:val="0"/>
-              <w:jc w:val="both"/>
-              <w:rPr/>
-            </w:pPr>
-            <w:r>
-              <w:rPr/>
-              <w:t xml:space="preserve">Microprocessor &amp; ALP </w:t>
-            </w:r>
-            <w:r>
-              <w:rPr/>
-              <w:t>Lab</w:t>
+            <w:tcW w:w="4796" w:type="dxa"/>
+            <w:tcBorders>
+              <w:start w:val="single" w:sz="4" w:space="0" w:color="000000"/>
+              <w:bottom w:val="single" w:sz="4" w:space="0" w:color="000000"/>
+            </w:tcBorders>
+          </w:tcPr>
+          <w:p>
+            <w:pPr>
+              <w:pStyle w:val="TableContents"/>
+              <w:bidi w:val="0"/>
+              <w:jc w:val="both"/>
+              <w:rPr/>
+            </w:pPr>
+            <w:r>
+              <w:rPr/>
+              <w:t>Microprocessor &amp; ALP Lab</w:t>
             </w:r>
           </w:p>
         </w:tc>
@@ -5006,7 +4904,7 @@
         </w:tc>
         <w:tc>
           <w:tcPr>
-            <w:tcW w:w="2081" w:type="dxa"/>
+            <w:tcW w:w="2079" w:type="dxa"/>
             <w:tcBorders>
               <w:start w:val="single" w:sz="4" w:space="0" w:color="000000"/>
               <w:bottom w:val="single" w:sz="4" w:space="0" w:color="000000"/>
@@ -5031,7 +4929,7 @@
         <w:trPr/>
         <w:tc>
           <w:tcPr>
-            <w:tcW w:w="507" w:type="dxa"/>
+            <w:tcW w:w="506" w:type="dxa"/>
             <w:tcBorders>
               <w:start w:val="single" w:sz="4" w:space="0" w:color="000000"/>
               <w:bottom w:val="single" w:sz="4" w:space="0" w:color="000000"/>
@@ -5052,7 +4950,7 @@
         </w:tc>
         <w:tc>
           <w:tcPr>
-            <w:tcW w:w="4797" w:type="dxa"/>
+            <w:tcW w:w="4796" w:type="dxa"/>
             <w:tcBorders>
               <w:start w:val="single" w:sz="4" w:space="0" w:color="000000"/>
               <w:bottom w:val="single" w:sz="4" w:space="0" w:color="000000"/>
@@ -5094,7 +4992,7 @@
         </w:tc>
         <w:tc>
           <w:tcPr>
-            <w:tcW w:w="2081" w:type="dxa"/>
+            <w:tcW w:w="2079" w:type="dxa"/>
             <w:tcBorders>
               <w:start w:val="single" w:sz="4" w:space="0" w:color="000000"/>
               <w:bottom w:val="single" w:sz="4" w:space="0" w:color="000000"/>
@@ -5119,7 +5017,7 @@
         <w:trPr/>
         <w:tc>
           <w:tcPr>
-            <w:tcW w:w="507" w:type="dxa"/>
+            <w:tcW w:w="506" w:type="dxa"/>
             <w:tcBorders>
               <w:start w:val="single" w:sz="4" w:space="0" w:color="000000"/>
               <w:bottom w:val="single" w:sz="4" w:space="0" w:color="000000"/>
@@ -5140,7 +5038,7 @@
         </w:tc>
         <w:tc>
           <w:tcPr>
-            <w:tcW w:w="4797" w:type="dxa"/>
+            <w:tcW w:w="4796" w:type="dxa"/>
             <w:tcBorders>
               <w:start w:val="single" w:sz="4" w:space="0" w:color="000000"/>
               <w:bottom w:val="single" w:sz="4" w:space="0" w:color="000000"/>
@@ -5182,7 +5080,7 @@
         </w:tc>
         <w:tc>
           <w:tcPr>
-            <w:tcW w:w="2081" w:type="dxa"/>
+            <w:tcW w:w="2079" w:type="dxa"/>
             <w:tcBorders>
               <w:start w:val="single" w:sz="4" w:space="0" w:color="000000"/>
               <w:bottom w:val="single" w:sz="4" w:space="0" w:color="000000"/>
@@ -5207,7 +5105,7 @@
         <w:trPr/>
         <w:tc>
           <w:tcPr>
-            <w:tcW w:w="507" w:type="dxa"/>
+            <w:tcW w:w="506" w:type="dxa"/>
             <w:tcBorders>
               <w:start w:val="single" w:sz="4" w:space="0" w:color="000000"/>
               <w:bottom w:val="single" w:sz="4" w:space="0" w:color="000000"/>
@@ -5228,7 +5126,7 @@
         </w:tc>
         <w:tc>
           <w:tcPr>
-            <w:tcW w:w="4797" w:type="dxa"/>
+            <w:tcW w:w="4796" w:type="dxa"/>
             <w:tcBorders>
               <w:start w:val="single" w:sz="4" w:space="0" w:color="000000"/>
               <w:bottom w:val="single" w:sz="4" w:space="0" w:color="000000"/>
@@ -5270,7 +5168,7 @@
         </w:tc>
         <w:tc>
           <w:tcPr>
-            <w:tcW w:w="2081" w:type="dxa"/>
+            <w:tcW w:w="2079" w:type="dxa"/>
             <w:tcBorders>
               <w:start w:val="single" w:sz="4" w:space="0" w:color="000000"/>
               <w:bottom w:val="single" w:sz="4" w:space="0" w:color="000000"/>
@@ -5295,27 +5193,27 @@
         <w:trPr/>
         <w:tc>
           <w:tcPr>
-            <w:tcW w:w="507" w:type="dxa"/>
-            <w:tcBorders>
-              <w:start w:val="single" w:sz="4" w:space="0" w:color="000000"/>
-              <w:bottom w:val="single" w:sz="4" w:space="0" w:color="000000"/>
-            </w:tcBorders>
-          </w:tcPr>
-          <w:p>
-            <w:pPr>
-              <w:pStyle w:val="TableContents"/>
-              <w:bidi w:val="0"/>
-              <w:jc w:val="both"/>
-              <w:rPr/>
-            </w:pPr>
-            <w:r>
-              <w:rPr/>
-            </w:r>
-          </w:p>
-        </w:tc>
-        <w:tc>
-          <w:tcPr>
-            <w:tcW w:w="4797" w:type="dxa"/>
+            <w:tcW w:w="506" w:type="dxa"/>
+            <w:tcBorders>
+              <w:start w:val="single" w:sz="4" w:space="0" w:color="000000"/>
+              <w:bottom w:val="single" w:sz="4" w:space="0" w:color="000000"/>
+            </w:tcBorders>
+          </w:tcPr>
+          <w:p>
+            <w:pPr>
+              <w:pStyle w:val="TableContents"/>
+              <w:bidi w:val="0"/>
+              <w:jc w:val="both"/>
+              <w:rPr/>
+            </w:pPr>
+            <w:r>
+              <w:rPr/>
+            </w:r>
+          </w:p>
+        </w:tc>
+        <w:tc>
+          <w:tcPr>
+            <w:tcW w:w="4796" w:type="dxa"/>
             <w:tcBorders>
               <w:start w:val="single" w:sz="4" w:space="0" w:color="000000"/>
               <w:bottom w:val="single" w:sz="4" w:space="0" w:color="000000"/>
@@ -5355,7 +5253,7 @@
         </w:tc>
         <w:tc>
           <w:tcPr>
-            <w:tcW w:w="2081" w:type="dxa"/>
+            <w:tcW w:w="2079" w:type="dxa"/>
             <w:tcBorders>
               <w:start w:val="single" w:sz="4" w:space="0" w:color="000000"/>
               <w:bottom w:val="single" w:sz="4" w:space="0" w:color="000000"/>
@@ -5430,16 +5328,16 @@
         </w:tblCellMar>
       </w:tblPr>
       <w:tblGrid>
-        <w:gridCol w:w="507"/>
-        <w:gridCol w:w="4797"/>
+        <w:gridCol w:w="506"/>
+        <w:gridCol w:w="4796"/>
         <w:gridCol w:w="2256"/>
-        <w:gridCol w:w="2081"/>
+        <w:gridCol w:w="2079"/>
       </w:tblGrid>
       <w:tr>
         <w:trPr/>
         <w:tc>
           <w:tcPr>
-            <w:tcW w:w="507" w:type="dxa"/>
+            <w:tcW w:w="506" w:type="dxa"/>
             <w:tcBorders>
               <w:top w:val="single" w:sz="4" w:space="0" w:color="000000"/>
               <w:start w:val="single" w:sz="4" w:space="0" w:color="000000"/>
@@ -5467,7 +5365,7 @@
         </w:tc>
         <w:tc>
           <w:tcPr>
-            <w:tcW w:w="4797" w:type="dxa"/>
+            <w:tcW w:w="4796" w:type="dxa"/>
             <w:tcBorders>
               <w:top w:val="single" w:sz="4" w:space="0" w:color="000000"/>
               <w:start w:val="single" w:sz="4" w:space="0" w:color="000000"/>
@@ -5523,7 +5421,7 @@
         </w:tc>
         <w:tc>
           <w:tcPr>
-            <w:tcW w:w="2081" w:type="dxa"/>
+            <w:tcW w:w="2079" w:type="dxa"/>
             <w:tcBorders>
               <w:top w:val="single" w:sz="4" w:space="0" w:color="000000"/>
               <w:start w:val="single" w:sz="4" w:space="0" w:color="000000"/>
@@ -5555,36 +5453,28 @@
         <w:trPr/>
         <w:tc>
           <w:tcPr>
-            <w:tcW w:w="507" w:type="dxa"/>
-            <w:tcBorders>
-              <w:start w:val="single" w:sz="4" w:space="0" w:color="000000"/>
-              <w:bottom w:val="single" w:sz="4" w:space="0" w:color="000000"/>
-            </w:tcBorders>
-          </w:tcPr>
-          <w:p>
-            <w:pPr>
-              <w:pStyle w:val="TableContents"/>
-              <w:bidi w:val="0"/>
-              <w:jc w:val="both"/>
-              <w:rPr/>
-            </w:pPr>
-            <w:r>
-              <w:rPr/>
-              <w:t>1</w:t>
-            </w:r>
-            <w:r>
-              <w:rPr/>
-              <w:t>0</w:t>
-            </w:r>
-            <w:r>
-              <w:rPr/>
-              <w:t>.</w:t>
-            </w:r>
-          </w:p>
-        </w:tc>
-        <w:tc>
-          <w:tcPr>
-            <w:tcW w:w="4797" w:type="dxa"/>
+            <w:tcW w:w="506" w:type="dxa"/>
+            <w:tcBorders>
+              <w:start w:val="single" w:sz="4" w:space="0" w:color="000000"/>
+              <w:bottom w:val="single" w:sz="4" w:space="0" w:color="000000"/>
+            </w:tcBorders>
+          </w:tcPr>
+          <w:p>
+            <w:pPr>
+              <w:pStyle w:val="TableContents"/>
+              <w:bidi w:val="0"/>
+              <w:jc w:val="both"/>
+              <w:rPr/>
+            </w:pPr>
+            <w:r>
+              <w:rPr/>
+              <w:t>10.</w:t>
+            </w:r>
+          </w:p>
+        </w:tc>
+        <w:tc>
+          <w:tcPr>
+            <w:tcW w:w="4796" w:type="dxa"/>
             <w:tcBorders>
               <w:start w:val="single" w:sz="4" w:space="0" w:color="000000"/>
               <w:bottom w:val="single" w:sz="4" w:space="0" w:color="000000"/>
@@ -5626,7 +5516,7 @@
         </w:tc>
         <w:tc>
           <w:tcPr>
-            <w:tcW w:w="2081" w:type="dxa"/>
+            <w:tcW w:w="2079" w:type="dxa"/>
             <w:tcBorders>
               <w:start w:val="single" w:sz="4" w:space="0" w:color="000000"/>
               <w:bottom w:val="single" w:sz="4" w:space="0" w:color="000000"/>
@@ -5651,32 +5541,28 @@
         <w:trPr/>
         <w:tc>
           <w:tcPr>
-            <w:tcW w:w="507" w:type="dxa"/>
-            <w:tcBorders>
-              <w:start w:val="single" w:sz="4" w:space="0" w:color="000000"/>
-              <w:bottom w:val="single" w:sz="4" w:space="0" w:color="000000"/>
-            </w:tcBorders>
-          </w:tcPr>
-          <w:p>
-            <w:pPr>
-              <w:pStyle w:val="TableContents"/>
-              <w:bidi w:val="0"/>
-              <w:jc w:val="both"/>
-              <w:rPr/>
-            </w:pPr>
-            <w:r>
-              <w:rPr/>
-              <w:t>11</w:t>
-            </w:r>
-            <w:r>
-              <w:rPr/>
-              <w:t>.</w:t>
-            </w:r>
-          </w:p>
-        </w:tc>
-        <w:tc>
-          <w:tcPr>
-            <w:tcW w:w="4797" w:type="dxa"/>
+            <w:tcW w:w="506" w:type="dxa"/>
+            <w:tcBorders>
+              <w:start w:val="single" w:sz="4" w:space="0" w:color="000000"/>
+              <w:bottom w:val="single" w:sz="4" w:space="0" w:color="000000"/>
+            </w:tcBorders>
+          </w:tcPr>
+          <w:p>
+            <w:pPr>
+              <w:pStyle w:val="TableContents"/>
+              <w:bidi w:val="0"/>
+              <w:jc w:val="both"/>
+              <w:rPr/>
+            </w:pPr>
+            <w:r>
+              <w:rPr/>
+              <w:t>11.</w:t>
+            </w:r>
+          </w:p>
+        </w:tc>
+        <w:tc>
+          <w:tcPr>
+            <w:tcW w:w="4796" w:type="dxa"/>
             <w:tcBorders>
               <w:start w:val="single" w:sz="4" w:space="0" w:color="000000"/>
               <w:bottom w:val="single" w:sz="4" w:space="0" w:color="000000"/>
@@ -5718,7 +5604,7 @@
         </w:tc>
         <w:tc>
           <w:tcPr>
-            <w:tcW w:w="2081" w:type="dxa"/>
+            <w:tcW w:w="2079" w:type="dxa"/>
             <w:tcBorders>
               <w:start w:val="single" w:sz="4" w:space="0" w:color="000000"/>
               <w:bottom w:val="single" w:sz="4" w:space="0" w:color="000000"/>
@@ -5743,7 +5629,7 @@
         <w:trPr/>
         <w:tc>
           <w:tcPr>
-            <w:tcW w:w="507" w:type="dxa"/>
+            <w:tcW w:w="506" w:type="dxa"/>
             <w:tcBorders>
               <w:start w:val="single" w:sz="4" w:space="0" w:color="000000"/>
               <w:bottom w:val="single" w:sz="4" w:space="0" w:color="000000"/>
@@ -5764,7 +5650,7 @@
         </w:tc>
         <w:tc>
           <w:tcPr>
-            <w:tcW w:w="4797" w:type="dxa"/>
+            <w:tcW w:w="4796" w:type="dxa"/>
             <w:tcBorders>
               <w:start w:val="single" w:sz="4" w:space="0" w:color="000000"/>
               <w:bottom w:val="single" w:sz="4" w:space="0" w:color="000000"/>
@@ -5806,7 +5692,7 @@
         </w:tc>
         <w:tc>
           <w:tcPr>
-            <w:tcW w:w="2081" w:type="dxa"/>
+            <w:tcW w:w="2079" w:type="dxa"/>
             <w:tcBorders>
               <w:start w:val="single" w:sz="4" w:space="0" w:color="000000"/>
               <w:bottom w:val="single" w:sz="4" w:space="0" w:color="000000"/>
@@ -5831,32 +5717,28 @@
         <w:trPr/>
         <w:tc>
           <w:tcPr>
-            <w:tcW w:w="507" w:type="dxa"/>
-            <w:tcBorders>
-              <w:start w:val="single" w:sz="4" w:space="0" w:color="000000"/>
-              <w:bottom w:val="single" w:sz="4" w:space="0" w:color="000000"/>
-            </w:tcBorders>
-          </w:tcPr>
-          <w:p>
-            <w:pPr>
-              <w:pStyle w:val="TableContents"/>
-              <w:bidi w:val="0"/>
-              <w:jc w:val="both"/>
-              <w:rPr/>
-            </w:pPr>
-            <w:r>
-              <w:rPr/>
-              <w:t>13</w:t>
-            </w:r>
-            <w:r>
-              <w:rPr/>
-              <w:t>.</w:t>
-            </w:r>
-          </w:p>
-        </w:tc>
-        <w:tc>
-          <w:tcPr>
-            <w:tcW w:w="4797" w:type="dxa"/>
+            <w:tcW w:w="506" w:type="dxa"/>
+            <w:tcBorders>
+              <w:start w:val="single" w:sz="4" w:space="0" w:color="000000"/>
+              <w:bottom w:val="single" w:sz="4" w:space="0" w:color="000000"/>
+            </w:tcBorders>
+          </w:tcPr>
+          <w:p>
+            <w:pPr>
+              <w:pStyle w:val="TableContents"/>
+              <w:bidi w:val="0"/>
+              <w:jc w:val="both"/>
+              <w:rPr/>
+            </w:pPr>
+            <w:r>
+              <w:rPr/>
+              <w:t>13.</w:t>
+            </w:r>
+          </w:p>
+        </w:tc>
+        <w:tc>
+          <w:tcPr>
+            <w:tcW w:w="4796" w:type="dxa"/>
             <w:tcBorders>
               <w:start w:val="single" w:sz="4" w:space="0" w:color="000000"/>
               <w:bottom w:val="single" w:sz="4" w:space="0" w:color="000000"/>
@@ -5898,7 +5780,7 @@
         </w:tc>
         <w:tc>
           <w:tcPr>
-            <w:tcW w:w="2081" w:type="dxa"/>
+            <w:tcW w:w="2079" w:type="dxa"/>
             <w:tcBorders>
               <w:start w:val="single" w:sz="4" w:space="0" w:color="000000"/>
               <w:bottom w:val="single" w:sz="4" w:space="0" w:color="000000"/>
@@ -5923,32 +5805,28 @@
         <w:trPr/>
         <w:tc>
           <w:tcPr>
-            <w:tcW w:w="507" w:type="dxa"/>
-            <w:tcBorders>
-              <w:start w:val="single" w:sz="4" w:space="0" w:color="000000"/>
-              <w:bottom w:val="single" w:sz="4" w:space="0" w:color="000000"/>
-            </w:tcBorders>
-          </w:tcPr>
-          <w:p>
-            <w:pPr>
-              <w:pStyle w:val="TableContents"/>
-              <w:bidi w:val="0"/>
-              <w:jc w:val="both"/>
-              <w:rPr/>
-            </w:pPr>
-            <w:r>
-              <w:rPr/>
-              <w:t>14</w:t>
-            </w:r>
-            <w:r>
-              <w:rPr/>
-              <w:t>.</w:t>
-            </w:r>
-          </w:p>
-        </w:tc>
-        <w:tc>
-          <w:tcPr>
-            <w:tcW w:w="4797" w:type="dxa"/>
+            <w:tcW w:w="506" w:type="dxa"/>
+            <w:tcBorders>
+              <w:start w:val="single" w:sz="4" w:space="0" w:color="000000"/>
+              <w:bottom w:val="single" w:sz="4" w:space="0" w:color="000000"/>
+            </w:tcBorders>
+          </w:tcPr>
+          <w:p>
+            <w:pPr>
+              <w:pStyle w:val="TableContents"/>
+              <w:bidi w:val="0"/>
+              <w:jc w:val="both"/>
+              <w:rPr/>
+            </w:pPr>
+            <w:r>
+              <w:rPr/>
+              <w:t>14.</w:t>
+            </w:r>
+          </w:p>
+        </w:tc>
+        <w:tc>
+          <w:tcPr>
+            <w:tcW w:w="4796" w:type="dxa"/>
             <w:tcBorders>
               <w:start w:val="single" w:sz="4" w:space="0" w:color="000000"/>
               <w:bottom w:val="single" w:sz="4" w:space="0" w:color="000000"/>
@@ -5990,7 +5868,7 @@
         </w:tc>
         <w:tc>
           <w:tcPr>
-            <w:tcW w:w="2081" w:type="dxa"/>
+            <w:tcW w:w="2079" w:type="dxa"/>
             <w:tcBorders>
               <w:start w:val="single" w:sz="4" w:space="0" w:color="000000"/>
               <w:bottom w:val="single" w:sz="4" w:space="0" w:color="000000"/>
@@ -6015,51 +5893,43 @@
         <w:trPr/>
         <w:tc>
           <w:tcPr>
-            <w:tcW w:w="507" w:type="dxa"/>
-            <w:tcBorders>
-              <w:start w:val="single" w:sz="4" w:space="0" w:color="000000"/>
-              <w:bottom w:val="single" w:sz="4" w:space="0" w:color="000000"/>
-            </w:tcBorders>
-          </w:tcPr>
-          <w:p>
-            <w:pPr>
-              <w:pStyle w:val="TableContents"/>
-              <w:bidi w:val="0"/>
-              <w:jc w:val="both"/>
-              <w:rPr/>
-            </w:pPr>
-            <w:r>
-              <w:rPr/>
-              <w:t>15</w:t>
-            </w:r>
-            <w:r>
-              <w:rPr/>
-              <w:t>.</w:t>
-            </w:r>
-          </w:p>
-        </w:tc>
-        <w:tc>
-          <w:tcPr>
-            <w:tcW w:w="4797" w:type="dxa"/>
-            <w:tcBorders>
-              <w:start w:val="single" w:sz="4" w:space="0" w:color="000000"/>
-              <w:bottom w:val="single" w:sz="4" w:space="0" w:color="000000"/>
-            </w:tcBorders>
-          </w:tcPr>
-          <w:p>
-            <w:pPr>
-              <w:pStyle w:val="TableContents"/>
-              <w:bidi w:val="0"/>
-              <w:jc w:val="both"/>
-              <w:rPr/>
-            </w:pPr>
-            <w:r>
-              <w:rPr/>
-              <w:t xml:space="preserve">Computer Networks </w:t>
-            </w:r>
-            <w:r>
-              <w:rPr/>
-              <w:t>Lab</w:t>
+            <w:tcW w:w="506" w:type="dxa"/>
+            <w:tcBorders>
+              <w:start w:val="single" w:sz="4" w:space="0" w:color="000000"/>
+              <w:bottom w:val="single" w:sz="4" w:space="0" w:color="000000"/>
+            </w:tcBorders>
+          </w:tcPr>
+          <w:p>
+            <w:pPr>
+              <w:pStyle w:val="TableContents"/>
+              <w:bidi w:val="0"/>
+              <w:jc w:val="both"/>
+              <w:rPr/>
+            </w:pPr>
+            <w:r>
+              <w:rPr/>
+              <w:t>15.</w:t>
+            </w:r>
+          </w:p>
+        </w:tc>
+        <w:tc>
+          <w:tcPr>
+            <w:tcW w:w="4796" w:type="dxa"/>
+            <w:tcBorders>
+              <w:start w:val="single" w:sz="4" w:space="0" w:color="000000"/>
+              <w:bottom w:val="single" w:sz="4" w:space="0" w:color="000000"/>
+            </w:tcBorders>
+          </w:tcPr>
+          <w:p>
+            <w:pPr>
+              <w:pStyle w:val="TableContents"/>
+              <w:bidi w:val="0"/>
+              <w:jc w:val="both"/>
+              <w:rPr/>
+            </w:pPr>
+            <w:r>
+              <w:rPr/>
+              <w:t>Computer Networks Lab</w:t>
             </w:r>
           </w:p>
         </w:tc>
@@ -6086,7 +5956,7 @@
         </w:tc>
         <w:tc>
           <w:tcPr>
-            <w:tcW w:w="2081" w:type="dxa"/>
+            <w:tcW w:w="2079" w:type="dxa"/>
             <w:tcBorders>
               <w:start w:val="single" w:sz="4" w:space="0" w:color="000000"/>
               <w:bottom w:val="single" w:sz="4" w:space="0" w:color="000000"/>
@@ -6111,32 +5981,28 @@
         <w:trPr/>
         <w:tc>
           <w:tcPr>
-            <w:tcW w:w="507" w:type="dxa"/>
-            <w:tcBorders>
-              <w:start w:val="single" w:sz="4" w:space="0" w:color="000000"/>
-              <w:bottom w:val="single" w:sz="4" w:space="0" w:color="000000"/>
-            </w:tcBorders>
-          </w:tcPr>
-          <w:p>
-            <w:pPr>
-              <w:pStyle w:val="TableContents"/>
-              <w:bidi w:val="0"/>
-              <w:jc w:val="both"/>
-              <w:rPr/>
-            </w:pPr>
-            <w:r>
-              <w:rPr/>
-              <w:t>16</w:t>
-            </w:r>
-            <w:r>
-              <w:rPr/>
-              <w:t>.</w:t>
-            </w:r>
-          </w:p>
-        </w:tc>
-        <w:tc>
-          <w:tcPr>
-            <w:tcW w:w="4797" w:type="dxa"/>
+            <w:tcW w:w="506" w:type="dxa"/>
+            <w:tcBorders>
+              <w:start w:val="single" w:sz="4" w:space="0" w:color="000000"/>
+              <w:bottom w:val="single" w:sz="4" w:space="0" w:color="000000"/>
+            </w:tcBorders>
+          </w:tcPr>
+          <w:p>
+            <w:pPr>
+              <w:pStyle w:val="TableContents"/>
+              <w:bidi w:val="0"/>
+              <w:jc w:val="both"/>
+              <w:rPr/>
+            </w:pPr>
+            <w:r>
+              <w:rPr/>
+              <w:t>16.</w:t>
+            </w:r>
+          </w:p>
+        </w:tc>
+        <w:tc>
+          <w:tcPr>
+            <w:tcW w:w="4796" w:type="dxa"/>
             <w:tcBorders>
               <w:start w:val="single" w:sz="4" w:space="0" w:color="000000"/>
               <w:bottom w:val="single" w:sz="4" w:space="0" w:color="000000"/>
@@ -6178,7 +6044,7 @@
         </w:tc>
         <w:tc>
           <w:tcPr>
-            <w:tcW w:w="2081" w:type="dxa"/>
+            <w:tcW w:w="2079" w:type="dxa"/>
             <w:tcBorders>
               <w:start w:val="single" w:sz="4" w:space="0" w:color="000000"/>
               <w:bottom w:val="single" w:sz="4" w:space="0" w:color="000000"/>
@@ -6203,32 +6069,28 @@
         <w:trPr/>
         <w:tc>
           <w:tcPr>
-            <w:tcW w:w="507" w:type="dxa"/>
-            <w:tcBorders>
-              <w:start w:val="single" w:sz="4" w:space="0" w:color="000000"/>
-              <w:bottom w:val="single" w:sz="4" w:space="0" w:color="000000"/>
-            </w:tcBorders>
-          </w:tcPr>
-          <w:p>
-            <w:pPr>
-              <w:pStyle w:val="TableContents"/>
-              <w:bidi w:val="0"/>
-              <w:jc w:val="both"/>
-              <w:rPr/>
-            </w:pPr>
-            <w:r>
-              <w:rPr/>
-              <w:t>17</w:t>
-            </w:r>
-            <w:r>
-              <w:rPr/>
-              <w:t>.</w:t>
-            </w:r>
-          </w:p>
-        </w:tc>
-        <w:tc>
-          <w:tcPr>
-            <w:tcW w:w="4797" w:type="dxa"/>
+            <w:tcW w:w="506" w:type="dxa"/>
+            <w:tcBorders>
+              <w:start w:val="single" w:sz="4" w:space="0" w:color="000000"/>
+              <w:bottom w:val="single" w:sz="4" w:space="0" w:color="000000"/>
+            </w:tcBorders>
+          </w:tcPr>
+          <w:p>
+            <w:pPr>
+              <w:pStyle w:val="TableContents"/>
+              <w:bidi w:val="0"/>
+              <w:jc w:val="both"/>
+              <w:rPr/>
+            </w:pPr>
+            <w:r>
+              <w:rPr/>
+              <w:t>17.</w:t>
+            </w:r>
+          </w:p>
+        </w:tc>
+        <w:tc>
+          <w:tcPr>
+            <w:tcW w:w="4796" w:type="dxa"/>
             <w:tcBorders>
               <w:start w:val="single" w:sz="4" w:space="0" w:color="000000"/>
               <w:bottom w:val="single" w:sz="4" w:space="0" w:color="000000"/>
@@ -6270,7 +6132,7 @@
         </w:tc>
         <w:tc>
           <w:tcPr>
-            <w:tcW w:w="2081" w:type="dxa"/>
+            <w:tcW w:w="2079" w:type="dxa"/>
             <w:tcBorders>
               <w:start w:val="single" w:sz="4" w:space="0" w:color="000000"/>
               <w:bottom w:val="single" w:sz="4" w:space="0" w:color="000000"/>
@@ -6295,32 +6157,28 @@
         <w:trPr/>
         <w:tc>
           <w:tcPr>
-            <w:tcW w:w="507" w:type="dxa"/>
-            <w:tcBorders>
-              <w:start w:val="single" w:sz="4" w:space="0" w:color="000000"/>
-              <w:bottom w:val="single" w:sz="4" w:space="0" w:color="000000"/>
-            </w:tcBorders>
-          </w:tcPr>
-          <w:p>
-            <w:pPr>
-              <w:pStyle w:val="TableContents"/>
-              <w:bidi w:val="0"/>
-              <w:jc w:val="both"/>
-              <w:rPr/>
-            </w:pPr>
-            <w:r>
-              <w:rPr/>
-              <w:t>18</w:t>
-            </w:r>
-            <w:r>
-              <w:rPr/>
-              <w:t>.</w:t>
-            </w:r>
-          </w:p>
-        </w:tc>
-        <w:tc>
-          <w:tcPr>
-            <w:tcW w:w="4797" w:type="dxa"/>
+            <w:tcW w:w="506" w:type="dxa"/>
+            <w:tcBorders>
+              <w:start w:val="single" w:sz="4" w:space="0" w:color="000000"/>
+              <w:bottom w:val="single" w:sz="4" w:space="0" w:color="000000"/>
+            </w:tcBorders>
+          </w:tcPr>
+          <w:p>
+            <w:pPr>
+              <w:pStyle w:val="TableContents"/>
+              <w:bidi w:val="0"/>
+              <w:jc w:val="both"/>
+              <w:rPr/>
+            </w:pPr>
+            <w:r>
+              <w:rPr/>
+              <w:t>18.</w:t>
+            </w:r>
+          </w:p>
+        </w:tc>
+        <w:tc>
+          <w:tcPr>
+            <w:tcW w:w="4796" w:type="dxa"/>
             <w:tcBorders>
               <w:start w:val="single" w:sz="4" w:space="0" w:color="000000"/>
               <w:bottom w:val="single" w:sz="4" w:space="0" w:color="000000"/>
@@ -6362,7 +6220,7 @@
         </w:tc>
         <w:tc>
           <w:tcPr>
-            <w:tcW w:w="2081" w:type="dxa"/>
+            <w:tcW w:w="2079" w:type="dxa"/>
             <w:tcBorders>
               <w:start w:val="single" w:sz="4" w:space="0" w:color="000000"/>
               <w:bottom w:val="single" w:sz="4" w:space="0" w:color="000000"/>
@@ -6387,27 +6245,27 @@
         <w:trPr/>
         <w:tc>
           <w:tcPr>
-            <w:tcW w:w="507" w:type="dxa"/>
-            <w:tcBorders>
-              <w:start w:val="single" w:sz="4" w:space="0" w:color="000000"/>
-              <w:bottom w:val="single" w:sz="4" w:space="0" w:color="000000"/>
-            </w:tcBorders>
-          </w:tcPr>
-          <w:p>
-            <w:pPr>
-              <w:pStyle w:val="TableContents"/>
-              <w:bidi w:val="0"/>
-              <w:jc w:val="both"/>
-              <w:rPr/>
-            </w:pPr>
-            <w:r>
-              <w:rPr/>
-            </w:r>
-          </w:p>
-        </w:tc>
-        <w:tc>
-          <w:tcPr>
-            <w:tcW w:w="4797" w:type="dxa"/>
+            <w:tcW w:w="506" w:type="dxa"/>
+            <w:tcBorders>
+              <w:start w:val="single" w:sz="4" w:space="0" w:color="000000"/>
+              <w:bottom w:val="single" w:sz="4" w:space="0" w:color="000000"/>
+            </w:tcBorders>
+          </w:tcPr>
+          <w:p>
+            <w:pPr>
+              <w:pStyle w:val="TableContents"/>
+              <w:bidi w:val="0"/>
+              <w:jc w:val="both"/>
+              <w:rPr/>
+            </w:pPr>
+            <w:r>
+              <w:rPr/>
+            </w:r>
+          </w:p>
+        </w:tc>
+        <w:tc>
+          <w:tcPr>
+            <w:tcW w:w="4796" w:type="dxa"/>
             <w:tcBorders>
               <w:start w:val="single" w:sz="4" w:space="0" w:color="000000"/>
               <w:bottom w:val="single" w:sz="4" w:space="0" w:color="000000"/>
@@ -6447,7 +6305,7 @@
         </w:tc>
         <w:tc>
           <w:tcPr>
-            <w:tcW w:w="2081" w:type="dxa"/>
+            <w:tcW w:w="2079" w:type="dxa"/>
             <w:tcBorders>
               <w:start w:val="single" w:sz="4" w:space="0" w:color="000000"/>
               <w:bottom w:val="single" w:sz="4" w:space="0" w:color="000000"/>
@@ -6790,16 +6648,16 @@
         </w:tblCellMar>
       </w:tblPr>
       <w:tblGrid>
-        <w:gridCol w:w="507"/>
-        <w:gridCol w:w="4797"/>
+        <w:gridCol w:w="506"/>
+        <w:gridCol w:w="4796"/>
         <w:gridCol w:w="2256"/>
-        <w:gridCol w:w="2081"/>
+        <w:gridCol w:w="2079"/>
       </w:tblGrid>
       <w:tr>
         <w:trPr/>
         <w:tc>
           <w:tcPr>
-            <w:tcW w:w="507" w:type="dxa"/>
+            <w:tcW w:w="506" w:type="dxa"/>
             <w:tcBorders>
               <w:top w:val="single" w:sz="4" w:space="0" w:color="000000"/>
               <w:start w:val="single" w:sz="4" w:space="0" w:color="000000"/>
@@ -6827,7 +6685,7 @@
         </w:tc>
         <w:tc>
           <w:tcPr>
-            <w:tcW w:w="4797" w:type="dxa"/>
+            <w:tcW w:w="4796" w:type="dxa"/>
             <w:tcBorders>
               <w:top w:val="single" w:sz="4" w:space="0" w:color="000000"/>
               <w:start w:val="single" w:sz="4" w:space="0" w:color="000000"/>
@@ -6883,7 +6741,7 @@
         </w:tc>
         <w:tc>
           <w:tcPr>
-            <w:tcW w:w="2081" w:type="dxa"/>
+            <w:tcW w:w="2079" w:type="dxa"/>
             <w:tcBorders>
               <w:top w:val="single" w:sz="4" w:space="0" w:color="000000"/>
               <w:start w:val="single" w:sz="4" w:space="0" w:color="000000"/>
@@ -6915,7 +6773,7 @@
         <w:trPr/>
         <w:tc>
           <w:tcPr>
-            <w:tcW w:w="507" w:type="dxa"/>
+            <w:tcW w:w="506" w:type="dxa"/>
             <w:tcBorders>
               <w:start w:val="single" w:sz="4" w:space="0" w:color="000000"/>
               <w:bottom w:val="single" w:sz="4" w:space="0" w:color="000000"/>
@@ -6936,7 +6794,7 @@
         </w:tc>
         <w:tc>
           <w:tcPr>
-            <w:tcW w:w="4797" w:type="dxa"/>
+            <w:tcW w:w="4796" w:type="dxa"/>
             <w:tcBorders>
               <w:start w:val="single" w:sz="4" w:space="0" w:color="000000"/>
               <w:bottom w:val="single" w:sz="4" w:space="0" w:color="000000"/>
@@ -6978,7 +6836,7 @@
         </w:tc>
         <w:tc>
           <w:tcPr>
-            <w:tcW w:w="2081" w:type="dxa"/>
+            <w:tcW w:w="2079" w:type="dxa"/>
             <w:tcBorders>
               <w:start w:val="single" w:sz="4" w:space="0" w:color="000000"/>
               <w:bottom w:val="single" w:sz="4" w:space="0" w:color="000000"/>
@@ -7003,7 +6861,7 @@
         <w:trPr/>
         <w:tc>
           <w:tcPr>
-            <w:tcW w:w="507" w:type="dxa"/>
+            <w:tcW w:w="506" w:type="dxa"/>
             <w:tcBorders>
               <w:start w:val="single" w:sz="4" w:space="0" w:color="000000"/>
               <w:bottom w:val="single" w:sz="4" w:space="0" w:color="000000"/>
@@ -7024,7 +6882,7 @@
         </w:tc>
         <w:tc>
           <w:tcPr>
-            <w:tcW w:w="4797" w:type="dxa"/>
+            <w:tcW w:w="4796" w:type="dxa"/>
             <w:tcBorders>
               <w:start w:val="single" w:sz="4" w:space="0" w:color="000000"/>
               <w:bottom w:val="single" w:sz="4" w:space="0" w:color="000000"/>
@@ -7066,7 +6924,7 @@
         </w:tc>
         <w:tc>
           <w:tcPr>
-            <w:tcW w:w="2081" w:type="dxa"/>
+            <w:tcW w:w="2079" w:type="dxa"/>
             <w:tcBorders>
               <w:start w:val="single" w:sz="4" w:space="0" w:color="000000"/>
               <w:bottom w:val="single" w:sz="4" w:space="0" w:color="000000"/>
@@ -7091,32 +6949,28 @@
         <w:trPr/>
         <w:tc>
           <w:tcPr>
-            <w:tcW w:w="507" w:type="dxa"/>
-            <w:tcBorders>
-              <w:start w:val="single" w:sz="4" w:space="0" w:color="000000"/>
-              <w:bottom w:val="single" w:sz="4" w:space="0" w:color="000000"/>
-            </w:tcBorders>
-          </w:tcPr>
-          <w:p>
-            <w:pPr>
-              <w:pStyle w:val="TableContents"/>
-              <w:bidi w:val="0"/>
-              <w:jc w:val="both"/>
-              <w:rPr/>
-            </w:pPr>
-            <w:r>
-              <w:rPr/>
-              <w:t>3</w:t>
-            </w:r>
-            <w:r>
-              <w:rPr/>
-              <w:t>.</w:t>
-            </w:r>
-          </w:p>
-        </w:tc>
-        <w:tc>
-          <w:tcPr>
-            <w:tcW w:w="4797" w:type="dxa"/>
+            <w:tcW w:w="506" w:type="dxa"/>
+            <w:tcBorders>
+              <w:start w:val="single" w:sz="4" w:space="0" w:color="000000"/>
+              <w:bottom w:val="single" w:sz="4" w:space="0" w:color="000000"/>
+            </w:tcBorders>
+          </w:tcPr>
+          <w:p>
+            <w:pPr>
+              <w:pStyle w:val="TableContents"/>
+              <w:bidi w:val="0"/>
+              <w:jc w:val="both"/>
+              <w:rPr/>
+            </w:pPr>
+            <w:r>
+              <w:rPr/>
+              <w:t>3.</w:t>
+            </w:r>
+          </w:p>
+        </w:tc>
+        <w:tc>
+          <w:tcPr>
+            <w:tcW w:w="4796" w:type="dxa"/>
             <w:tcBorders>
               <w:start w:val="single" w:sz="4" w:space="0" w:color="000000"/>
               <w:bottom w:val="single" w:sz="4" w:space="0" w:color="000000"/>
@@ -7158,7 +7012,7 @@
         </w:tc>
         <w:tc>
           <w:tcPr>
-            <w:tcW w:w="2081" w:type="dxa"/>
+            <w:tcW w:w="2079" w:type="dxa"/>
             <w:tcBorders>
               <w:start w:val="single" w:sz="4" w:space="0" w:color="000000"/>
               <w:bottom w:val="single" w:sz="4" w:space="0" w:color="000000"/>
@@ -7183,51 +7037,43 @@
         <w:trPr/>
         <w:tc>
           <w:tcPr>
-            <w:tcW w:w="507" w:type="dxa"/>
-            <w:tcBorders>
-              <w:start w:val="single" w:sz="4" w:space="0" w:color="000000"/>
-              <w:bottom w:val="single" w:sz="4" w:space="0" w:color="000000"/>
-            </w:tcBorders>
-          </w:tcPr>
-          <w:p>
-            <w:pPr>
-              <w:pStyle w:val="TableContents"/>
-              <w:bidi w:val="0"/>
-              <w:jc w:val="both"/>
-              <w:rPr/>
-            </w:pPr>
-            <w:r>
-              <w:rPr/>
-              <w:t>4</w:t>
-            </w:r>
-            <w:r>
-              <w:rPr/>
-              <w:t>.</w:t>
-            </w:r>
-          </w:p>
-        </w:tc>
-        <w:tc>
-          <w:tcPr>
-            <w:tcW w:w="4797" w:type="dxa"/>
-            <w:tcBorders>
-              <w:start w:val="single" w:sz="4" w:space="0" w:color="000000"/>
-              <w:bottom w:val="single" w:sz="4" w:space="0" w:color="000000"/>
-            </w:tcBorders>
-          </w:tcPr>
-          <w:p>
-            <w:pPr>
-              <w:pStyle w:val="TableContents"/>
-              <w:bidi w:val="0"/>
-              <w:jc w:val="both"/>
-              <w:rPr/>
-            </w:pPr>
-            <w:r>
-              <w:rPr/>
-              <w:t xml:space="preserve">Artificial Intelligence &amp; Expert System </w:t>
-            </w:r>
-            <w:r>
-              <w:rPr/>
-              <w:t>Lab</w:t>
+            <w:tcW w:w="506" w:type="dxa"/>
+            <w:tcBorders>
+              <w:start w:val="single" w:sz="4" w:space="0" w:color="000000"/>
+              <w:bottom w:val="single" w:sz="4" w:space="0" w:color="000000"/>
+            </w:tcBorders>
+          </w:tcPr>
+          <w:p>
+            <w:pPr>
+              <w:pStyle w:val="TableContents"/>
+              <w:bidi w:val="0"/>
+              <w:jc w:val="both"/>
+              <w:rPr/>
+            </w:pPr>
+            <w:r>
+              <w:rPr/>
+              <w:t>4.</w:t>
+            </w:r>
+          </w:p>
+        </w:tc>
+        <w:tc>
+          <w:tcPr>
+            <w:tcW w:w="4796" w:type="dxa"/>
+            <w:tcBorders>
+              <w:start w:val="single" w:sz="4" w:space="0" w:color="000000"/>
+              <w:bottom w:val="single" w:sz="4" w:space="0" w:color="000000"/>
+            </w:tcBorders>
+          </w:tcPr>
+          <w:p>
+            <w:pPr>
+              <w:pStyle w:val="TableContents"/>
+              <w:bidi w:val="0"/>
+              <w:jc w:val="both"/>
+              <w:rPr/>
+            </w:pPr>
+            <w:r>
+              <w:rPr/>
+              <w:t>Artificial Intelligence &amp; Expert System Lab</w:t>
             </w:r>
           </w:p>
         </w:tc>
@@ -7254,7 +7100,7 @@
         </w:tc>
         <w:tc>
           <w:tcPr>
-            <w:tcW w:w="2081" w:type="dxa"/>
+            <w:tcW w:w="2079" w:type="dxa"/>
             <w:tcBorders>
               <w:start w:val="single" w:sz="4" w:space="0" w:color="000000"/>
               <w:bottom w:val="single" w:sz="4" w:space="0" w:color="000000"/>
@@ -7279,32 +7125,28 @@
         <w:trPr/>
         <w:tc>
           <w:tcPr>
-            <w:tcW w:w="507" w:type="dxa"/>
-            <w:tcBorders>
-              <w:start w:val="single" w:sz="4" w:space="0" w:color="000000"/>
-              <w:bottom w:val="single" w:sz="4" w:space="0" w:color="000000"/>
-            </w:tcBorders>
-          </w:tcPr>
-          <w:p>
-            <w:pPr>
-              <w:pStyle w:val="TableContents"/>
-              <w:bidi w:val="0"/>
-              <w:jc w:val="both"/>
-              <w:rPr/>
-            </w:pPr>
-            <w:r>
-              <w:rPr/>
-              <w:t>5</w:t>
-            </w:r>
-            <w:r>
-              <w:rPr/>
-              <w:t>.</w:t>
-            </w:r>
-          </w:p>
-        </w:tc>
-        <w:tc>
-          <w:tcPr>
-            <w:tcW w:w="4797" w:type="dxa"/>
+            <w:tcW w:w="506" w:type="dxa"/>
+            <w:tcBorders>
+              <w:start w:val="single" w:sz="4" w:space="0" w:color="000000"/>
+              <w:bottom w:val="single" w:sz="4" w:space="0" w:color="000000"/>
+            </w:tcBorders>
+          </w:tcPr>
+          <w:p>
+            <w:pPr>
+              <w:pStyle w:val="TableContents"/>
+              <w:bidi w:val="0"/>
+              <w:jc w:val="both"/>
+              <w:rPr/>
+            </w:pPr>
+            <w:r>
+              <w:rPr/>
+              <w:t>5.</w:t>
+            </w:r>
+          </w:p>
+        </w:tc>
+        <w:tc>
+          <w:tcPr>
+            <w:tcW w:w="4796" w:type="dxa"/>
             <w:tcBorders>
               <w:start w:val="single" w:sz="4" w:space="0" w:color="000000"/>
               <w:bottom w:val="single" w:sz="4" w:space="0" w:color="000000"/>
@@ -7346,7 +7188,7 @@
         </w:tc>
         <w:tc>
           <w:tcPr>
-            <w:tcW w:w="2081" w:type="dxa"/>
+            <w:tcW w:w="2079" w:type="dxa"/>
             <w:tcBorders>
               <w:start w:val="single" w:sz="4" w:space="0" w:color="000000"/>
               <w:bottom w:val="single" w:sz="4" w:space="0" w:color="000000"/>
@@ -7371,32 +7213,28 @@
         <w:trPr/>
         <w:tc>
           <w:tcPr>
-            <w:tcW w:w="507" w:type="dxa"/>
-            <w:tcBorders>
-              <w:start w:val="single" w:sz="4" w:space="0" w:color="000000"/>
-              <w:bottom w:val="single" w:sz="4" w:space="0" w:color="000000"/>
-            </w:tcBorders>
-          </w:tcPr>
-          <w:p>
-            <w:pPr>
-              <w:pStyle w:val="TableContents"/>
-              <w:bidi w:val="0"/>
-              <w:jc w:val="both"/>
-              <w:rPr/>
-            </w:pPr>
-            <w:r>
-              <w:rPr/>
-              <w:t>6</w:t>
-            </w:r>
-            <w:r>
-              <w:rPr/>
-              <w:t>.</w:t>
-            </w:r>
-          </w:p>
-        </w:tc>
-        <w:tc>
-          <w:tcPr>
-            <w:tcW w:w="4797" w:type="dxa"/>
+            <w:tcW w:w="506" w:type="dxa"/>
+            <w:tcBorders>
+              <w:start w:val="single" w:sz="4" w:space="0" w:color="000000"/>
+              <w:bottom w:val="single" w:sz="4" w:space="0" w:color="000000"/>
+            </w:tcBorders>
+          </w:tcPr>
+          <w:p>
+            <w:pPr>
+              <w:pStyle w:val="TableContents"/>
+              <w:bidi w:val="0"/>
+              <w:jc w:val="both"/>
+              <w:rPr/>
+            </w:pPr>
+            <w:r>
+              <w:rPr/>
+              <w:t>6.</w:t>
+            </w:r>
+          </w:p>
+        </w:tc>
+        <w:tc>
+          <w:tcPr>
+            <w:tcW w:w="4796" w:type="dxa"/>
             <w:tcBorders>
               <w:start w:val="single" w:sz="4" w:space="0" w:color="000000"/>
               <w:bottom w:val="single" w:sz="4" w:space="0" w:color="000000"/>
@@ -7438,7 +7276,7 @@
         </w:tc>
         <w:tc>
           <w:tcPr>
-            <w:tcW w:w="2081" w:type="dxa"/>
+            <w:tcW w:w="2079" w:type="dxa"/>
             <w:tcBorders>
               <w:start w:val="single" w:sz="4" w:space="0" w:color="000000"/>
               <w:bottom w:val="single" w:sz="4" w:space="0" w:color="000000"/>
@@ -7463,32 +7301,28 @@
         <w:trPr/>
         <w:tc>
           <w:tcPr>
-            <w:tcW w:w="507" w:type="dxa"/>
-            <w:tcBorders>
-              <w:start w:val="single" w:sz="4" w:space="0" w:color="000000"/>
-              <w:bottom w:val="single" w:sz="4" w:space="0" w:color="000000"/>
-            </w:tcBorders>
-          </w:tcPr>
-          <w:p>
-            <w:pPr>
-              <w:pStyle w:val="TableContents"/>
-              <w:bidi w:val="0"/>
-              <w:jc w:val="both"/>
-              <w:rPr/>
-            </w:pPr>
-            <w:r>
-              <w:rPr/>
-              <w:t>7</w:t>
-            </w:r>
-            <w:r>
-              <w:rPr/>
-              <w:t>.</w:t>
-            </w:r>
-          </w:p>
-        </w:tc>
-        <w:tc>
-          <w:tcPr>
-            <w:tcW w:w="4797" w:type="dxa"/>
+            <w:tcW w:w="506" w:type="dxa"/>
+            <w:tcBorders>
+              <w:start w:val="single" w:sz="4" w:space="0" w:color="000000"/>
+              <w:bottom w:val="single" w:sz="4" w:space="0" w:color="000000"/>
+            </w:tcBorders>
+          </w:tcPr>
+          <w:p>
+            <w:pPr>
+              <w:pStyle w:val="TableContents"/>
+              <w:bidi w:val="0"/>
+              <w:jc w:val="both"/>
+              <w:rPr/>
+            </w:pPr>
+            <w:r>
+              <w:rPr/>
+              <w:t>7.</w:t>
+            </w:r>
+          </w:p>
+        </w:tc>
+        <w:tc>
+          <w:tcPr>
+            <w:tcW w:w="4796" w:type="dxa"/>
             <w:tcBorders>
               <w:start w:val="single" w:sz="4" w:space="0" w:color="000000"/>
               <w:bottom w:val="single" w:sz="4" w:space="0" w:color="000000"/>
@@ -7530,7 +7364,7 @@
         </w:tc>
         <w:tc>
           <w:tcPr>
-            <w:tcW w:w="2081" w:type="dxa"/>
+            <w:tcW w:w="2079" w:type="dxa"/>
             <w:tcBorders>
               <w:start w:val="single" w:sz="4" w:space="0" w:color="000000"/>
               <w:bottom w:val="single" w:sz="4" w:space="0" w:color="000000"/>
@@ -7555,27 +7389,27 @@
         <w:trPr/>
         <w:tc>
           <w:tcPr>
-            <w:tcW w:w="507" w:type="dxa"/>
-            <w:tcBorders>
-              <w:start w:val="single" w:sz="4" w:space="0" w:color="000000"/>
-              <w:bottom w:val="single" w:sz="4" w:space="0" w:color="000000"/>
-            </w:tcBorders>
-          </w:tcPr>
-          <w:p>
-            <w:pPr>
-              <w:pStyle w:val="TableContents"/>
-              <w:bidi w:val="0"/>
-              <w:jc w:val="both"/>
-              <w:rPr/>
-            </w:pPr>
-            <w:r>
-              <w:rPr/>
-            </w:r>
-          </w:p>
-        </w:tc>
-        <w:tc>
-          <w:tcPr>
-            <w:tcW w:w="4797" w:type="dxa"/>
+            <w:tcW w:w="506" w:type="dxa"/>
+            <w:tcBorders>
+              <w:start w:val="single" w:sz="4" w:space="0" w:color="000000"/>
+              <w:bottom w:val="single" w:sz="4" w:space="0" w:color="000000"/>
+            </w:tcBorders>
+          </w:tcPr>
+          <w:p>
+            <w:pPr>
+              <w:pStyle w:val="TableContents"/>
+              <w:bidi w:val="0"/>
+              <w:jc w:val="both"/>
+              <w:rPr/>
+            </w:pPr>
+            <w:r>
+              <w:rPr/>
+            </w:r>
+          </w:p>
+        </w:tc>
+        <w:tc>
+          <w:tcPr>
+            <w:tcW w:w="4796" w:type="dxa"/>
             <w:tcBorders>
               <w:start w:val="single" w:sz="4" w:space="0" w:color="000000"/>
               <w:bottom w:val="single" w:sz="4" w:space="0" w:color="000000"/>
@@ -7615,7 +7449,7 @@
         </w:tc>
         <w:tc>
           <w:tcPr>
-            <w:tcW w:w="2081" w:type="dxa"/>
+            <w:tcW w:w="2079" w:type="dxa"/>
             <w:tcBorders>
               <w:start w:val="single" w:sz="4" w:space="0" w:color="000000"/>
               <w:bottom w:val="single" w:sz="4" w:space="0" w:color="000000"/>
@@ -7766,16 +7600,16 @@
         </w:tblCellMar>
       </w:tblPr>
       <w:tblGrid>
-        <w:gridCol w:w="507"/>
-        <w:gridCol w:w="4797"/>
+        <w:gridCol w:w="506"/>
+        <w:gridCol w:w="4796"/>
         <w:gridCol w:w="2256"/>
-        <w:gridCol w:w="2081"/>
+        <w:gridCol w:w="2079"/>
       </w:tblGrid>
       <w:tr>
         <w:trPr/>
         <w:tc>
           <w:tcPr>
-            <w:tcW w:w="507" w:type="dxa"/>
+            <w:tcW w:w="506" w:type="dxa"/>
             <w:tcBorders>
               <w:top w:val="single" w:sz="4" w:space="0" w:color="000000"/>
               <w:start w:val="single" w:sz="4" w:space="0" w:color="000000"/>
@@ -7803,7 +7637,7 @@
         </w:tc>
         <w:tc>
           <w:tcPr>
-            <w:tcW w:w="4797" w:type="dxa"/>
+            <w:tcW w:w="4796" w:type="dxa"/>
             <w:tcBorders>
               <w:top w:val="single" w:sz="4" w:space="0" w:color="000000"/>
               <w:start w:val="single" w:sz="4" w:space="0" w:color="000000"/>
@@ -7859,7 +7693,7 @@
         </w:tc>
         <w:tc>
           <w:tcPr>
-            <w:tcW w:w="2081" w:type="dxa"/>
+            <w:tcW w:w="2079" w:type="dxa"/>
             <w:tcBorders>
               <w:top w:val="single" w:sz="4" w:space="0" w:color="000000"/>
               <w:start w:val="single" w:sz="4" w:space="0" w:color="000000"/>
@@ -7891,7 +7725,7 @@
         <w:trPr/>
         <w:tc>
           <w:tcPr>
-            <w:tcW w:w="507" w:type="dxa"/>
+            <w:tcW w:w="506" w:type="dxa"/>
             <w:tcBorders>
               <w:start w:val="single" w:sz="4" w:space="0" w:color="000000"/>
               <w:bottom w:val="single" w:sz="4" w:space="0" w:color="000000"/>
@@ -7912,7 +7746,7 @@
         </w:tc>
         <w:tc>
           <w:tcPr>
-            <w:tcW w:w="4797" w:type="dxa"/>
+            <w:tcW w:w="4796" w:type="dxa"/>
             <w:tcBorders>
               <w:start w:val="single" w:sz="4" w:space="0" w:color="000000"/>
               <w:bottom w:val="single" w:sz="4" w:space="0" w:color="000000"/>
@@ -7952,7 +7786,7 @@
         </w:tc>
         <w:tc>
           <w:tcPr>
-            <w:tcW w:w="2081" w:type="dxa"/>
+            <w:tcW w:w="2079" w:type="dxa"/>
             <w:tcBorders>
               <w:start w:val="single" w:sz="4" w:space="0" w:color="000000"/>
               <w:bottom w:val="single" w:sz="4" w:space="0" w:color="000000"/>
@@ -7976,7 +7810,7 @@
         <w:trPr/>
         <w:tc>
           <w:tcPr>
-            <w:tcW w:w="507" w:type="dxa"/>
+            <w:tcW w:w="506" w:type="dxa"/>
             <w:tcBorders>
               <w:start w:val="single" w:sz="4" w:space="0" w:color="000000"/>
               <w:bottom w:val="single" w:sz="4" w:space="0" w:color="000000"/>
@@ -7997,7 +7831,7 @@
         </w:tc>
         <w:tc>
           <w:tcPr>
-            <w:tcW w:w="4797" w:type="dxa"/>
+            <w:tcW w:w="4796" w:type="dxa"/>
             <w:tcBorders>
               <w:start w:val="single" w:sz="4" w:space="0" w:color="000000"/>
               <w:bottom w:val="single" w:sz="4" w:space="0" w:color="000000"/>
@@ -8037,7 +7871,7 @@
         </w:tc>
         <w:tc>
           <w:tcPr>
-            <w:tcW w:w="2081" w:type="dxa"/>
+            <w:tcW w:w="2079" w:type="dxa"/>
             <w:tcBorders>
               <w:start w:val="single" w:sz="4" w:space="0" w:color="000000"/>
               <w:bottom w:val="single" w:sz="4" w:space="0" w:color="000000"/>
@@ -8061,32 +7895,28 @@
         <w:trPr/>
         <w:tc>
           <w:tcPr>
-            <w:tcW w:w="507" w:type="dxa"/>
-            <w:tcBorders>
-              <w:start w:val="single" w:sz="4" w:space="0" w:color="000000"/>
-              <w:bottom w:val="single" w:sz="4" w:space="0" w:color="000000"/>
-            </w:tcBorders>
-          </w:tcPr>
-          <w:p>
-            <w:pPr>
-              <w:pStyle w:val="TableContents"/>
-              <w:bidi w:val="0"/>
-              <w:jc w:val="both"/>
-              <w:rPr/>
-            </w:pPr>
-            <w:r>
-              <w:rPr/>
-              <w:t>3</w:t>
-            </w:r>
-            <w:r>
-              <w:rPr/>
-              <w:t>.</w:t>
-            </w:r>
-          </w:p>
-        </w:tc>
-        <w:tc>
-          <w:tcPr>
-            <w:tcW w:w="4797" w:type="dxa"/>
+            <w:tcW w:w="506" w:type="dxa"/>
+            <w:tcBorders>
+              <w:start w:val="single" w:sz="4" w:space="0" w:color="000000"/>
+              <w:bottom w:val="single" w:sz="4" w:space="0" w:color="000000"/>
+            </w:tcBorders>
+          </w:tcPr>
+          <w:p>
+            <w:pPr>
+              <w:pStyle w:val="TableContents"/>
+              <w:bidi w:val="0"/>
+              <w:jc w:val="both"/>
+              <w:rPr/>
+            </w:pPr>
+            <w:r>
+              <w:rPr/>
+              <w:t>3.</w:t>
+            </w:r>
+          </w:p>
+        </w:tc>
+        <w:tc>
+          <w:tcPr>
+            <w:tcW w:w="4796" w:type="dxa"/>
             <w:tcBorders>
               <w:start w:val="single" w:sz="4" w:space="0" w:color="000000"/>
               <w:bottom w:val="single" w:sz="4" w:space="0" w:color="000000"/>
@@ -8126,7 +7956,7 @@
         </w:tc>
         <w:tc>
           <w:tcPr>
-            <w:tcW w:w="2081" w:type="dxa"/>
+            <w:tcW w:w="2079" w:type="dxa"/>
             <w:tcBorders>
               <w:start w:val="single" w:sz="4" w:space="0" w:color="000000"/>
               <w:bottom w:val="single" w:sz="4" w:space="0" w:color="000000"/>
@@ -8150,32 +7980,28 @@
         <w:trPr/>
         <w:tc>
           <w:tcPr>
-            <w:tcW w:w="507" w:type="dxa"/>
-            <w:tcBorders>
-              <w:start w:val="single" w:sz="4" w:space="0" w:color="000000"/>
-              <w:bottom w:val="single" w:sz="4" w:space="0" w:color="000000"/>
-            </w:tcBorders>
-          </w:tcPr>
-          <w:p>
-            <w:pPr>
-              <w:pStyle w:val="TableContents"/>
-              <w:bidi w:val="0"/>
-              <w:jc w:val="both"/>
-              <w:rPr/>
-            </w:pPr>
-            <w:r>
-              <w:rPr/>
-              <w:t>4</w:t>
-            </w:r>
-            <w:r>
-              <w:rPr/>
-              <w:t>.</w:t>
-            </w:r>
-          </w:p>
-        </w:tc>
-        <w:tc>
-          <w:tcPr>
-            <w:tcW w:w="4797" w:type="dxa"/>
+            <w:tcW w:w="506" w:type="dxa"/>
+            <w:tcBorders>
+              <w:start w:val="single" w:sz="4" w:space="0" w:color="000000"/>
+              <w:bottom w:val="single" w:sz="4" w:space="0" w:color="000000"/>
+            </w:tcBorders>
+          </w:tcPr>
+          <w:p>
+            <w:pPr>
+              <w:pStyle w:val="TableContents"/>
+              <w:bidi w:val="0"/>
+              <w:jc w:val="both"/>
+              <w:rPr/>
+            </w:pPr>
+            <w:r>
+              <w:rPr/>
+              <w:t>4.</w:t>
+            </w:r>
+          </w:p>
+        </w:tc>
+        <w:tc>
+          <w:tcPr>
+            <w:tcW w:w="4796" w:type="dxa"/>
             <w:tcBorders>
               <w:start w:val="single" w:sz="4" w:space="0" w:color="000000"/>
               <w:bottom w:val="single" w:sz="4" w:space="0" w:color="000000"/>
@@ -8215,7 +8041,7 @@
         </w:tc>
         <w:tc>
           <w:tcPr>
-            <w:tcW w:w="2081" w:type="dxa"/>
+            <w:tcW w:w="2079" w:type="dxa"/>
             <w:tcBorders>
               <w:start w:val="single" w:sz="4" w:space="0" w:color="000000"/>
               <w:bottom w:val="single" w:sz="4" w:space="0" w:color="000000"/>
@@ -8239,32 +8065,28 @@
         <w:trPr/>
         <w:tc>
           <w:tcPr>
-            <w:tcW w:w="507" w:type="dxa"/>
-            <w:tcBorders>
-              <w:start w:val="single" w:sz="4" w:space="0" w:color="000000"/>
-              <w:bottom w:val="single" w:sz="4" w:space="0" w:color="000000"/>
-            </w:tcBorders>
-          </w:tcPr>
-          <w:p>
-            <w:pPr>
-              <w:pStyle w:val="TableContents"/>
-              <w:bidi w:val="0"/>
-              <w:jc w:val="both"/>
-              <w:rPr/>
-            </w:pPr>
-            <w:r>
-              <w:rPr/>
-              <w:t>5</w:t>
-            </w:r>
-            <w:r>
-              <w:rPr/>
-              <w:t>.</w:t>
-            </w:r>
-          </w:p>
-        </w:tc>
-        <w:tc>
-          <w:tcPr>
-            <w:tcW w:w="4797" w:type="dxa"/>
+            <w:tcW w:w="506" w:type="dxa"/>
+            <w:tcBorders>
+              <w:start w:val="single" w:sz="4" w:space="0" w:color="000000"/>
+              <w:bottom w:val="single" w:sz="4" w:space="0" w:color="000000"/>
+            </w:tcBorders>
+          </w:tcPr>
+          <w:p>
+            <w:pPr>
+              <w:pStyle w:val="TableContents"/>
+              <w:bidi w:val="0"/>
+              <w:jc w:val="both"/>
+              <w:rPr/>
+            </w:pPr>
+            <w:r>
+              <w:rPr/>
+              <w:t>5.</w:t>
+            </w:r>
+          </w:p>
+        </w:tc>
+        <w:tc>
+          <w:tcPr>
+            <w:tcW w:w="4796" w:type="dxa"/>
             <w:tcBorders>
               <w:start w:val="single" w:sz="4" w:space="0" w:color="000000"/>
               <w:bottom w:val="single" w:sz="4" w:space="0" w:color="000000"/>
@@ -8304,7 +8126,7 @@
         </w:tc>
         <w:tc>
           <w:tcPr>
-            <w:tcW w:w="2081" w:type="dxa"/>
+            <w:tcW w:w="2079" w:type="dxa"/>
             <w:tcBorders>
               <w:start w:val="single" w:sz="4" w:space="0" w:color="000000"/>
               <w:bottom w:val="single" w:sz="4" w:space="0" w:color="000000"/>
@@ -8328,32 +8150,28 @@
         <w:trPr/>
         <w:tc>
           <w:tcPr>
-            <w:tcW w:w="507" w:type="dxa"/>
-            <w:tcBorders>
-              <w:start w:val="single" w:sz="4" w:space="0" w:color="000000"/>
-              <w:bottom w:val="single" w:sz="4" w:space="0" w:color="000000"/>
-            </w:tcBorders>
-          </w:tcPr>
-          <w:p>
-            <w:pPr>
-              <w:pStyle w:val="TableContents"/>
-              <w:bidi w:val="0"/>
-              <w:jc w:val="both"/>
-              <w:rPr/>
-            </w:pPr>
-            <w:r>
-              <w:rPr/>
-              <w:t>6</w:t>
-            </w:r>
-            <w:r>
-              <w:rPr/>
-              <w:t>.</w:t>
-            </w:r>
-          </w:p>
-        </w:tc>
-        <w:tc>
-          <w:tcPr>
-            <w:tcW w:w="4797" w:type="dxa"/>
+            <w:tcW w:w="506" w:type="dxa"/>
+            <w:tcBorders>
+              <w:start w:val="single" w:sz="4" w:space="0" w:color="000000"/>
+              <w:bottom w:val="single" w:sz="4" w:space="0" w:color="000000"/>
+            </w:tcBorders>
+          </w:tcPr>
+          <w:p>
+            <w:pPr>
+              <w:pStyle w:val="TableContents"/>
+              <w:bidi w:val="0"/>
+              <w:jc w:val="both"/>
+              <w:rPr/>
+            </w:pPr>
+            <w:r>
+              <w:rPr/>
+              <w:t>6.</w:t>
+            </w:r>
+          </w:p>
+        </w:tc>
+        <w:tc>
+          <w:tcPr>
+            <w:tcW w:w="4796" w:type="dxa"/>
             <w:tcBorders>
               <w:start w:val="single" w:sz="4" w:space="0" w:color="000000"/>
               <w:bottom w:val="single" w:sz="4" w:space="0" w:color="000000"/>
@@ -8393,7 +8211,7 @@
         </w:tc>
         <w:tc>
           <w:tcPr>
-            <w:tcW w:w="2081" w:type="dxa"/>
+            <w:tcW w:w="2079" w:type="dxa"/>
             <w:tcBorders>
               <w:start w:val="single" w:sz="4" w:space="0" w:color="000000"/>
               <w:bottom w:val="single" w:sz="4" w:space="0" w:color="000000"/>
@@ -8417,32 +8235,28 @@
         <w:trPr/>
         <w:tc>
           <w:tcPr>
-            <w:tcW w:w="507" w:type="dxa"/>
-            <w:tcBorders>
-              <w:start w:val="single" w:sz="4" w:space="0" w:color="000000"/>
-              <w:bottom w:val="single" w:sz="4" w:space="0" w:color="000000"/>
-            </w:tcBorders>
-          </w:tcPr>
-          <w:p>
-            <w:pPr>
-              <w:pStyle w:val="TableContents"/>
-              <w:bidi w:val="0"/>
-              <w:jc w:val="both"/>
-              <w:rPr/>
-            </w:pPr>
-            <w:r>
-              <w:rPr/>
-              <w:t>7</w:t>
-            </w:r>
-            <w:r>
-              <w:rPr/>
-              <w:t>.</w:t>
-            </w:r>
-          </w:p>
-        </w:tc>
-        <w:tc>
-          <w:tcPr>
-            <w:tcW w:w="4797" w:type="dxa"/>
+            <w:tcW w:w="506" w:type="dxa"/>
+            <w:tcBorders>
+              <w:start w:val="single" w:sz="4" w:space="0" w:color="000000"/>
+              <w:bottom w:val="single" w:sz="4" w:space="0" w:color="000000"/>
+            </w:tcBorders>
+          </w:tcPr>
+          <w:p>
+            <w:pPr>
+              <w:pStyle w:val="TableContents"/>
+              <w:bidi w:val="0"/>
+              <w:jc w:val="both"/>
+              <w:rPr/>
+            </w:pPr>
+            <w:r>
+              <w:rPr/>
+              <w:t>7.</w:t>
+            </w:r>
+          </w:p>
+        </w:tc>
+        <w:tc>
+          <w:tcPr>
+            <w:tcW w:w="4796" w:type="dxa"/>
             <w:tcBorders>
               <w:start w:val="single" w:sz="4" w:space="0" w:color="000000"/>
               <w:bottom w:val="single" w:sz="4" w:space="0" w:color="000000"/>
@@ -8482,7 +8296,7 @@
         </w:tc>
         <w:tc>
           <w:tcPr>
-            <w:tcW w:w="2081" w:type="dxa"/>
+            <w:tcW w:w="2079" w:type="dxa"/>
             <w:tcBorders>
               <w:start w:val="single" w:sz="4" w:space="0" w:color="000000"/>
               <w:bottom w:val="single" w:sz="4" w:space="0" w:color="000000"/>
@@ -8506,27 +8320,27 @@
         <w:trPr/>
         <w:tc>
           <w:tcPr>
-            <w:tcW w:w="507" w:type="dxa"/>
-            <w:tcBorders>
-              <w:start w:val="single" w:sz="4" w:space="0" w:color="000000"/>
-              <w:bottom w:val="single" w:sz="4" w:space="0" w:color="000000"/>
-            </w:tcBorders>
-          </w:tcPr>
-          <w:p>
-            <w:pPr>
-              <w:pStyle w:val="TableContents"/>
-              <w:bidi w:val="0"/>
-              <w:jc w:val="both"/>
-              <w:rPr/>
-            </w:pPr>
-            <w:r>
-              <w:rPr/>
-            </w:r>
-          </w:p>
-        </w:tc>
-        <w:tc>
-          <w:tcPr>
-            <w:tcW w:w="4797" w:type="dxa"/>
+            <w:tcW w:w="506" w:type="dxa"/>
+            <w:tcBorders>
+              <w:start w:val="single" w:sz="4" w:space="0" w:color="000000"/>
+              <w:bottom w:val="single" w:sz="4" w:space="0" w:color="000000"/>
+            </w:tcBorders>
+          </w:tcPr>
+          <w:p>
+            <w:pPr>
+              <w:pStyle w:val="TableContents"/>
+              <w:bidi w:val="0"/>
+              <w:jc w:val="both"/>
+              <w:rPr/>
+            </w:pPr>
+            <w:r>
+              <w:rPr/>
+            </w:r>
+          </w:p>
+        </w:tc>
+        <w:tc>
+          <w:tcPr>
+            <w:tcW w:w="4796" w:type="dxa"/>
             <w:tcBorders>
               <w:start w:val="single" w:sz="4" w:space="0" w:color="000000"/>
               <w:bottom w:val="single" w:sz="4" w:space="0" w:color="000000"/>
@@ -8566,7 +8380,7 @@
         </w:tc>
         <w:tc>
           <w:tcPr>
-            <w:tcW w:w="2081" w:type="dxa"/>
+            <w:tcW w:w="2079" w:type="dxa"/>
             <w:tcBorders>
               <w:start w:val="single" w:sz="4" w:space="0" w:color="000000"/>
               <w:bottom w:val="single" w:sz="4" w:space="0" w:color="000000"/>
@@ -8606,11 +8420,12 @@
     </w:p>
     <w:sectPr>
       <w:type w:val="nextPage"/>
-      <w:pgSz w:w="11909" w:h="16834"/>
+      <w:pgSz w:w="11906" w:h="16838"/>
       <w:pgMar w:left="1134" w:right="1134" w:gutter="0" w:header="0" w:top="1134" w:footer="0" w:bottom="1134"/>
       <w:pgNumType w:fmt="decimal"/>
       <w:formProt w:val="false"/>
       <w:textDirection w:val="lrTb"/>
+      <w:docGrid w:type="default" w:linePitch="100" w:charSpace="0"/>
     </w:sectPr>
   </w:body>
 </w:document>
@@ -8630,7 +8445,6 @@
     </w:rPrDefault>
     <w:pPrDefault>
       <w:pPr>
-        <w:widowControl/>
         <w:suppressAutoHyphens w:val="true"/>
       </w:pPr>
     </w:pPrDefault>
@@ -8640,7 +8454,10 @@
     <w:qFormat/>
     <w:pPr>
       <w:widowControl/>
+      <w:suppressAutoHyphens w:val="true"/>
       <w:bidi w:val="0"/>
+      <w:spacing w:before="0" w:after="0"/>
+      <w:jc w:val="start"/>
     </w:pPr>
     <w:rPr>
       <w:rFonts w:ascii="Liberation Serif" w:hAnsi="Liberation Serif" w:eastAsia="Noto Serif CJK SC" w:cs="Lohit Bengali"/>

--- a/Routine/CSE-20 Course List.docx
+++ b/Routine/CSE-20 Course List.docx
@@ -127,8 +127,8 @@
       <w:tblGrid>
         <w:gridCol w:w="444"/>
         <w:gridCol w:w="4858"/>
-        <w:gridCol w:w="2256"/>
-        <w:gridCol w:w="2079"/>
+        <w:gridCol w:w="2257"/>
+        <w:gridCol w:w="2078"/>
       </w:tblGrid>
       <w:tr>
         <w:trPr/>
@@ -190,7 +190,7 @@
         </w:tc>
         <w:tc>
           <w:tcPr>
-            <w:tcW w:w="2256" w:type="dxa"/>
+            <w:tcW w:w="2257" w:type="dxa"/>
             <w:tcBorders>
               <w:top w:val="single" w:sz="4" w:space="0" w:color="000000"/>
               <w:start w:val="single" w:sz="4" w:space="0" w:color="000000"/>
@@ -218,7 +218,7 @@
         </w:tc>
         <w:tc>
           <w:tcPr>
-            <w:tcW w:w="2079" w:type="dxa"/>
+            <w:tcW w:w="2078" w:type="dxa"/>
             <w:tcBorders>
               <w:top w:val="single" w:sz="4" w:space="0" w:color="000000"/>
               <w:start w:val="single" w:sz="4" w:space="0" w:color="000000"/>
@@ -286,13 +286,13 @@
             </w:pPr>
             <w:r>
               <w:rPr/>
-              <w:t xml:space="preserve">Limit and Basic Differentiation </w:t>
-            </w:r>
-          </w:p>
-        </w:tc>
-        <w:tc>
-          <w:tcPr>
-            <w:tcW w:w="2256" w:type="dxa"/>
+              <w:t>Differential &amp; Integral Calculus</w:t>
+            </w:r>
+          </w:p>
+        </w:tc>
+        <w:tc>
+          <w:tcPr>
+            <w:tcW w:w="2257" w:type="dxa"/>
             <w:tcBorders>
               <w:start w:val="single" w:sz="4" w:space="0" w:color="000000"/>
               <w:bottom w:val="single" w:sz="4" w:space="0" w:color="000000"/>
@@ -313,7 +313,7 @@
         </w:tc>
         <w:tc>
           <w:tcPr>
-            <w:tcW w:w="2079" w:type="dxa"/>
+            <w:tcW w:w="2078" w:type="dxa"/>
             <w:tcBorders>
               <w:start w:val="single" w:sz="4" w:space="0" w:color="000000"/>
               <w:bottom w:val="single" w:sz="4" w:space="0" w:color="000000"/>
@@ -380,7 +380,7 @@
         </w:tc>
         <w:tc>
           <w:tcPr>
-            <w:tcW w:w="2256" w:type="dxa"/>
+            <w:tcW w:w="2257" w:type="dxa"/>
             <w:tcBorders>
               <w:start w:val="single" w:sz="4" w:space="0" w:color="000000"/>
               <w:bottom w:val="single" w:sz="4" w:space="0" w:color="000000"/>
@@ -401,7 +401,7 @@
         </w:tc>
         <w:tc>
           <w:tcPr>
-            <w:tcW w:w="2079" w:type="dxa"/>
+            <w:tcW w:w="2078" w:type="dxa"/>
             <w:tcBorders>
               <w:start w:val="single" w:sz="4" w:space="0" w:color="000000"/>
               <w:bottom w:val="single" w:sz="4" w:space="0" w:color="000000"/>
@@ -468,7 +468,7 @@
         </w:tc>
         <w:tc>
           <w:tcPr>
-            <w:tcW w:w="2256" w:type="dxa"/>
+            <w:tcW w:w="2257" w:type="dxa"/>
             <w:tcBorders>
               <w:start w:val="single" w:sz="4" w:space="0" w:color="000000"/>
               <w:bottom w:val="single" w:sz="4" w:space="0" w:color="000000"/>
@@ -489,7 +489,7 @@
         </w:tc>
         <w:tc>
           <w:tcPr>
-            <w:tcW w:w="2079" w:type="dxa"/>
+            <w:tcW w:w="2078" w:type="dxa"/>
             <w:tcBorders>
               <w:start w:val="single" w:sz="4" w:space="0" w:color="000000"/>
               <w:bottom w:val="single" w:sz="4" w:space="0" w:color="000000"/>
@@ -505,7 +505,7 @@
             </w:pPr>
             <w:r>
               <w:rPr/>
-              <w:t>1.5</w:t>
+              <w:t>0.75</w:t>
             </w:r>
           </w:p>
         </w:tc>
@@ -556,7 +556,7 @@
         </w:tc>
         <w:tc>
           <w:tcPr>
-            <w:tcW w:w="2256" w:type="dxa"/>
+            <w:tcW w:w="2257" w:type="dxa"/>
             <w:tcBorders>
               <w:start w:val="single" w:sz="4" w:space="0" w:color="000000"/>
               <w:bottom w:val="single" w:sz="4" w:space="0" w:color="000000"/>
@@ -577,7 +577,7 @@
         </w:tc>
         <w:tc>
           <w:tcPr>
-            <w:tcW w:w="2079" w:type="dxa"/>
+            <w:tcW w:w="2078" w:type="dxa"/>
             <w:tcBorders>
               <w:start w:val="single" w:sz="4" w:space="0" w:color="000000"/>
               <w:bottom w:val="single" w:sz="4" w:space="0" w:color="000000"/>
@@ -644,7 +644,7 @@
         </w:tc>
         <w:tc>
           <w:tcPr>
-            <w:tcW w:w="2256" w:type="dxa"/>
+            <w:tcW w:w="2257" w:type="dxa"/>
             <w:tcBorders>
               <w:start w:val="single" w:sz="4" w:space="0" w:color="000000"/>
               <w:bottom w:val="single" w:sz="4" w:space="0" w:color="000000"/>
@@ -665,7 +665,7 @@
         </w:tc>
         <w:tc>
           <w:tcPr>
-            <w:tcW w:w="2079" w:type="dxa"/>
+            <w:tcW w:w="2078" w:type="dxa"/>
             <w:tcBorders>
               <w:start w:val="single" w:sz="4" w:space="0" w:color="000000"/>
               <w:bottom w:val="single" w:sz="4" w:space="0" w:color="000000"/>
@@ -730,27 +730,27 @@
         </w:tc>
         <w:tc>
           <w:tcPr>
-            <w:tcW w:w="2256" w:type="dxa"/>
-            <w:tcBorders>
-              <w:start w:val="single" w:sz="4" w:space="0" w:color="000000"/>
-              <w:bottom w:val="single" w:sz="4" w:space="0" w:color="000000"/>
-            </w:tcBorders>
-          </w:tcPr>
-          <w:p>
-            <w:pPr>
-              <w:pStyle w:val="TableContents"/>
-              <w:bidi w:val="0"/>
-              <w:jc w:val="both"/>
-              <w:rPr/>
-            </w:pPr>
-            <w:r>
-              <w:rPr/>
-            </w:r>
-          </w:p>
-        </w:tc>
-        <w:tc>
-          <w:tcPr>
-            <w:tcW w:w="2079" w:type="dxa"/>
+            <w:tcW w:w="2257" w:type="dxa"/>
+            <w:tcBorders>
+              <w:start w:val="single" w:sz="4" w:space="0" w:color="000000"/>
+              <w:bottom w:val="single" w:sz="4" w:space="0" w:color="000000"/>
+            </w:tcBorders>
+          </w:tcPr>
+          <w:p>
+            <w:pPr>
+              <w:pStyle w:val="TableContents"/>
+              <w:bidi w:val="0"/>
+              <w:jc w:val="both"/>
+              <w:rPr/>
+            </w:pPr>
+            <w:r>
+              <w:rPr/>
+            </w:r>
+          </w:p>
+        </w:tc>
+        <w:tc>
+          <w:tcPr>
+            <w:tcW w:w="2078" w:type="dxa"/>
             <w:tcBorders>
               <w:start w:val="single" w:sz="4" w:space="0" w:color="000000"/>
               <w:bottom w:val="single" w:sz="4" w:space="0" w:color="000000"/>
@@ -772,7 +772,7 @@
                 <w:b/>
                 <w:bCs/>
               </w:rPr>
-              <w:t>Total : 12</w:t>
+              <w:t>Total : 11.25</w:t>
             </w:r>
           </w:p>
         </w:tc>
@@ -879,8 +879,8 @@
       <w:tblGrid>
         <w:gridCol w:w="444"/>
         <w:gridCol w:w="4858"/>
-        <w:gridCol w:w="2256"/>
-        <w:gridCol w:w="2079"/>
+        <w:gridCol w:w="2257"/>
+        <w:gridCol w:w="2078"/>
       </w:tblGrid>
       <w:tr>
         <w:trPr/>
@@ -942,7 +942,7 @@
         </w:tc>
         <w:tc>
           <w:tcPr>
-            <w:tcW w:w="2256" w:type="dxa"/>
+            <w:tcW w:w="2257" w:type="dxa"/>
             <w:tcBorders>
               <w:top w:val="single" w:sz="4" w:space="0" w:color="000000"/>
               <w:start w:val="single" w:sz="4" w:space="0" w:color="000000"/>
@@ -970,7 +970,7 @@
         </w:tc>
         <w:tc>
           <w:tcPr>
-            <w:tcW w:w="2079" w:type="dxa"/>
+            <w:tcW w:w="2078" w:type="dxa"/>
             <w:tcBorders>
               <w:top w:val="single" w:sz="4" w:space="0" w:color="000000"/>
               <w:start w:val="single" w:sz="4" w:space="0" w:color="000000"/>
@@ -1044,7 +1044,7 @@
         </w:tc>
         <w:tc>
           <w:tcPr>
-            <w:tcW w:w="2256" w:type="dxa"/>
+            <w:tcW w:w="2257" w:type="dxa"/>
             <w:tcBorders>
               <w:start w:val="single" w:sz="4" w:space="0" w:color="000000"/>
               <w:bottom w:val="single" w:sz="4" w:space="0" w:color="000000"/>
@@ -1065,7 +1065,7 @@
         </w:tc>
         <w:tc>
           <w:tcPr>
-            <w:tcW w:w="2079" w:type="dxa"/>
+            <w:tcW w:w="2078" w:type="dxa"/>
             <w:tcBorders>
               <w:start w:val="single" w:sz="4" w:space="0" w:color="000000"/>
               <w:bottom w:val="single" w:sz="4" w:space="0" w:color="000000"/>
@@ -1126,13 +1126,13 @@
             </w:pPr>
             <w:r>
               <w:rPr/>
-              <w:t xml:space="preserve">Electrical Circuit Analysis </w:t>
-            </w:r>
-          </w:p>
-        </w:tc>
-        <w:tc>
-          <w:tcPr>
-            <w:tcW w:w="2256" w:type="dxa"/>
+              <w:t xml:space="preserve">Electrical Engineering &amp; Circuit Analysis </w:t>
+            </w:r>
+          </w:p>
+        </w:tc>
+        <w:tc>
+          <w:tcPr>
+            <w:tcW w:w="2257" w:type="dxa"/>
             <w:tcBorders>
               <w:start w:val="single" w:sz="4" w:space="0" w:color="000000"/>
               <w:bottom w:val="single" w:sz="4" w:space="0" w:color="000000"/>
@@ -1153,7 +1153,7 @@
         </w:tc>
         <w:tc>
           <w:tcPr>
-            <w:tcW w:w="2079" w:type="dxa"/>
+            <w:tcW w:w="2078" w:type="dxa"/>
             <w:tcBorders>
               <w:start w:val="single" w:sz="4" w:space="0" w:color="000000"/>
               <w:bottom w:val="single" w:sz="4" w:space="0" w:color="000000"/>
@@ -1214,13 +1214,13 @@
             </w:pPr>
             <w:r>
               <w:rPr/>
-              <w:t>Electrical Circuit Analysis Lab</w:t>
-            </w:r>
-          </w:p>
-        </w:tc>
-        <w:tc>
-          <w:tcPr>
-            <w:tcW w:w="2256" w:type="dxa"/>
+              <w:t>Electrical Engineering &amp; Circuit Analysis Lab</w:t>
+            </w:r>
+          </w:p>
+        </w:tc>
+        <w:tc>
+          <w:tcPr>
+            <w:tcW w:w="2257" w:type="dxa"/>
             <w:tcBorders>
               <w:start w:val="single" w:sz="4" w:space="0" w:color="000000"/>
               <w:bottom w:val="single" w:sz="4" w:space="0" w:color="000000"/>
@@ -1241,7 +1241,7 @@
         </w:tc>
         <w:tc>
           <w:tcPr>
-            <w:tcW w:w="2079" w:type="dxa"/>
+            <w:tcW w:w="2078" w:type="dxa"/>
             <w:tcBorders>
               <w:start w:val="single" w:sz="4" w:space="0" w:color="000000"/>
               <w:bottom w:val="single" w:sz="4" w:space="0" w:color="000000"/>
@@ -1302,13 +1302,13 @@
             </w:pPr>
             <w:r>
               <w:rPr/>
-              <w:t>Differential Equation and Integration</w:t>
-            </w:r>
-          </w:p>
-        </w:tc>
-        <w:tc>
-          <w:tcPr>
-            <w:tcW w:w="2256" w:type="dxa"/>
+              <w:t>Differential Equation and Statistics</w:t>
+            </w:r>
+          </w:p>
+        </w:tc>
+        <w:tc>
+          <w:tcPr>
+            <w:tcW w:w="2257" w:type="dxa"/>
             <w:tcBorders>
               <w:start w:val="single" w:sz="4" w:space="0" w:color="000000"/>
               <w:bottom w:val="single" w:sz="4" w:space="0" w:color="000000"/>
@@ -1329,7 +1329,7 @@
         </w:tc>
         <w:tc>
           <w:tcPr>
-            <w:tcW w:w="2079" w:type="dxa"/>
+            <w:tcW w:w="2078" w:type="dxa"/>
             <w:tcBorders>
               <w:start w:val="single" w:sz="4" w:space="0" w:color="000000"/>
               <w:bottom w:val="single" w:sz="4" w:space="0" w:color="000000"/>
@@ -1396,7 +1396,7 @@
         </w:tc>
         <w:tc>
           <w:tcPr>
-            <w:tcW w:w="2256" w:type="dxa"/>
+            <w:tcW w:w="2257" w:type="dxa"/>
             <w:tcBorders>
               <w:start w:val="single" w:sz="4" w:space="0" w:color="000000"/>
               <w:bottom w:val="single" w:sz="4" w:space="0" w:color="000000"/>
@@ -1417,7 +1417,7 @@
         </w:tc>
         <w:tc>
           <w:tcPr>
-            <w:tcW w:w="2079" w:type="dxa"/>
+            <w:tcW w:w="2078" w:type="dxa"/>
             <w:tcBorders>
               <w:start w:val="single" w:sz="4" w:space="0" w:color="000000"/>
               <w:bottom w:val="single" w:sz="4" w:space="0" w:color="000000"/>
@@ -1484,7 +1484,7 @@
         </w:tc>
         <w:tc>
           <w:tcPr>
-            <w:tcW w:w="2256" w:type="dxa"/>
+            <w:tcW w:w="2257" w:type="dxa"/>
             <w:tcBorders>
               <w:start w:val="single" w:sz="4" w:space="0" w:color="000000"/>
               <w:bottom w:val="single" w:sz="4" w:space="0" w:color="000000"/>
@@ -1505,7 +1505,7 @@
         </w:tc>
         <w:tc>
           <w:tcPr>
-            <w:tcW w:w="2079" w:type="dxa"/>
+            <w:tcW w:w="2078" w:type="dxa"/>
             <w:tcBorders>
               <w:start w:val="single" w:sz="4" w:space="0" w:color="000000"/>
               <w:bottom w:val="single" w:sz="4" w:space="0" w:color="000000"/>
@@ -1572,7 +1572,7 @@
         </w:tc>
         <w:tc>
           <w:tcPr>
-            <w:tcW w:w="2256" w:type="dxa"/>
+            <w:tcW w:w="2257" w:type="dxa"/>
             <w:tcBorders>
               <w:start w:val="single" w:sz="4" w:space="0" w:color="000000"/>
               <w:bottom w:val="single" w:sz="4" w:space="0" w:color="000000"/>
@@ -1593,7 +1593,7 @@
         </w:tc>
         <w:tc>
           <w:tcPr>
-            <w:tcW w:w="2079" w:type="dxa"/>
+            <w:tcW w:w="2078" w:type="dxa"/>
             <w:tcBorders>
               <w:start w:val="single" w:sz="4" w:space="0" w:color="000000"/>
               <w:bottom w:val="single" w:sz="4" w:space="0" w:color="000000"/>
@@ -1660,7 +1660,7 @@
         </w:tc>
         <w:tc>
           <w:tcPr>
-            <w:tcW w:w="2256" w:type="dxa"/>
+            <w:tcW w:w="2257" w:type="dxa"/>
             <w:tcBorders>
               <w:start w:val="single" w:sz="4" w:space="0" w:color="000000"/>
               <w:bottom w:val="single" w:sz="4" w:space="0" w:color="000000"/>
@@ -1681,7 +1681,7 @@
         </w:tc>
         <w:tc>
           <w:tcPr>
-            <w:tcW w:w="2079" w:type="dxa"/>
+            <w:tcW w:w="2078" w:type="dxa"/>
             <w:tcBorders>
               <w:start w:val="single" w:sz="4" w:space="0" w:color="000000"/>
               <w:bottom w:val="single" w:sz="4" w:space="0" w:color="000000"/>
@@ -1746,27 +1746,27 @@
         </w:tc>
         <w:tc>
           <w:tcPr>
-            <w:tcW w:w="2256" w:type="dxa"/>
-            <w:tcBorders>
-              <w:start w:val="single" w:sz="4" w:space="0" w:color="000000"/>
-              <w:bottom w:val="single" w:sz="4" w:space="0" w:color="000000"/>
-            </w:tcBorders>
-          </w:tcPr>
-          <w:p>
-            <w:pPr>
-              <w:pStyle w:val="TableContents"/>
-              <w:bidi w:val="0"/>
-              <w:jc w:val="both"/>
-              <w:rPr/>
-            </w:pPr>
-            <w:r>
-              <w:rPr/>
-            </w:r>
-          </w:p>
-        </w:tc>
-        <w:tc>
-          <w:tcPr>
-            <w:tcW w:w="2079" w:type="dxa"/>
+            <w:tcW w:w="2257" w:type="dxa"/>
+            <w:tcBorders>
+              <w:start w:val="single" w:sz="4" w:space="0" w:color="000000"/>
+              <w:bottom w:val="single" w:sz="4" w:space="0" w:color="000000"/>
+            </w:tcBorders>
+          </w:tcPr>
+          <w:p>
+            <w:pPr>
+              <w:pStyle w:val="TableContents"/>
+              <w:bidi w:val="0"/>
+              <w:jc w:val="both"/>
+              <w:rPr/>
+            </w:pPr>
+            <w:r>
+              <w:rPr/>
+            </w:r>
+          </w:p>
+        </w:tc>
+        <w:tc>
+          <w:tcPr>
+            <w:tcW w:w="2078" w:type="dxa"/>
             <w:tcBorders>
               <w:start w:val="single" w:sz="4" w:space="0" w:color="000000"/>
               <w:bottom w:val="single" w:sz="4" w:space="0" w:color="000000"/>
@@ -2084,16 +2084,16 @@
         </w:tblCellMar>
       </w:tblPr>
       <w:tblGrid>
-        <w:gridCol w:w="404"/>
-        <w:gridCol w:w="4898"/>
-        <w:gridCol w:w="2256"/>
-        <w:gridCol w:w="2079"/>
+        <w:gridCol w:w="402"/>
+        <w:gridCol w:w="4900"/>
+        <w:gridCol w:w="2257"/>
+        <w:gridCol w:w="2078"/>
       </w:tblGrid>
       <w:tr>
         <w:trPr/>
         <w:tc>
           <w:tcPr>
-            <w:tcW w:w="404" w:type="dxa"/>
+            <w:tcW w:w="402" w:type="dxa"/>
             <w:tcBorders>
               <w:top w:val="single" w:sz="4" w:space="0" w:color="000000"/>
               <w:start w:val="single" w:sz="4" w:space="0" w:color="000000"/>
@@ -2121,7 +2121,7 @@
         </w:tc>
         <w:tc>
           <w:tcPr>
-            <w:tcW w:w="4898" w:type="dxa"/>
+            <w:tcW w:w="4900" w:type="dxa"/>
             <w:tcBorders>
               <w:top w:val="single" w:sz="4" w:space="0" w:color="000000"/>
               <w:start w:val="single" w:sz="4" w:space="0" w:color="000000"/>
@@ -2149,7 +2149,7 @@
         </w:tc>
         <w:tc>
           <w:tcPr>
-            <w:tcW w:w="2256" w:type="dxa"/>
+            <w:tcW w:w="2257" w:type="dxa"/>
             <w:tcBorders>
               <w:top w:val="single" w:sz="4" w:space="0" w:color="000000"/>
               <w:start w:val="single" w:sz="4" w:space="0" w:color="000000"/>
@@ -2177,7 +2177,7 @@
         </w:tc>
         <w:tc>
           <w:tcPr>
-            <w:tcW w:w="2079" w:type="dxa"/>
+            <w:tcW w:w="2078" w:type="dxa"/>
             <w:tcBorders>
               <w:top w:val="single" w:sz="4" w:space="0" w:color="000000"/>
               <w:start w:val="single" w:sz="4" w:space="0" w:color="000000"/>
@@ -2209,7 +2209,7 @@
         <w:trPr/>
         <w:tc>
           <w:tcPr>
-            <w:tcW w:w="404" w:type="dxa"/>
+            <w:tcW w:w="402" w:type="dxa"/>
             <w:tcBorders>
               <w:start w:val="single" w:sz="4" w:space="0" w:color="000000"/>
               <w:bottom w:val="single" w:sz="4" w:space="0" w:color="000000"/>
@@ -2230,7 +2230,7 @@
         </w:tc>
         <w:tc>
           <w:tcPr>
-            <w:tcW w:w="4898" w:type="dxa"/>
+            <w:tcW w:w="4900" w:type="dxa"/>
             <w:tcBorders>
               <w:start w:val="single" w:sz="4" w:space="0" w:color="000000"/>
               <w:bottom w:val="single" w:sz="4" w:space="0" w:color="000000"/>
@@ -2251,7 +2251,7 @@
         </w:tc>
         <w:tc>
           <w:tcPr>
-            <w:tcW w:w="2256" w:type="dxa"/>
+            <w:tcW w:w="2257" w:type="dxa"/>
             <w:tcBorders>
               <w:start w:val="single" w:sz="4" w:space="0" w:color="000000"/>
               <w:bottom w:val="single" w:sz="4" w:space="0" w:color="000000"/>
@@ -2272,7 +2272,7 @@
         </w:tc>
         <w:tc>
           <w:tcPr>
-            <w:tcW w:w="2079" w:type="dxa"/>
+            <w:tcW w:w="2078" w:type="dxa"/>
             <w:tcBorders>
               <w:start w:val="single" w:sz="4" w:space="0" w:color="000000"/>
               <w:bottom w:val="single" w:sz="4" w:space="0" w:color="000000"/>
@@ -2297,7 +2297,7 @@
         <w:trPr/>
         <w:tc>
           <w:tcPr>
-            <w:tcW w:w="404" w:type="dxa"/>
+            <w:tcW w:w="402" w:type="dxa"/>
             <w:tcBorders>
               <w:start w:val="single" w:sz="4" w:space="0" w:color="000000"/>
               <w:bottom w:val="single" w:sz="4" w:space="0" w:color="000000"/>
@@ -2318,7 +2318,7 @@
         </w:tc>
         <w:tc>
           <w:tcPr>
-            <w:tcW w:w="4898" w:type="dxa"/>
+            <w:tcW w:w="4900" w:type="dxa"/>
             <w:tcBorders>
               <w:start w:val="single" w:sz="4" w:space="0" w:color="000000"/>
               <w:bottom w:val="single" w:sz="4" w:space="0" w:color="000000"/>
@@ -2339,7 +2339,7 @@
         </w:tc>
         <w:tc>
           <w:tcPr>
-            <w:tcW w:w="2256" w:type="dxa"/>
+            <w:tcW w:w="2257" w:type="dxa"/>
             <w:tcBorders>
               <w:start w:val="single" w:sz="4" w:space="0" w:color="000000"/>
               <w:bottom w:val="single" w:sz="4" w:space="0" w:color="000000"/>
@@ -2360,7 +2360,7 @@
         </w:tc>
         <w:tc>
           <w:tcPr>
-            <w:tcW w:w="2079" w:type="dxa"/>
+            <w:tcW w:w="2078" w:type="dxa"/>
             <w:tcBorders>
               <w:start w:val="single" w:sz="4" w:space="0" w:color="000000"/>
               <w:bottom w:val="single" w:sz="4" w:space="0" w:color="000000"/>
@@ -2385,7 +2385,7 @@
         <w:trPr/>
         <w:tc>
           <w:tcPr>
-            <w:tcW w:w="404" w:type="dxa"/>
+            <w:tcW w:w="402" w:type="dxa"/>
             <w:tcBorders>
               <w:start w:val="single" w:sz="4" w:space="0" w:color="000000"/>
               <w:bottom w:val="single" w:sz="4" w:space="0" w:color="000000"/>
@@ -2406,7 +2406,7 @@
         </w:tc>
         <w:tc>
           <w:tcPr>
-            <w:tcW w:w="4898" w:type="dxa"/>
+            <w:tcW w:w="4900" w:type="dxa"/>
             <w:tcBorders>
               <w:start w:val="single" w:sz="4" w:space="0" w:color="000000"/>
               <w:bottom w:val="single" w:sz="4" w:space="0" w:color="000000"/>
@@ -2427,7 +2427,7 @@
         </w:tc>
         <w:tc>
           <w:tcPr>
-            <w:tcW w:w="2256" w:type="dxa"/>
+            <w:tcW w:w="2257" w:type="dxa"/>
             <w:tcBorders>
               <w:start w:val="single" w:sz="4" w:space="0" w:color="000000"/>
               <w:bottom w:val="single" w:sz="4" w:space="0" w:color="000000"/>
@@ -2448,7 +2448,7 @@
         </w:tc>
         <w:tc>
           <w:tcPr>
-            <w:tcW w:w="2079" w:type="dxa"/>
+            <w:tcW w:w="2078" w:type="dxa"/>
             <w:tcBorders>
               <w:start w:val="single" w:sz="4" w:space="0" w:color="000000"/>
               <w:bottom w:val="single" w:sz="4" w:space="0" w:color="000000"/>
@@ -2473,7 +2473,7 @@
         <w:trPr/>
         <w:tc>
           <w:tcPr>
-            <w:tcW w:w="404" w:type="dxa"/>
+            <w:tcW w:w="402" w:type="dxa"/>
             <w:tcBorders>
               <w:start w:val="single" w:sz="4" w:space="0" w:color="000000"/>
               <w:bottom w:val="single" w:sz="4" w:space="0" w:color="000000"/>
@@ -2494,7 +2494,7 @@
         </w:tc>
         <w:tc>
           <w:tcPr>
-            <w:tcW w:w="4898" w:type="dxa"/>
+            <w:tcW w:w="4900" w:type="dxa"/>
             <w:tcBorders>
               <w:start w:val="single" w:sz="4" w:space="0" w:color="000000"/>
               <w:bottom w:val="single" w:sz="4" w:space="0" w:color="000000"/>
@@ -2515,7 +2515,7 @@
         </w:tc>
         <w:tc>
           <w:tcPr>
-            <w:tcW w:w="2256" w:type="dxa"/>
+            <w:tcW w:w="2257" w:type="dxa"/>
             <w:tcBorders>
               <w:start w:val="single" w:sz="4" w:space="0" w:color="000000"/>
               <w:bottom w:val="single" w:sz="4" w:space="0" w:color="000000"/>
@@ -2536,7 +2536,7 @@
         </w:tc>
         <w:tc>
           <w:tcPr>
-            <w:tcW w:w="2079" w:type="dxa"/>
+            <w:tcW w:w="2078" w:type="dxa"/>
             <w:tcBorders>
               <w:start w:val="single" w:sz="4" w:space="0" w:color="000000"/>
               <w:bottom w:val="single" w:sz="4" w:space="0" w:color="000000"/>
@@ -2561,7 +2561,7 @@
         <w:trPr/>
         <w:tc>
           <w:tcPr>
-            <w:tcW w:w="404" w:type="dxa"/>
+            <w:tcW w:w="402" w:type="dxa"/>
             <w:tcBorders>
               <w:start w:val="single" w:sz="4" w:space="0" w:color="000000"/>
               <w:bottom w:val="single" w:sz="4" w:space="0" w:color="000000"/>
@@ -2582,7 +2582,7 @@
         </w:tc>
         <w:tc>
           <w:tcPr>
-            <w:tcW w:w="4898" w:type="dxa"/>
+            <w:tcW w:w="4900" w:type="dxa"/>
             <w:tcBorders>
               <w:start w:val="single" w:sz="4" w:space="0" w:color="000000"/>
               <w:bottom w:val="single" w:sz="4" w:space="0" w:color="000000"/>
@@ -2603,7 +2603,7 @@
         </w:tc>
         <w:tc>
           <w:tcPr>
-            <w:tcW w:w="2256" w:type="dxa"/>
+            <w:tcW w:w="2257" w:type="dxa"/>
             <w:tcBorders>
               <w:start w:val="single" w:sz="4" w:space="0" w:color="000000"/>
               <w:bottom w:val="single" w:sz="4" w:space="0" w:color="000000"/>
@@ -2624,7 +2624,7 @@
         </w:tc>
         <w:tc>
           <w:tcPr>
-            <w:tcW w:w="2079" w:type="dxa"/>
+            <w:tcW w:w="2078" w:type="dxa"/>
             <w:tcBorders>
               <w:start w:val="single" w:sz="4" w:space="0" w:color="000000"/>
               <w:bottom w:val="single" w:sz="4" w:space="0" w:color="000000"/>
@@ -2649,7 +2649,7 @@
         <w:trPr/>
         <w:tc>
           <w:tcPr>
-            <w:tcW w:w="404" w:type="dxa"/>
+            <w:tcW w:w="402" w:type="dxa"/>
             <w:tcBorders>
               <w:start w:val="single" w:sz="4" w:space="0" w:color="000000"/>
               <w:bottom w:val="single" w:sz="4" w:space="0" w:color="000000"/>
@@ -2670,7 +2670,7 @@
         </w:tc>
         <w:tc>
           <w:tcPr>
-            <w:tcW w:w="4898" w:type="dxa"/>
+            <w:tcW w:w="4900" w:type="dxa"/>
             <w:tcBorders>
               <w:start w:val="single" w:sz="4" w:space="0" w:color="000000"/>
               <w:bottom w:val="single" w:sz="4" w:space="0" w:color="000000"/>
@@ -2691,7 +2691,7 @@
         </w:tc>
         <w:tc>
           <w:tcPr>
-            <w:tcW w:w="2256" w:type="dxa"/>
+            <w:tcW w:w="2257" w:type="dxa"/>
             <w:tcBorders>
               <w:start w:val="single" w:sz="4" w:space="0" w:color="000000"/>
               <w:bottom w:val="single" w:sz="4" w:space="0" w:color="000000"/>
@@ -2712,7 +2712,7 @@
         </w:tc>
         <w:tc>
           <w:tcPr>
-            <w:tcW w:w="2079" w:type="dxa"/>
+            <w:tcW w:w="2078" w:type="dxa"/>
             <w:tcBorders>
               <w:start w:val="single" w:sz="4" w:space="0" w:color="000000"/>
               <w:bottom w:val="single" w:sz="4" w:space="0" w:color="000000"/>
@@ -2737,7 +2737,7 @@
         <w:trPr/>
         <w:tc>
           <w:tcPr>
-            <w:tcW w:w="404" w:type="dxa"/>
+            <w:tcW w:w="402" w:type="dxa"/>
             <w:tcBorders>
               <w:start w:val="single" w:sz="4" w:space="0" w:color="000000"/>
               <w:bottom w:val="single" w:sz="4" w:space="0" w:color="000000"/>
@@ -2758,7 +2758,7 @@
         </w:tc>
         <w:tc>
           <w:tcPr>
-            <w:tcW w:w="4898" w:type="dxa"/>
+            <w:tcW w:w="4900" w:type="dxa"/>
             <w:tcBorders>
               <w:start w:val="single" w:sz="4" w:space="0" w:color="000000"/>
               <w:bottom w:val="single" w:sz="4" w:space="0" w:color="000000"/>
@@ -2779,7 +2779,7 @@
         </w:tc>
         <w:tc>
           <w:tcPr>
-            <w:tcW w:w="2256" w:type="dxa"/>
+            <w:tcW w:w="2257" w:type="dxa"/>
             <w:tcBorders>
               <w:start w:val="single" w:sz="4" w:space="0" w:color="000000"/>
               <w:bottom w:val="single" w:sz="4" w:space="0" w:color="000000"/>
@@ -2800,7 +2800,7 @@
         </w:tc>
         <w:tc>
           <w:tcPr>
-            <w:tcW w:w="2079" w:type="dxa"/>
+            <w:tcW w:w="2078" w:type="dxa"/>
             <w:tcBorders>
               <w:start w:val="single" w:sz="4" w:space="0" w:color="000000"/>
               <w:bottom w:val="single" w:sz="4" w:space="0" w:color="000000"/>
@@ -2825,7 +2825,7 @@
         <w:trPr/>
         <w:tc>
           <w:tcPr>
-            <w:tcW w:w="404" w:type="dxa"/>
+            <w:tcW w:w="402" w:type="dxa"/>
             <w:tcBorders>
               <w:start w:val="single" w:sz="4" w:space="0" w:color="000000"/>
               <w:bottom w:val="single" w:sz="4" w:space="0" w:color="000000"/>
@@ -2846,7 +2846,7 @@
         </w:tc>
         <w:tc>
           <w:tcPr>
-            <w:tcW w:w="4898" w:type="dxa"/>
+            <w:tcW w:w="4900" w:type="dxa"/>
             <w:tcBorders>
               <w:start w:val="single" w:sz="4" w:space="0" w:color="000000"/>
               <w:bottom w:val="single" w:sz="4" w:space="0" w:color="000000"/>
@@ -2867,7 +2867,7 @@
         </w:tc>
         <w:tc>
           <w:tcPr>
-            <w:tcW w:w="2256" w:type="dxa"/>
+            <w:tcW w:w="2257" w:type="dxa"/>
             <w:tcBorders>
               <w:start w:val="single" w:sz="4" w:space="0" w:color="000000"/>
               <w:bottom w:val="single" w:sz="4" w:space="0" w:color="000000"/>
@@ -2888,7 +2888,7 @@
         </w:tc>
         <w:tc>
           <w:tcPr>
-            <w:tcW w:w="2079" w:type="dxa"/>
+            <w:tcW w:w="2078" w:type="dxa"/>
             <w:tcBorders>
               <w:start w:val="single" w:sz="4" w:space="0" w:color="000000"/>
               <w:bottom w:val="single" w:sz="4" w:space="0" w:color="000000"/>
@@ -2913,67 +2913,67 @@
         <w:trPr/>
         <w:tc>
           <w:tcPr>
-            <w:tcW w:w="404" w:type="dxa"/>
-            <w:tcBorders>
-              <w:start w:val="single" w:sz="4" w:space="0" w:color="000000"/>
-              <w:bottom w:val="single" w:sz="4" w:space="0" w:color="000000"/>
-            </w:tcBorders>
-          </w:tcPr>
-          <w:p>
-            <w:pPr>
-              <w:pStyle w:val="TableContents"/>
-              <w:bidi w:val="0"/>
-              <w:jc w:val="both"/>
-              <w:rPr/>
-            </w:pPr>
-            <w:r>
-              <w:rPr/>
-            </w:r>
-          </w:p>
-        </w:tc>
-        <w:tc>
-          <w:tcPr>
-            <w:tcW w:w="4898" w:type="dxa"/>
-            <w:tcBorders>
-              <w:start w:val="single" w:sz="4" w:space="0" w:color="000000"/>
-              <w:bottom w:val="single" w:sz="4" w:space="0" w:color="000000"/>
-            </w:tcBorders>
-          </w:tcPr>
-          <w:p>
-            <w:pPr>
-              <w:pStyle w:val="TableContents"/>
-              <w:bidi w:val="0"/>
-              <w:jc w:val="both"/>
-              <w:rPr/>
-            </w:pPr>
-            <w:r>
-              <w:rPr/>
-            </w:r>
-          </w:p>
-        </w:tc>
-        <w:tc>
-          <w:tcPr>
-            <w:tcW w:w="2256" w:type="dxa"/>
-            <w:tcBorders>
-              <w:start w:val="single" w:sz="4" w:space="0" w:color="000000"/>
-              <w:bottom w:val="single" w:sz="4" w:space="0" w:color="000000"/>
-            </w:tcBorders>
-          </w:tcPr>
-          <w:p>
-            <w:pPr>
-              <w:pStyle w:val="TableContents"/>
-              <w:bidi w:val="0"/>
-              <w:jc w:val="both"/>
-              <w:rPr/>
-            </w:pPr>
-            <w:r>
-              <w:rPr/>
-            </w:r>
-          </w:p>
-        </w:tc>
-        <w:tc>
-          <w:tcPr>
-            <w:tcW w:w="2079" w:type="dxa"/>
+            <w:tcW w:w="402" w:type="dxa"/>
+            <w:tcBorders>
+              <w:start w:val="single" w:sz="4" w:space="0" w:color="000000"/>
+              <w:bottom w:val="single" w:sz="4" w:space="0" w:color="000000"/>
+            </w:tcBorders>
+          </w:tcPr>
+          <w:p>
+            <w:pPr>
+              <w:pStyle w:val="TableContents"/>
+              <w:bidi w:val="0"/>
+              <w:jc w:val="both"/>
+              <w:rPr/>
+            </w:pPr>
+            <w:r>
+              <w:rPr/>
+            </w:r>
+          </w:p>
+        </w:tc>
+        <w:tc>
+          <w:tcPr>
+            <w:tcW w:w="4900" w:type="dxa"/>
+            <w:tcBorders>
+              <w:start w:val="single" w:sz="4" w:space="0" w:color="000000"/>
+              <w:bottom w:val="single" w:sz="4" w:space="0" w:color="000000"/>
+            </w:tcBorders>
+          </w:tcPr>
+          <w:p>
+            <w:pPr>
+              <w:pStyle w:val="TableContents"/>
+              <w:bidi w:val="0"/>
+              <w:jc w:val="both"/>
+              <w:rPr/>
+            </w:pPr>
+            <w:r>
+              <w:rPr/>
+            </w:r>
+          </w:p>
+        </w:tc>
+        <w:tc>
+          <w:tcPr>
+            <w:tcW w:w="2257" w:type="dxa"/>
+            <w:tcBorders>
+              <w:start w:val="single" w:sz="4" w:space="0" w:color="000000"/>
+              <w:bottom w:val="single" w:sz="4" w:space="0" w:color="000000"/>
+            </w:tcBorders>
+          </w:tcPr>
+          <w:p>
+            <w:pPr>
+              <w:pStyle w:val="TableContents"/>
+              <w:bidi w:val="0"/>
+              <w:jc w:val="both"/>
+              <w:rPr/>
+            </w:pPr>
+            <w:r>
+              <w:rPr/>
+            </w:r>
+          </w:p>
+        </w:tc>
+        <w:tc>
+          <w:tcPr>
+            <w:tcW w:w="2078" w:type="dxa"/>
             <w:tcBorders>
               <w:start w:val="single" w:sz="4" w:space="0" w:color="000000"/>
               <w:bottom w:val="single" w:sz="4" w:space="0" w:color="000000"/>
@@ -3097,8 +3097,8 @@
       <w:tblGrid>
         <w:gridCol w:w="444"/>
         <w:gridCol w:w="4858"/>
-        <w:gridCol w:w="2256"/>
-        <w:gridCol w:w="2079"/>
+        <w:gridCol w:w="2257"/>
+        <w:gridCol w:w="2078"/>
       </w:tblGrid>
       <w:tr>
         <w:trPr/>
@@ -3160,7 +3160,7 @@
         </w:tc>
         <w:tc>
           <w:tcPr>
-            <w:tcW w:w="2256" w:type="dxa"/>
+            <w:tcW w:w="2257" w:type="dxa"/>
             <w:tcBorders>
               <w:top w:val="single" w:sz="4" w:space="0" w:color="000000"/>
               <w:start w:val="single" w:sz="4" w:space="0" w:color="000000"/>
@@ -3188,7 +3188,7 @@
         </w:tc>
         <w:tc>
           <w:tcPr>
-            <w:tcW w:w="2079" w:type="dxa"/>
+            <w:tcW w:w="2078" w:type="dxa"/>
             <w:tcBorders>
               <w:top w:val="single" w:sz="4" w:space="0" w:color="000000"/>
               <w:start w:val="single" w:sz="4" w:space="0" w:color="000000"/>
@@ -3262,7 +3262,7 @@
         </w:tc>
         <w:tc>
           <w:tcPr>
-            <w:tcW w:w="2256" w:type="dxa"/>
+            <w:tcW w:w="2257" w:type="dxa"/>
             <w:tcBorders>
               <w:start w:val="single" w:sz="4" w:space="0" w:color="000000"/>
               <w:bottom w:val="single" w:sz="4" w:space="0" w:color="000000"/>
@@ -3283,7 +3283,7 @@
         </w:tc>
         <w:tc>
           <w:tcPr>
-            <w:tcW w:w="2079" w:type="dxa"/>
+            <w:tcW w:w="2078" w:type="dxa"/>
             <w:tcBorders>
               <w:start w:val="single" w:sz="4" w:space="0" w:color="000000"/>
               <w:bottom w:val="single" w:sz="4" w:space="0" w:color="000000"/>
@@ -3350,7 +3350,7 @@
         </w:tc>
         <w:tc>
           <w:tcPr>
-            <w:tcW w:w="2256" w:type="dxa"/>
+            <w:tcW w:w="2257" w:type="dxa"/>
             <w:tcBorders>
               <w:start w:val="single" w:sz="4" w:space="0" w:color="000000"/>
               <w:bottom w:val="single" w:sz="4" w:space="0" w:color="000000"/>
@@ -3371,7 +3371,7 @@
         </w:tc>
         <w:tc>
           <w:tcPr>
-            <w:tcW w:w="2079" w:type="dxa"/>
+            <w:tcW w:w="2078" w:type="dxa"/>
             <w:tcBorders>
               <w:start w:val="single" w:sz="4" w:space="0" w:color="000000"/>
               <w:bottom w:val="single" w:sz="4" w:space="0" w:color="000000"/>
@@ -3438,7 +3438,7 @@
         </w:tc>
         <w:tc>
           <w:tcPr>
-            <w:tcW w:w="2256" w:type="dxa"/>
+            <w:tcW w:w="2257" w:type="dxa"/>
             <w:tcBorders>
               <w:start w:val="single" w:sz="4" w:space="0" w:color="000000"/>
               <w:bottom w:val="single" w:sz="4" w:space="0" w:color="000000"/>
@@ -3459,7 +3459,7 @@
         </w:tc>
         <w:tc>
           <w:tcPr>
-            <w:tcW w:w="2079" w:type="dxa"/>
+            <w:tcW w:w="2078" w:type="dxa"/>
             <w:tcBorders>
               <w:start w:val="single" w:sz="4" w:space="0" w:color="000000"/>
               <w:bottom w:val="single" w:sz="4" w:space="0" w:color="000000"/>
@@ -3526,7 +3526,7 @@
         </w:tc>
         <w:tc>
           <w:tcPr>
-            <w:tcW w:w="2256" w:type="dxa"/>
+            <w:tcW w:w="2257" w:type="dxa"/>
             <w:tcBorders>
               <w:start w:val="single" w:sz="4" w:space="0" w:color="000000"/>
               <w:bottom w:val="single" w:sz="4" w:space="0" w:color="000000"/>
@@ -3547,7 +3547,7 @@
         </w:tc>
         <w:tc>
           <w:tcPr>
-            <w:tcW w:w="2079" w:type="dxa"/>
+            <w:tcW w:w="2078" w:type="dxa"/>
             <w:tcBorders>
               <w:start w:val="single" w:sz="4" w:space="0" w:color="000000"/>
               <w:bottom w:val="single" w:sz="4" w:space="0" w:color="000000"/>
@@ -3614,7 +3614,7 @@
         </w:tc>
         <w:tc>
           <w:tcPr>
-            <w:tcW w:w="2256" w:type="dxa"/>
+            <w:tcW w:w="2257" w:type="dxa"/>
             <w:tcBorders>
               <w:start w:val="single" w:sz="4" w:space="0" w:color="000000"/>
               <w:bottom w:val="single" w:sz="4" w:space="0" w:color="000000"/>
@@ -3635,7 +3635,7 @@
         </w:tc>
         <w:tc>
           <w:tcPr>
-            <w:tcW w:w="2079" w:type="dxa"/>
+            <w:tcW w:w="2078" w:type="dxa"/>
             <w:tcBorders>
               <w:start w:val="single" w:sz="4" w:space="0" w:color="000000"/>
               <w:bottom w:val="single" w:sz="4" w:space="0" w:color="000000"/>
@@ -3702,7 +3702,7 @@
         </w:tc>
         <w:tc>
           <w:tcPr>
-            <w:tcW w:w="2256" w:type="dxa"/>
+            <w:tcW w:w="2257" w:type="dxa"/>
             <w:tcBorders>
               <w:start w:val="single" w:sz="4" w:space="0" w:color="000000"/>
               <w:bottom w:val="single" w:sz="4" w:space="0" w:color="000000"/>
@@ -3723,7 +3723,7 @@
         </w:tc>
         <w:tc>
           <w:tcPr>
-            <w:tcW w:w="2079" w:type="dxa"/>
+            <w:tcW w:w="2078" w:type="dxa"/>
             <w:tcBorders>
               <w:start w:val="single" w:sz="4" w:space="0" w:color="000000"/>
               <w:bottom w:val="single" w:sz="4" w:space="0" w:color="000000"/>
@@ -3790,7 +3790,7 @@
         </w:tc>
         <w:tc>
           <w:tcPr>
-            <w:tcW w:w="2256" w:type="dxa"/>
+            <w:tcW w:w="2257" w:type="dxa"/>
             <w:tcBorders>
               <w:start w:val="single" w:sz="4" w:space="0" w:color="000000"/>
               <w:bottom w:val="single" w:sz="4" w:space="0" w:color="000000"/>
@@ -3811,7 +3811,7 @@
         </w:tc>
         <w:tc>
           <w:tcPr>
-            <w:tcW w:w="2079" w:type="dxa"/>
+            <w:tcW w:w="2078" w:type="dxa"/>
             <w:tcBorders>
               <w:start w:val="single" w:sz="4" w:space="0" w:color="000000"/>
               <w:bottom w:val="single" w:sz="4" w:space="0" w:color="000000"/>
@@ -3878,7 +3878,7 @@
         </w:tc>
         <w:tc>
           <w:tcPr>
-            <w:tcW w:w="2256" w:type="dxa"/>
+            <w:tcW w:w="2257" w:type="dxa"/>
             <w:tcBorders>
               <w:start w:val="single" w:sz="4" w:space="0" w:color="000000"/>
               <w:bottom w:val="single" w:sz="4" w:space="0" w:color="000000"/>
@@ -3899,7 +3899,7 @@
         </w:tc>
         <w:tc>
           <w:tcPr>
-            <w:tcW w:w="2079" w:type="dxa"/>
+            <w:tcW w:w="2078" w:type="dxa"/>
             <w:tcBorders>
               <w:start w:val="single" w:sz="4" w:space="0" w:color="000000"/>
               <w:bottom w:val="single" w:sz="4" w:space="0" w:color="000000"/>
@@ -3964,27 +3964,27 @@
         </w:tc>
         <w:tc>
           <w:tcPr>
-            <w:tcW w:w="2256" w:type="dxa"/>
-            <w:tcBorders>
-              <w:start w:val="single" w:sz="4" w:space="0" w:color="000000"/>
-              <w:bottom w:val="single" w:sz="4" w:space="0" w:color="000000"/>
-            </w:tcBorders>
-          </w:tcPr>
-          <w:p>
-            <w:pPr>
-              <w:pStyle w:val="TableContents"/>
-              <w:bidi w:val="0"/>
-              <w:jc w:val="center"/>
-              <w:rPr/>
-            </w:pPr>
-            <w:r>
-              <w:rPr/>
-            </w:r>
-          </w:p>
-        </w:tc>
-        <w:tc>
-          <w:tcPr>
-            <w:tcW w:w="2079" w:type="dxa"/>
+            <w:tcW w:w="2257" w:type="dxa"/>
+            <w:tcBorders>
+              <w:start w:val="single" w:sz="4" w:space="0" w:color="000000"/>
+              <w:bottom w:val="single" w:sz="4" w:space="0" w:color="000000"/>
+            </w:tcBorders>
+          </w:tcPr>
+          <w:p>
+            <w:pPr>
+              <w:pStyle w:val="TableContents"/>
+              <w:bidi w:val="0"/>
+              <w:jc w:val="center"/>
+              <w:rPr/>
+            </w:pPr>
+            <w:r>
+              <w:rPr/>
+            </w:r>
+          </w:p>
+        </w:tc>
+        <w:tc>
+          <w:tcPr>
+            <w:tcW w:w="2078" w:type="dxa"/>
             <w:tcBorders>
               <w:start w:val="single" w:sz="4" w:space="0" w:color="000000"/>
               <w:bottom w:val="single" w:sz="4" w:space="0" w:color="000000"/>
@@ -4276,16 +4276,16 @@
         </w:tblCellMar>
       </w:tblPr>
       <w:tblGrid>
-        <w:gridCol w:w="506"/>
-        <w:gridCol w:w="4796"/>
-        <w:gridCol w:w="2256"/>
-        <w:gridCol w:w="2079"/>
+        <w:gridCol w:w="505"/>
+        <w:gridCol w:w="4797"/>
+        <w:gridCol w:w="2257"/>
+        <w:gridCol w:w="2078"/>
       </w:tblGrid>
       <w:tr>
         <w:trPr/>
         <w:tc>
           <w:tcPr>
-            <w:tcW w:w="506" w:type="dxa"/>
+            <w:tcW w:w="505" w:type="dxa"/>
             <w:tcBorders>
               <w:top w:val="single" w:sz="4" w:space="0" w:color="000000"/>
               <w:start w:val="single" w:sz="4" w:space="0" w:color="000000"/>
@@ -4313,7 +4313,7 @@
         </w:tc>
         <w:tc>
           <w:tcPr>
-            <w:tcW w:w="4796" w:type="dxa"/>
+            <w:tcW w:w="4797" w:type="dxa"/>
             <w:tcBorders>
               <w:top w:val="single" w:sz="4" w:space="0" w:color="000000"/>
               <w:start w:val="single" w:sz="4" w:space="0" w:color="000000"/>
@@ -4341,7 +4341,7 @@
         </w:tc>
         <w:tc>
           <w:tcPr>
-            <w:tcW w:w="2256" w:type="dxa"/>
+            <w:tcW w:w="2257" w:type="dxa"/>
             <w:tcBorders>
               <w:top w:val="single" w:sz="4" w:space="0" w:color="000000"/>
               <w:start w:val="single" w:sz="4" w:space="0" w:color="000000"/>
@@ -4369,7 +4369,7 @@
         </w:tc>
         <w:tc>
           <w:tcPr>
-            <w:tcW w:w="2079" w:type="dxa"/>
+            <w:tcW w:w="2078" w:type="dxa"/>
             <w:tcBorders>
               <w:top w:val="single" w:sz="4" w:space="0" w:color="000000"/>
               <w:start w:val="single" w:sz="4" w:space="0" w:color="000000"/>
@@ -4401,7 +4401,7 @@
         <w:trPr/>
         <w:tc>
           <w:tcPr>
-            <w:tcW w:w="506" w:type="dxa"/>
+            <w:tcW w:w="505" w:type="dxa"/>
             <w:tcBorders>
               <w:start w:val="single" w:sz="4" w:space="0" w:color="000000"/>
               <w:bottom w:val="single" w:sz="4" w:space="0" w:color="000000"/>
@@ -4422,7 +4422,7 @@
         </w:tc>
         <w:tc>
           <w:tcPr>
-            <w:tcW w:w="4796" w:type="dxa"/>
+            <w:tcW w:w="4797" w:type="dxa"/>
             <w:tcBorders>
               <w:start w:val="single" w:sz="4" w:space="0" w:color="000000"/>
               <w:bottom w:val="single" w:sz="4" w:space="0" w:color="000000"/>
@@ -4443,7 +4443,7 @@
         </w:tc>
         <w:tc>
           <w:tcPr>
-            <w:tcW w:w="2256" w:type="dxa"/>
+            <w:tcW w:w="2257" w:type="dxa"/>
             <w:tcBorders>
               <w:start w:val="single" w:sz="4" w:space="0" w:color="000000"/>
               <w:bottom w:val="single" w:sz="4" w:space="0" w:color="000000"/>
@@ -4464,7 +4464,7 @@
         </w:tc>
         <w:tc>
           <w:tcPr>
-            <w:tcW w:w="2079" w:type="dxa"/>
+            <w:tcW w:w="2078" w:type="dxa"/>
             <w:tcBorders>
               <w:start w:val="single" w:sz="4" w:space="0" w:color="000000"/>
               <w:bottom w:val="single" w:sz="4" w:space="0" w:color="000000"/>
@@ -4489,7 +4489,7 @@
         <w:trPr/>
         <w:tc>
           <w:tcPr>
-            <w:tcW w:w="506" w:type="dxa"/>
+            <w:tcW w:w="505" w:type="dxa"/>
             <w:tcBorders>
               <w:start w:val="single" w:sz="4" w:space="0" w:color="000000"/>
               <w:bottom w:val="single" w:sz="4" w:space="0" w:color="000000"/>
@@ -4510,7 +4510,7 @@
         </w:tc>
         <w:tc>
           <w:tcPr>
-            <w:tcW w:w="4796" w:type="dxa"/>
+            <w:tcW w:w="4797" w:type="dxa"/>
             <w:tcBorders>
               <w:start w:val="single" w:sz="4" w:space="0" w:color="000000"/>
               <w:bottom w:val="single" w:sz="4" w:space="0" w:color="000000"/>
@@ -4531,7 +4531,7 @@
         </w:tc>
         <w:tc>
           <w:tcPr>
-            <w:tcW w:w="2256" w:type="dxa"/>
+            <w:tcW w:w="2257" w:type="dxa"/>
             <w:tcBorders>
               <w:start w:val="single" w:sz="4" w:space="0" w:color="000000"/>
               <w:bottom w:val="single" w:sz="4" w:space="0" w:color="000000"/>
@@ -4552,7 +4552,7 @@
         </w:tc>
         <w:tc>
           <w:tcPr>
-            <w:tcW w:w="2079" w:type="dxa"/>
+            <w:tcW w:w="2078" w:type="dxa"/>
             <w:tcBorders>
               <w:start w:val="single" w:sz="4" w:space="0" w:color="000000"/>
               <w:bottom w:val="single" w:sz="4" w:space="0" w:color="000000"/>
@@ -4577,7 +4577,7 @@
         <w:trPr/>
         <w:tc>
           <w:tcPr>
-            <w:tcW w:w="506" w:type="dxa"/>
+            <w:tcW w:w="505" w:type="dxa"/>
             <w:tcBorders>
               <w:start w:val="single" w:sz="4" w:space="0" w:color="000000"/>
               <w:bottom w:val="single" w:sz="4" w:space="0" w:color="000000"/>
@@ -4598,7 +4598,7 @@
         </w:tc>
         <w:tc>
           <w:tcPr>
-            <w:tcW w:w="4796" w:type="dxa"/>
+            <w:tcW w:w="4797" w:type="dxa"/>
             <w:tcBorders>
               <w:start w:val="single" w:sz="4" w:space="0" w:color="000000"/>
               <w:bottom w:val="single" w:sz="4" w:space="0" w:color="000000"/>
@@ -4619,7 +4619,7 @@
         </w:tc>
         <w:tc>
           <w:tcPr>
-            <w:tcW w:w="2256" w:type="dxa"/>
+            <w:tcW w:w="2257" w:type="dxa"/>
             <w:tcBorders>
               <w:start w:val="single" w:sz="4" w:space="0" w:color="000000"/>
               <w:bottom w:val="single" w:sz="4" w:space="0" w:color="000000"/>
@@ -4640,7 +4640,7 @@
         </w:tc>
         <w:tc>
           <w:tcPr>
-            <w:tcW w:w="2079" w:type="dxa"/>
+            <w:tcW w:w="2078" w:type="dxa"/>
             <w:tcBorders>
               <w:start w:val="single" w:sz="4" w:space="0" w:color="000000"/>
               <w:bottom w:val="single" w:sz="4" w:space="0" w:color="000000"/>
@@ -4665,7 +4665,7 @@
         <w:trPr/>
         <w:tc>
           <w:tcPr>
-            <w:tcW w:w="506" w:type="dxa"/>
+            <w:tcW w:w="505" w:type="dxa"/>
             <w:tcBorders>
               <w:start w:val="single" w:sz="4" w:space="0" w:color="000000"/>
               <w:bottom w:val="single" w:sz="4" w:space="0" w:color="000000"/>
@@ -4686,7 +4686,7 @@
         </w:tc>
         <w:tc>
           <w:tcPr>
-            <w:tcW w:w="4796" w:type="dxa"/>
+            <w:tcW w:w="4797" w:type="dxa"/>
             <w:tcBorders>
               <w:start w:val="single" w:sz="4" w:space="0" w:color="000000"/>
               <w:bottom w:val="single" w:sz="4" w:space="0" w:color="000000"/>
@@ -4707,7 +4707,7 @@
         </w:tc>
         <w:tc>
           <w:tcPr>
-            <w:tcW w:w="2256" w:type="dxa"/>
+            <w:tcW w:w="2257" w:type="dxa"/>
             <w:tcBorders>
               <w:start w:val="single" w:sz="4" w:space="0" w:color="000000"/>
               <w:bottom w:val="single" w:sz="4" w:space="0" w:color="000000"/>
@@ -4728,7 +4728,7 @@
         </w:tc>
         <w:tc>
           <w:tcPr>
-            <w:tcW w:w="2079" w:type="dxa"/>
+            <w:tcW w:w="2078" w:type="dxa"/>
             <w:tcBorders>
               <w:start w:val="single" w:sz="4" w:space="0" w:color="000000"/>
               <w:bottom w:val="single" w:sz="4" w:space="0" w:color="000000"/>
@@ -4753,7 +4753,7 @@
         <w:trPr/>
         <w:tc>
           <w:tcPr>
-            <w:tcW w:w="506" w:type="dxa"/>
+            <w:tcW w:w="505" w:type="dxa"/>
             <w:tcBorders>
               <w:start w:val="single" w:sz="4" w:space="0" w:color="000000"/>
               <w:bottom w:val="single" w:sz="4" w:space="0" w:color="000000"/>
@@ -4774,7 +4774,7 @@
         </w:tc>
         <w:tc>
           <w:tcPr>
-            <w:tcW w:w="4796" w:type="dxa"/>
+            <w:tcW w:w="4797" w:type="dxa"/>
             <w:tcBorders>
               <w:start w:val="single" w:sz="4" w:space="0" w:color="000000"/>
               <w:bottom w:val="single" w:sz="4" w:space="0" w:color="000000"/>
@@ -4795,7 +4795,7 @@
         </w:tc>
         <w:tc>
           <w:tcPr>
-            <w:tcW w:w="2256" w:type="dxa"/>
+            <w:tcW w:w="2257" w:type="dxa"/>
             <w:tcBorders>
               <w:start w:val="single" w:sz="4" w:space="0" w:color="000000"/>
               <w:bottom w:val="single" w:sz="4" w:space="0" w:color="000000"/>
@@ -4816,7 +4816,7 @@
         </w:tc>
         <w:tc>
           <w:tcPr>
-            <w:tcW w:w="2079" w:type="dxa"/>
+            <w:tcW w:w="2078" w:type="dxa"/>
             <w:tcBorders>
               <w:start w:val="single" w:sz="4" w:space="0" w:color="000000"/>
               <w:bottom w:val="single" w:sz="4" w:space="0" w:color="000000"/>
@@ -4841,7 +4841,7 @@
         <w:trPr/>
         <w:tc>
           <w:tcPr>
-            <w:tcW w:w="506" w:type="dxa"/>
+            <w:tcW w:w="505" w:type="dxa"/>
             <w:tcBorders>
               <w:start w:val="single" w:sz="4" w:space="0" w:color="000000"/>
               <w:bottom w:val="single" w:sz="4" w:space="0" w:color="000000"/>
@@ -4862,7 +4862,7 @@
         </w:tc>
         <w:tc>
           <w:tcPr>
-            <w:tcW w:w="4796" w:type="dxa"/>
+            <w:tcW w:w="4797" w:type="dxa"/>
             <w:tcBorders>
               <w:start w:val="single" w:sz="4" w:space="0" w:color="000000"/>
               <w:bottom w:val="single" w:sz="4" w:space="0" w:color="000000"/>
@@ -4883,7 +4883,7 @@
         </w:tc>
         <w:tc>
           <w:tcPr>
-            <w:tcW w:w="2256" w:type="dxa"/>
+            <w:tcW w:w="2257" w:type="dxa"/>
             <w:tcBorders>
               <w:start w:val="single" w:sz="4" w:space="0" w:color="000000"/>
               <w:bottom w:val="single" w:sz="4" w:space="0" w:color="000000"/>
@@ -4904,7 +4904,7 @@
         </w:tc>
         <w:tc>
           <w:tcPr>
-            <w:tcW w:w="2079" w:type="dxa"/>
+            <w:tcW w:w="2078" w:type="dxa"/>
             <w:tcBorders>
               <w:start w:val="single" w:sz="4" w:space="0" w:color="000000"/>
               <w:bottom w:val="single" w:sz="4" w:space="0" w:color="000000"/>
@@ -4929,7 +4929,7 @@
         <w:trPr/>
         <w:tc>
           <w:tcPr>
-            <w:tcW w:w="506" w:type="dxa"/>
+            <w:tcW w:w="505" w:type="dxa"/>
             <w:tcBorders>
               <w:start w:val="single" w:sz="4" w:space="0" w:color="000000"/>
               <w:bottom w:val="single" w:sz="4" w:space="0" w:color="000000"/>
@@ -4950,7 +4950,7 @@
         </w:tc>
         <w:tc>
           <w:tcPr>
-            <w:tcW w:w="4796" w:type="dxa"/>
+            <w:tcW w:w="4797" w:type="dxa"/>
             <w:tcBorders>
               <w:start w:val="single" w:sz="4" w:space="0" w:color="000000"/>
               <w:bottom w:val="single" w:sz="4" w:space="0" w:color="000000"/>
@@ -4971,7 +4971,7 @@
         </w:tc>
         <w:tc>
           <w:tcPr>
-            <w:tcW w:w="2256" w:type="dxa"/>
+            <w:tcW w:w="2257" w:type="dxa"/>
             <w:tcBorders>
               <w:start w:val="single" w:sz="4" w:space="0" w:color="000000"/>
               <w:bottom w:val="single" w:sz="4" w:space="0" w:color="000000"/>
@@ -4992,7 +4992,7 @@
         </w:tc>
         <w:tc>
           <w:tcPr>
-            <w:tcW w:w="2079" w:type="dxa"/>
+            <w:tcW w:w="2078" w:type="dxa"/>
             <w:tcBorders>
               <w:start w:val="single" w:sz="4" w:space="0" w:color="000000"/>
               <w:bottom w:val="single" w:sz="4" w:space="0" w:color="000000"/>
@@ -5017,7 +5017,7 @@
         <w:trPr/>
         <w:tc>
           <w:tcPr>
-            <w:tcW w:w="506" w:type="dxa"/>
+            <w:tcW w:w="505" w:type="dxa"/>
             <w:tcBorders>
               <w:start w:val="single" w:sz="4" w:space="0" w:color="000000"/>
               <w:bottom w:val="single" w:sz="4" w:space="0" w:color="000000"/>
@@ -5038,7 +5038,7 @@
         </w:tc>
         <w:tc>
           <w:tcPr>
-            <w:tcW w:w="4796" w:type="dxa"/>
+            <w:tcW w:w="4797" w:type="dxa"/>
             <w:tcBorders>
               <w:start w:val="single" w:sz="4" w:space="0" w:color="000000"/>
               <w:bottom w:val="single" w:sz="4" w:space="0" w:color="000000"/>
@@ -5059,7 +5059,7 @@
         </w:tc>
         <w:tc>
           <w:tcPr>
-            <w:tcW w:w="2256" w:type="dxa"/>
+            <w:tcW w:w="2257" w:type="dxa"/>
             <w:tcBorders>
               <w:start w:val="single" w:sz="4" w:space="0" w:color="000000"/>
               <w:bottom w:val="single" w:sz="4" w:space="0" w:color="000000"/>
@@ -5080,7 +5080,7 @@
         </w:tc>
         <w:tc>
           <w:tcPr>
-            <w:tcW w:w="2079" w:type="dxa"/>
+            <w:tcW w:w="2078" w:type="dxa"/>
             <w:tcBorders>
               <w:start w:val="single" w:sz="4" w:space="0" w:color="000000"/>
               <w:bottom w:val="single" w:sz="4" w:space="0" w:color="000000"/>
@@ -5105,7 +5105,7 @@
         <w:trPr/>
         <w:tc>
           <w:tcPr>
-            <w:tcW w:w="506" w:type="dxa"/>
+            <w:tcW w:w="505" w:type="dxa"/>
             <w:tcBorders>
               <w:start w:val="single" w:sz="4" w:space="0" w:color="000000"/>
               <w:bottom w:val="single" w:sz="4" w:space="0" w:color="000000"/>
@@ -5126,7 +5126,7 @@
         </w:tc>
         <w:tc>
           <w:tcPr>
-            <w:tcW w:w="4796" w:type="dxa"/>
+            <w:tcW w:w="4797" w:type="dxa"/>
             <w:tcBorders>
               <w:start w:val="single" w:sz="4" w:space="0" w:color="000000"/>
               <w:bottom w:val="single" w:sz="4" w:space="0" w:color="000000"/>
@@ -5147,7 +5147,7 @@
         </w:tc>
         <w:tc>
           <w:tcPr>
-            <w:tcW w:w="2256" w:type="dxa"/>
+            <w:tcW w:w="2257" w:type="dxa"/>
             <w:tcBorders>
               <w:start w:val="single" w:sz="4" w:space="0" w:color="000000"/>
               <w:bottom w:val="single" w:sz="4" w:space="0" w:color="000000"/>
@@ -5168,7 +5168,7 @@
         </w:tc>
         <w:tc>
           <w:tcPr>
-            <w:tcW w:w="2079" w:type="dxa"/>
+            <w:tcW w:w="2078" w:type="dxa"/>
             <w:tcBorders>
               <w:start w:val="single" w:sz="4" w:space="0" w:color="000000"/>
               <w:bottom w:val="single" w:sz="4" w:space="0" w:color="000000"/>
@@ -5193,67 +5193,67 @@
         <w:trPr/>
         <w:tc>
           <w:tcPr>
-            <w:tcW w:w="506" w:type="dxa"/>
-            <w:tcBorders>
-              <w:start w:val="single" w:sz="4" w:space="0" w:color="000000"/>
-              <w:bottom w:val="single" w:sz="4" w:space="0" w:color="000000"/>
-            </w:tcBorders>
-          </w:tcPr>
-          <w:p>
-            <w:pPr>
-              <w:pStyle w:val="TableContents"/>
-              <w:bidi w:val="0"/>
-              <w:jc w:val="both"/>
-              <w:rPr/>
-            </w:pPr>
-            <w:r>
-              <w:rPr/>
-            </w:r>
-          </w:p>
-        </w:tc>
-        <w:tc>
-          <w:tcPr>
-            <w:tcW w:w="4796" w:type="dxa"/>
-            <w:tcBorders>
-              <w:start w:val="single" w:sz="4" w:space="0" w:color="000000"/>
-              <w:bottom w:val="single" w:sz="4" w:space="0" w:color="000000"/>
-            </w:tcBorders>
-          </w:tcPr>
-          <w:p>
-            <w:pPr>
-              <w:pStyle w:val="TableContents"/>
-              <w:bidi w:val="0"/>
-              <w:jc w:val="both"/>
-              <w:rPr/>
-            </w:pPr>
-            <w:r>
-              <w:rPr/>
-            </w:r>
-          </w:p>
-        </w:tc>
-        <w:tc>
-          <w:tcPr>
-            <w:tcW w:w="2256" w:type="dxa"/>
-            <w:tcBorders>
-              <w:start w:val="single" w:sz="4" w:space="0" w:color="000000"/>
-              <w:bottom w:val="single" w:sz="4" w:space="0" w:color="000000"/>
-            </w:tcBorders>
-          </w:tcPr>
-          <w:p>
-            <w:pPr>
-              <w:pStyle w:val="TableContents"/>
-              <w:bidi w:val="0"/>
-              <w:jc w:val="center"/>
-              <w:rPr/>
-            </w:pPr>
-            <w:r>
-              <w:rPr/>
-            </w:r>
-          </w:p>
-        </w:tc>
-        <w:tc>
-          <w:tcPr>
-            <w:tcW w:w="2079" w:type="dxa"/>
+            <w:tcW w:w="505" w:type="dxa"/>
+            <w:tcBorders>
+              <w:start w:val="single" w:sz="4" w:space="0" w:color="000000"/>
+              <w:bottom w:val="single" w:sz="4" w:space="0" w:color="000000"/>
+            </w:tcBorders>
+          </w:tcPr>
+          <w:p>
+            <w:pPr>
+              <w:pStyle w:val="TableContents"/>
+              <w:bidi w:val="0"/>
+              <w:jc w:val="both"/>
+              <w:rPr/>
+            </w:pPr>
+            <w:r>
+              <w:rPr/>
+            </w:r>
+          </w:p>
+        </w:tc>
+        <w:tc>
+          <w:tcPr>
+            <w:tcW w:w="4797" w:type="dxa"/>
+            <w:tcBorders>
+              <w:start w:val="single" w:sz="4" w:space="0" w:color="000000"/>
+              <w:bottom w:val="single" w:sz="4" w:space="0" w:color="000000"/>
+            </w:tcBorders>
+          </w:tcPr>
+          <w:p>
+            <w:pPr>
+              <w:pStyle w:val="TableContents"/>
+              <w:bidi w:val="0"/>
+              <w:jc w:val="both"/>
+              <w:rPr/>
+            </w:pPr>
+            <w:r>
+              <w:rPr/>
+            </w:r>
+          </w:p>
+        </w:tc>
+        <w:tc>
+          <w:tcPr>
+            <w:tcW w:w="2257" w:type="dxa"/>
+            <w:tcBorders>
+              <w:start w:val="single" w:sz="4" w:space="0" w:color="000000"/>
+              <w:bottom w:val="single" w:sz="4" w:space="0" w:color="000000"/>
+            </w:tcBorders>
+          </w:tcPr>
+          <w:p>
+            <w:pPr>
+              <w:pStyle w:val="TableContents"/>
+              <w:bidi w:val="0"/>
+              <w:jc w:val="center"/>
+              <w:rPr/>
+            </w:pPr>
+            <w:r>
+              <w:rPr/>
+            </w:r>
+          </w:p>
+        </w:tc>
+        <w:tc>
+          <w:tcPr>
+            <w:tcW w:w="2078" w:type="dxa"/>
             <w:tcBorders>
               <w:start w:val="single" w:sz="4" w:space="0" w:color="000000"/>
               <w:bottom w:val="single" w:sz="4" w:space="0" w:color="000000"/>
@@ -5328,16 +5328,16 @@
         </w:tblCellMar>
       </w:tblPr>
       <w:tblGrid>
-        <w:gridCol w:w="506"/>
-        <w:gridCol w:w="4796"/>
-        <w:gridCol w:w="2256"/>
-        <w:gridCol w:w="2079"/>
+        <w:gridCol w:w="505"/>
+        <w:gridCol w:w="4797"/>
+        <w:gridCol w:w="2257"/>
+        <w:gridCol w:w="2078"/>
       </w:tblGrid>
       <w:tr>
         <w:trPr/>
         <w:tc>
           <w:tcPr>
-            <w:tcW w:w="506" w:type="dxa"/>
+            <w:tcW w:w="505" w:type="dxa"/>
             <w:tcBorders>
               <w:top w:val="single" w:sz="4" w:space="0" w:color="000000"/>
               <w:start w:val="single" w:sz="4" w:space="0" w:color="000000"/>
@@ -5365,7 +5365,7 @@
         </w:tc>
         <w:tc>
           <w:tcPr>
-            <w:tcW w:w="4796" w:type="dxa"/>
+            <w:tcW w:w="4797" w:type="dxa"/>
             <w:tcBorders>
               <w:top w:val="single" w:sz="4" w:space="0" w:color="000000"/>
               <w:start w:val="single" w:sz="4" w:space="0" w:color="000000"/>
@@ -5393,7 +5393,7 @@
         </w:tc>
         <w:tc>
           <w:tcPr>
-            <w:tcW w:w="2256" w:type="dxa"/>
+            <w:tcW w:w="2257" w:type="dxa"/>
             <w:tcBorders>
               <w:top w:val="single" w:sz="4" w:space="0" w:color="000000"/>
               <w:start w:val="single" w:sz="4" w:space="0" w:color="000000"/>
@@ -5421,7 +5421,7 @@
         </w:tc>
         <w:tc>
           <w:tcPr>
-            <w:tcW w:w="2079" w:type="dxa"/>
+            <w:tcW w:w="2078" w:type="dxa"/>
             <w:tcBorders>
               <w:top w:val="single" w:sz="4" w:space="0" w:color="000000"/>
               <w:start w:val="single" w:sz="4" w:space="0" w:color="000000"/>
@@ -5453,7 +5453,7 @@
         <w:trPr/>
         <w:tc>
           <w:tcPr>
-            <w:tcW w:w="506" w:type="dxa"/>
+            <w:tcW w:w="505" w:type="dxa"/>
             <w:tcBorders>
               <w:start w:val="single" w:sz="4" w:space="0" w:color="000000"/>
               <w:bottom w:val="single" w:sz="4" w:space="0" w:color="000000"/>
@@ -5474,7 +5474,7 @@
         </w:tc>
         <w:tc>
           <w:tcPr>
-            <w:tcW w:w="4796" w:type="dxa"/>
+            <w:tcW w:w="4797" w:type="dxa"/>
             <w:tcBorders>
               <w:start w:val="single" w:sz="4" w:space="0" w:color="000000"/>
               <w:bottom w:val="single" w:sz="4" w:space="0" w:color="000000"/>
@@ -5495,7 +5495,7 @@
         </w:tc>
         <w:tc>
           <w:tcPr>
-            <w:tcW w:w="2256" w:type="dxa"/>
+            <w:tcW w:w="2257" w:type="dxa"/>
             <w:tcBorders>
               <w:start w:val="single" w:sz="4" w:space="0" w:color="000000"/>
               <w:bottom w:val="single" w:sz="4" w:space="0" w:color="000000"/>
@@ -5516,7 +5516,7 @@
         </w:tc>
         <w:tc>
           <w:tcPr>
-            <w:tcW w:w="2079" w:type="dxa"/>
+            <w:tcW w:w="2078" w:type="dxa"/>
             <w:tcBorders>
               <w:start w:val="single" w:sz="4" w:space="0" w:color="000000"/>
               <w:bottom w:val="single" w:sz="4" w:space="0" w:color="000000"/>
@@ -5532,7 +5532,7 @@
             </w:pPr>
             <w:r>
               <w:rPr/>
-              <w:t>3</w:t>
+              <w:t>2</w:t>
             </w:r>
           </w:p>
         </w:tc>
@@ -5541,7 +5541,7 @@
         <w:trPr/>
         <w:tc>
           <w:tcPr>
-            <w:tcW w:w="506" w:type="dxa"/>
+            <w:tcW w:w="505" w:type="dxa"/>
             <w:tcBorders>
               <w:start w:val="single" w:sz="4" w:space="0" w:color="000000"/>
               <w:bottom w:val="single" w:sz="4" w:space="0" w:color="000000"/>
@@ -5562,7 +5562,7 @@
         </w:tc>
         <w:tc>
           <w:tcPr>
-            <w:tcW w:w="4796" w:type="dxa"/>
+            <w:tcW w:w="4797" w:type="dxa"/>
             <w:tcBorders>
               <w:start w:val="single" w:sz="4" w:space="0" w:color="000000"/>
               <w:bottom w:val="single" w:sz="4" w:space="0" w:color="000000"/>
@@ -5583,7 +5583,7 @@
         </w:tc>
         <w:tc>
           <w:tcPr>
-            <w:tcW w:w="2256" w:type="dxa"/>
+            <w:tcW w:w="2257" w:type="dxa"/>
             <w:tcBorders>
               <w:start w:val="single" w:sz="4" w:space="0" w:color="000000"/>
               <w:bottom w:val="single" w:sz="4" w:space="0" w:color="000000"/>
@@ -5604,7 +5604,7 @@
         </w:tc>
         <w:tc>
           <w:tcPr>
-            <w:tcW w:w="2079" w:type="dxa"/>
+            <w:tcW w:w="2078" w:type="dxa"/>
             <w:tcBorders>
               <w:start w:val="single" w:sz="4" w:space="0" w:color="000000"/>
               <w:bottom w:val="single" w:sz="4" w:space="0" w:color="000000"/>
@@ -5629,7 +5629,7 @@
         <w:trPr/>
         <w:tc>
           <w:tcPr>
-            <w:tcW w:w="506" w:type="dxa"/>
+            <w:tcW w:w="505" w:type="dxa"/>
             <w:tcBorders>
               <w:start w:val="single" w:sz="4" w:space="0" w:color="000000"/>
               <w:bottom w:val="single" w:sz="4" w:space="0" w:color="000000"/>
@@ -5650,7 +5650,7 @@
         </w:tc>
         <w:tc>
           <w:tcPr>
-            <w:tcW w:w="4796" w:type="dxa"/>
+            <w:tcW w:w="4797" w:type="dxa"/>
             <w:tcBorders>
               <w:start w:val="single" w:sz="4" w:space="0" w:color="000000"/>
               <w:bottom w:val="single" w:sz="4" w:space="0" w:color="000000"/>
@@ -5671,7 +5671,7 @@
         </w:tc>
         <w:tc>
           <w:tcPr>
-            <w:tcW w:w="2256" w:type="dxa"/>
+            <w:tcW w:w="2257" w:type="dxa"/>
             <w:tcBorders>
               <w:start w:val="single" w:sz="4" w:space="0" w:color="000000"/>
               <w:bottom w:val="single" w:sz="4" w:space="0" w:color="000000"/>
@@ -5692,7 +5692,7 @@
         </w:tc>
         <w:tc>
           <w:tcPr>
-            <w:tcW w:w="2079" w:type="dxa"/>
+            <w:tcW w:w="2078" w:type="dxa"/>
             <w:tcBorders>
               <w:start w:val="single" w:sz="4" w:space="0" w:color="000000"/>
               <w:bottom w:val="single" w:sz="4" w:space="0" w:color="000000"/>
@@ -5708,7 +5708,7 @@
             </w:pPr>
             <w:r>
               <w:rPr/>
-              <w:t>3</w:t>
+              <w:t>2</w:t>
             </w:r>
           </w:p>
         </w:tc>
@@ -5717,7 +5717,7 @@
         <w:trPr/>
         <w:tc>
           <w:tcPr>
-            <w:tcW w:w="506" w:type="dxa"/>
+            <w:tcW w:w="505" w:type="dxa"/>
             <w:tcBorders>
               <w:start w:val="single" w:sz="4" w:space="0" w:color="000000"/>
               <w:bottom w:val="single" w:sz="4" w:space="0" w:color="000000"/>
@@ -5738,7 +5738,7 @@
         </w:tc>
         <w:tc>
           <w:tcPr>
-            <w:tcW w:w="4796" w:type="dxa"/>
+            <w:tcW w:w="4797" w:type="dxa"/>
             <w:tcBorders>
               <w:start w:val="single" w:sz="4" w:space="0" w:color="000000"/>
               <w:bottom w:val="single" w:sz="4" w:space="0" w:color="000000"/>
@@ -5759,7 +5759,7 @@
         </w:tc>
         <w:tc>
           <w:tcPr>
-            <w:tcW w:w="2256" w:type="dxa"/>
+            <w:tcW w:w="2257" w:type="dxa"/>
             <w:tcBorders>
               <w:start w:val="single" w:sz="4" w:space="0" w:color="000000"/>
               <w:bottom w:val="single" w:sz="4" w:space="0" w:color="000000"/>
@@ -5780,7 +5780,7 @@
         </w:tc>
         <w:tc>
           <w:tcPr>
-            <w:tcW w:w="2079" w:type="dxa"/>
+            <w:tcW w:w="2078" w:type="dxa"/>
             <w:tcBorders>
               <w:start w:val="single" w:sz="4" w:space="0" w:color="000000"/>
               <w:bottom w:val="single" w:sz="4" w:space="0" w:color="000000"/>
@@ -5805,7 +5805,7 @@
         <w:trPr/>
         <w:tc>
           <w:tcPr>
-            <w:tcW w:w="506" w:type="dxa"/>
+            <w:tcW w:w="505" w:type="dxa"/>
             <w:tcBorders>
               <w:start w:val="single" w:sz="4" w:space="0" w:color="000000"/>
               <w:bottom w:val="single" w:sz="4" w:space="0" w:color="000000"/>
@@ -5826,7 +5826,7 @@
         </w:tc>
         <w:tc>
           <w:tcPr>
-            <w:tcW w:w="4796" w:type="dxa"/>
+            <w:tcW w:w="4797" w:type="dxa"/>
             <w:tcBorders>
               <w:start w:val="single" w:sz="4" w:space="0" w:color="000000"/>
               <w:bottom w:val="single" w:sz="4" w:space="0" w:color="000000"/>
@@ -5847,7 +5847,7 @@
         </w:tc>
         <w:tc>
           <w:tcPr>
-            <w:tcW w:w="2256" w:type="dxa"/>
+            <w:tcW w:w="2257" w:type="dxa"/>
             <w:tcBorders>
               <w:start w:val="single" w:sz="4" w:space="0" w:color="000000"/>
               <w:bottom w:val="single" w:sz="4" w:space="0" w:color="000000"/>
@@ -5868,7 +5868,7 @@
         </w:tc>
         <w:tc>
           <w:tcPr>
-            <w:tcW w:w="2079" w:type="dxa"/>
+            <w:tcW w:w="2078" w:type="dxa"/>
             <w:tcBorders>
               <w:start w:val="single" w:sz="4" w:space="0" w:color="000000"/>
               <w:bottom w:val="single" w:sz="4" w:space="0" w:color="000000"/>
@@ -5893,7 +5893,7 @@
         <w:trPr/>
         <w:tc>
           <w:tcPr>
-            <w:tcW w:w="506" w:type="dxa"/>
+            <w:tcW w:w="505" w:type="dxa"/>
             <w:tcBorders>
               <w:start w:val="single" w:sz="4" w:space="0" w:color="000000"/>
               <w:bottom w:val="single" w:sz="4" w:space="0" w:color="000000"/>
@@ -5914,7 +5914,7 @@
         </w:tc>
         <w:tc>
           <w:tcPr>
-            <w:tcW w:w="4796" w:type="dxa"/>
+            <w:tcW w:w="4797" w:type="dxa"/>
             <w:tcBorders>
               <w:start w:val="single" w:sz="4" w:space="0" w:color="000000"/>
               <w:bottom w:val="single" w:sz="4" w:space="0" w:color="000000"/>
@@ -5935,7 +5935,7 @@
         </w:tc>
         <w:tc>
           <w:tcPr>
-            <w:tcW w:w="2256" w:type="dxa"/>
+            <w:tcW w:w="2257" w:type="dxa"/>
             <w:tcBorders>
               <w:start w:val="single" w:sz="4" w:space="0" w:color="000000"/>
               <w:bottom w:val="single" w:sz="4" w:space="0" w:color="000000"/>
@@ -5956,7 +5956,7 @@
         </w:tc>
         <w:tc>
           <w:tcPr>
-            <w:tcW w:w="2079" w:type="dxa"/>
+            <w:tcW w:w="2078" w:type="dxa"/>
             <w:tcBorders>
               <w:start w:val="single" w:sz="4" w:space="0" w:color="000000"/>
               <w:bottom w:val="single" w:sz="4" w:space="0" w:color="000000"/>
@@ -5981,7 +5981,7 @@
         <w:trPr/>
         <w:tc>
           <w:tcPr>
-            <w:tcW w:w="506" w:type="dxa"/>
+            <w:tcW w:w="505" w:type="dxa"/>
             <w:tcBorders>
               <w:start w:val="single" w:sz="4" w:space="0" w:color="000000"/>
               <w:bottom w:val="single" w:sz="4" w:space="0" w:color="000000"/>
@@ -6002,7 +6002,7 @@
         </w:tc>
         <w:tc>
           <w:tcPr>
-            <w:tcW w:w="4796" w:type="dxa"/>
+            <w:tcW w:w="4797" w:type="dxa"/>
             <w:tcBorders>
               <w:start w:val="single" w:sz="4" w:space="0" w:color="000000"/>
               <w:bottom w:val="single" w:sz="4" w:space="0" w:color="000000"/>
@@ -6023,7 +6023,7 @@
         </w:tc>
         <w:tc>
           <w:tcPr>
-            <w:tcW w:w="2256" w:type="dxa"/>
+            <w:tcW w:w="2257" w:type="dxa"/>
             <w:tcBorders>
               <w:start w:val="single" w:sz="4" w:space="0" w:color="000000"/>
               <w:bottom w:val="single" w:sz="4" w:space="0" w:color="000000"/>
@@ -6044,7 +6044,7 @@
         </w:tc>
         <w:tc>
           <w:tcPr>
-            <w:tcW w:w="2079" w:type="dxa"/>
+            <w:tcW w:w="2078" w:type="dxa"/>
             <w:tcBorders>
               <w:start w:val="single" w:sz="4" w:space="0" w:color="000000"/>
               <w:bottom w:val="single" w:sz="4" w:space="0" w:color="000000"/>
@@ -6069,7 +6069,7 @@
         <w:trPr/>
         <w:tc>
           <w:tcPr>
-            <w:tcW w:w="506" w:type="dxa"/>
+            <w:tcW w:w="505" w:type="dxa"/>
             <w:tcBorders>
               <w:start w:val="single" w:sz="4" w:space="0" w:color="000000"/>
               <w:bottom w:val="single" w:sz="4" w:space="0" w:color="000000"/>
@@ -6090,7 +6090,7 @@
         </w:tc>
         <w:tc>
           <w:tcPr>
-            <w:tcW w:w="4796" w:type="dxa"/>
+            <w:tcW w:w="4797" w:type="dxa"/>
             <w:tcBorders>
               <w:start w:val="single" w:sz="4" w:space="0" w:color="000000"/>
               <w:bottom w:val="single" w:sz="4" w:space="0" w:color="000000"/>
@@ -6111,7 +6111,7 @@
         </w:tc>
         <w:tc>
           <w:tcPr>
-            <w:tcW w:w="2256" w:type="dxa"/>
+            <w:tcW w:w="2257" w:type="dxa"/>
             <w:tcBorders>
               <w:start w:val="single" w:sz="4" w:space="0" w:color="000000"/>
               <w:bottom w:val="single" w:sz="4" w:space="0" w:color="000000"/>
@@ -6132,7 +6132,7 @@
         </w:tc>
         <w:tc>
           <w:tcPr>
-            <w:tcW w:w="2079" w:type="dxa"/>
+            <w:tcW w:w="2078" w:type="dxa"/>
             <w:tcBorders>
               <w:start w:val="single" w:sz="4" w:space="0" w:color="000000"/>
               <w:bottom w:val="single" w:sz="4" w:space="0" w:color="000000"/>
@@ -6157,7 +6157,7 @@
         <w:trPr/>
         <w:tc>
           <w:tcPr>
-            <w:tcW w:w="506" w:type="dxa"/>
+            <w:tcW w:w="505" w:type="dxa"/>
             <w:tcBorders>
               <w:start w:val="single" w:sz="4" w:space="0" w:color="000000"/>
               <w:bottom w:val="single" w:sz="4" w:space="0" w:color="000000"/>
@@ -6178,7 +6178,7 @@
         </w:tc>
         <w:tc>
           <w:tcPr>
-            <w:tcW w:w="4796" w:type="dxa"/>
+            <w:tcW w:w="4797" w:type="dxa"/>
             <w:tcBorders>
               <w:start w:val="single" w:sz="4" w:space="0" w:color="000000"/>
               <w:bottom w:val="single" w:sz="4" w:space="0" w:color="000000"/>
@@ -6199,7 +6199,7 @@
         </w:tc>
         <w:tc>
           <w:tcPr>
-            <w:tcW w:w="2256" w:type="dxa"/>
+            <w:tcW w:w="2257" w:type="dxa"/>
             <w:tcBorders>
               <w:start w:val="single" w:sz="4" w:space="0" w:color="000000"/>
               <w:bottom w:val="single" w:sz="4" w:space="0" w:color="000000"/>
@@ -6220,7 +6220,7 @@
         </w:tc>
         <w:tc>
           <w:tcPr>
-            <w:tcW w:w="2079" w:type="dxa"/>
+            <w:tcW w:w="2078" w:type="dxa"/>
             <w:tcBorders>
               <w:start w:val="single" w:sz="4" w:space="0" w:color="000000"/>
               <w:bottom w:val="single" w:sz="4" w:space="0" w:color="000000"/>
@@ -6245,67 +6245,67 @@
         <w:trPr/>
         <w:tc>
           <w:tcPr>
-            <w:tcW w:w="506" w:type="dxa"/>
-            <w:tcBorders>
-              <w:start w:val="single" w:sz="4" w:space="0" w:color="000000"/>
-              <w:bottom w:val="single" w:sz="4" w:space="0" w:color="000000"/>
-            </w:tcBorders>
-          </w:tcPr>
-          <w:p>
-            <w:pPr>
-              <w:pStyle w:val="TableContents"/>
-              <w:bidi w:val="0"/>
-              <w:jc w:val="both"/>
-              <w:rPr/>
-            </w:pPr>
-            <w:r>
-              <w:rPr/>
-            </w:r>
-          </w:p>
-        </w:tc>
-        <w:tc>
-          <w:tcPr>
-            <w:tcW w:w="4796" w:type="dxa"/>
-            <w:tcBorders>
-              <w:start w:val="single" w:sz="4" w:space="0" w:color="000000"/>
-              <w:bottom w:val="single" w:sz="4" w:space="0" w:color="000000"/>
-            </w:tcBorders>
-          </w:tcPr>
-          <w:p>
-            <w:pPr>
-              <w:pStyle w:val="TableContents"/>
-              <w:bidi w:val="0"/>
-              <w:jc w:val="both"/>
-              <w:rPr/>
-            </w:pPr>
-            <w:r>
-              <w:rPr/>
-            </w:r>
-          </w:p>
-        </w:tc>
-        <w:tc>
-          <w:tcPr>
-            <w:tcW w:w="2256" w:type="dxa"/>
-            <w:tcBorders>
-              <w:start w:val="single" w:sz="4" w:space="0" w:color="000000"/>
-              <w:bottom w:val="single" w:sz="4" w:space="0" w:color="000000"/>
-            </w:tcBorders>
-          </w:tcPr>
-          <w:p>
-            <w:pPr>
-              <w:pStyle w:val="TableContents"/>
-              <w:bidi w:val="0"/>
-              <w:jc w:val="center"/>
-              <w:rPr/>
-            </w:pPr>
-            <w:r>
-              <w:rPr/>
-            </w:r>
-          </w:p>
-        </w:tc>
-        <w:tc>
-          <w:tcPr>
-            <w:tcW w:w="2079" w:type="dxa"/>
+            <w:tcW w:w="505" w:type="dxa"/>
+            <w:tcBorders>
+              <w:start w:val="single" w:sz="4" w:space="0" w:color="000000"/>
+              <w:bottom w:val="single" w:sz="4" w:space="0" w:color="000000"/>
+            </w:tcBorders>
+          </w:tcPr>
+          <w:p>
+            <w:pPr>
+              <w:pStyle w:val="TableContents"/>
+              <w:bidi w:val="0"/>
+              <w:jc w:val="both"/>
+              <w:rPr/>
+            </w:pPr>
+            <w:r>
+              <w:rPr/>
+            </w:r>
+          </w:p>
+        </w:tc>
+        <w:tc>
+          <w:tcPr>
+            <w:tcW w:w="4797" w:type="dxa"/>
+            <w:tcBorders>
+              <w:start w:val="single" w:sz="4" w:space="0" w:color="000000"/>
+              <w:bottom w:val="single" w:sz="4" w:space="0" w:color="000000"/>
+            </w:tcBorders>
+          </w:tcPr>
+          <w:p>
+            <w:pPr>
+              <w:pStyle w:val="TableContents"/>
+              <w:bidi w:val="0"/>
+              <w:jc w:val="both"/>
+              <w:rPr/>
+            </w:pPr>
+            <w:r>
+              <w:rPr/>
+            </w:r>
+          </w:p>
+        </w:tc>
+        <w:tc>
+          <w:tcPr>
+            <w:tcW w:w="2257" w:type="dxa"/>
+            <w:tcBorders>
+              <w:start w:val="single" w:sz="4" w:space="0" w:color="000000"/>
+              <w:bottom w:val="single" w:sz="4" w:space="0" w:color="000000"/>
+            </w:tcBorders>
+          </w:tcPr>
+          <w:p>
+            <w:pPr>
+              <w:pStyle w:val="TableContents"/>
+              <w:bidi w:val="0"/>
+              <w:jc w:val="center"/>
+              <w:rPr/>
+            </w:pPr>
+            <w:r>
+              <w:rPr/>
+            </w:r>
+          </w:p>
+        </w:tc>
+        <w:tc>
+          <w:tcPr>
+            <w:tcW w:w="2078" w:type="dxa"/>
             <w:tcBorders>
               <w:start w:val="single" w:sz="4" w:space="0" w:color="000000"/>
               <w:bottom w:val="single" w:sz="4" w:space="0" w:color="000000"/>
@@ -6327,7 +6327,21 @@
                 <w:b/>
                 <w:bCs/>
               </w:rPr>
-              <w:t>Total : 21.75</w:t>
+              <w:t xml:space="preserve">Total : </w:t>
+            </w:r>
+            <w:r>
+              <w:rPr>
+                <w:b/>
+                <w:bCs/>
+              </w:rPr>
+              <w:t>19</w:t>
+            </w:r>
+            <w:r>
+              <w:rPr>
+                <w:b/>
+                <w:bCs/>
+              </w:rPr>
+              <w:t>.75</w:t>
             </w:r>
           </w:p>
         </w:tc>
@@ -6488,7 +6502,16 @@
           <w:sz w:val="30"/>
           <w:szCs w:val="30"/>
         </w:rPr>
-        <w:t>Till Now Completed Total Credit : 114.75</w:t>
+        <w:t>Till Now Completed Total Credit : 1</w:t>
+      </w:r>
+      <w:r>
+        <w:rPr>
+          <w:b/>
+          <w:bCs/>
+          <w:sz w:val="30"/>
+          <w:szCs w:val="30"/>
+        </w:rPr>
+        <w:t>12</w:t>
       </w:r>
     </w:p>
     <w:p>
@@ -6648,16 +6671,16 @@
         </w:tblCellMar>
       </w:tblPr>
       <w:tblGrid>
-        <w:gridCol w:w="506"/>
-        <w:gridCol w:w="4796"/>
-        <w:gridCol w:w="2256"/>
-        <w:gridCol w:w="2079"/>
+        <w:gridCol w:w="505"/>
+        <w:gridCol w:w="4797"/>
+        <w:gridCol w:w="2257"/>
+        <w:gridCol w:w="2078"/>
       </w:tblGrid>
       <w:tr>
         <w:trPr/>
         <w:tc>
           <w:tcPr>
-            <w:tcW w:w="506" w:type="dxa"/>
+            <w:tcW w:w="505" w:type="dxa"/>
             <w:tcBorders>
               <w:top w:val="single" w:sz="4" w:space="0" w:color="000000"/>
               <w:start w:val="single" w:sz="4" w:space="0" w:color="000000"/>
@@ -6685,7 +6708,7 @@
         </w:tc>
         <w:tc>
           <w:tcPr>
-            <w:tcW w:w="4796" w:type="dxa"/>
+            <w:tcW w:w="4797" w:type="dxa"/>
             <w:tcBorders>
               <w:top w:val="single" w:sz="4" w:space="0" w:color="000000"/>
               <w:start w:val="single" w:sz="4" w:space="0" w:color="000000"/>
@@ -6713,7 +6736,7 @@
         </w:tc>
         <w:tc>
           <w:tcPr>
-            <w:tcW w:w="2256" w:type="dxa"/>
+            <w:tcW w:w="2257" w:type="dxa"/>
             <w:tcBorders>
               <w:top w:val="single" w:sz="4" w:space="0" w:color="000000"/>
               <w:start w:val="single" w:sz="4" w:space="0" w:color="000000"/>
@@ -6741,7 +6764,7 @@
         </w:tc>
         <w:tc>
           <w:tcPr>
-            <w:tcW w:w="2079" w:type="dxa"/>
+            <w:tcW w:w="2078" w:type="dxa"/>
             <w:tcBorders>
               <w:top w:val="single" w:sz="4" w:space="0" w:color="000000"/>
               <w:start w:val="single" w:sz="4" w:space="0" w:color="000000"/>
@@ -6773,7 +6796,7 @@
         <w:trPr/>
         <w:tc>
           <w:tcPr>
-            <w:tcW w:w="506" w:type="dxa"/>
+            <w:tcW w:w="505" w:type="dxa"/>
             <w:tcBorders>
               <w:start w:val="single" w:sz="4" w:space="0" w:color="000000"/>
               <w:bottom w:val="single" w:sz="4" w:space="0" w:color="000000"/>
@@ -6794,7 +6817,7 @@
         </w:tc>
         <w:tc>
           <w:tcPr>
-            <w:tcW w:w="4796" w:type="dxa"/>
+            <w:tcW w:w="4797" w:type="dxa"/>
             <w:tcBorders>
               <w:start w:val="single" w:sz="4" w:space="0" w:color="000000"/>
               <w:bottom w:val="single" w:sz="4" w:space="0" w:color="000000"/>
@@ -6815,7 +6838,7 @@
         </w:tc>
         <w:tc>
           <w:tcPr>
-            <w:tcW w:w="2256" w:type="dxa"/>
+            <w:tcW w:w="2257" w:type="dxa"/>
             <w:tcBorders>
               <w:start w:val="single" w:sz="4" w:space="0" w:color="000000"/>
               <w:bottom w:val="single" w:sz="4" w:space="0" w:color="000000"/>
@@ -6836,7 +6859,7 @@
         </w:tc>
         <w:tc>
           <w:tcPr>
-            <w:tcW w:w="2079" w:type="dxa"/>
+            <w:tcW w:w="2078" w:type="dxa"/>
             <w:tcBorders>
               <w:start w:val="single" w:sz="4" w:space="0" w:color="000000"/>
               <w:bottom w:val="single" w:sz="4" w:space="0" w:color="000000"/>
@@ -6861,7 +6884,7 @@
         <w:trPr/>
         <w:tc>
           <w:tcPr>
-            <w:tcW w:w="506" w:type="dxa"/>
+            <w:tcW w:w="505" w:type="dxa"/>
             <w:tcBorders>
               <w:start w:val="single" w:sz="4" w:space="0" w:color="000000"/>
               <w:bottom w:val="single" w:sz="4" w:space="0" w:color="000000"/>
@@ -6882,7 +6905,7 @@
         </w:tc>
         <w:tc>
           <w:tcPr>
-            <w:tcW w:w="4796" w:type="dxa"/>
+            <w:tcW w:w="4797" w:type="dxa"/>
             <w:tcBorders>
               <w:start w:val="single" w:sz="4" w:space="0" w:color="000000"/>
               <w:bottom w:val="single" w:sz="4" w:space="0" w:color="000000"/>
@@ -6903,7 +6926,7 @@
         </w:tc>
         <w:tc>
           <w:tcPr>
-            <w:tcW w:w="2256" w:type="dxa"/>
+            <w:tcW w:w="2257" w:type="dxa"/>
             <w:tcBorders>
               <w:start w:val="single" w:sz="4" w:space="0" w:color="000000"/>
               <w:bottom w:val="single" w:sz="4" w:space="0" w:color="000000"/>
@@ -6924,7 +6947,7 @@
         </w:tc>
         <w:tc>
           <w:tcPr>
-            <w:tcW w:w="2079" w:type="dxa"/>
+            <w:tcW w:w="2078" w:type="dxa"/>
             <w:tcBorders>
               <w:start w:val="single" w:sz="4" w:space="0" w:color="000000"/>
               <w:bottom w:val="single" w:sz="4" w:space="0" w:color="000000"/>
@@ -6949,7 +6972,7 @@
         <w:trPr/>
         <w:tc>
           <w:tcPr>
-            <w:tcW w:w="506" w:type="dxa"/>
+            <w:tcW w:w="505" w:type="dxa"/>
             <w:tcBorders>
               <w:start w:val="single" w:sz="4" w:space="0" w:color="000000"/>
               <w:bottom w:val="single" w:sz="4" w:space="0" w:color="000000"/>
@@ -6970,7 +6993,7 @@
         </w:tc>
         <w:tc>
           <w:tcPr>
-            <w:tcW w:w="4796" w:type="dxa"/>
+            <w:tcW w:w="4797" w:type="dxa"/>
             <w:tcBorders>
               <w:start w:val="single" w:sz="4" w:space="0" w:color="000000"/>
               <w:bottom w:val="single" w:sz="4" w:space="0" w:color="000000"/>
@@ -6991,7 +7014,7 @@
         </w:tc>
         <w:tc>
           <w:tcPr>
-            <w:tcW w:w="2256" w:type="dxa"/>
+            <w:tcW w:w="2257" w:type="dxa"/>
             <w:tcBorders>
               <w:start w:val="single" w:sz="4" w:space="0" w:color="000000"/>
               <w:bottom w:val="single" w:sz="4" w:space="0" w:color="000000"/>
@@ -7012,7 +7035,7 @@
         </w:tc>
         <w:tc>
           <w:tcPr>
-            <w:tcW w:w="2079" w:type="dxa"/>
+            <w:tcW w:w="2078" w:type="dxa"/>
             <w:tcBorders>
               <w:start w:val="single" w:sz="4" w:space="0" w:color="000000"/>
               <w:bottom w:val="single" w:sz="4" w:space="0" w:color="000000"/>
@@ -7037,7 +7060,7 @@
         <w:trPr/>
         <w:tc>
           <w:tcPr>
-            <w:tcW w:w="506" w:type="dxa"/>
+            <w:tcW w:w="505" w:type="dxa"/>
             <w:tcBorders>
               <w:start w:val="single" w:sz="4" w:space="0" w:color="000000"/>
               <w:bottom w:val="single" w:sz="4" w:space="0" w:color="000000"/>
@@ -7058,7 +7081,7 @@
         </w:tc>
         <w:tc>
           <w:tcPr>
-            <w:tcW w:w="4796" w:type="dxa"/>
+            <w:tcW w:w="4797" w:type="dxa"/>
             <w:tcBorders>
               <w:start w:val="single" w:sz="4" w:space="0" w:color="000000"/>
               <w:bottom w:val="single" w:sz="4" w:space="0" w:color="000000"/>
@@ -7079,7 +7102,7 @@
         </w:tc>
         <w:tc>
           <w:tcPr>
-            <w:tcW w:w="2256" w:type="dxa"/>
+            <w:tcW w:w="2257" w:type="dxa"/>
             <w:tcBorders>
               <w:start w:val="single" w:sz="4" w:space="0" w:color="000000"/>
               <w:bottom w:val="single" w:sz="4" w:space="0" w:color="000000"/>
@@ -7100,7 +7123,7 @@
         </w:tc>
         <w:tc>
           <w:tcPr>
-            <w:tcW w:w="2079" w:type="dxa"/>
+            <w:tcW w:w="2078" w:type="dxa"/>
             <w:tcBorders>
               <w:start w:val="single" w:sz="4" w:space="0" w:color="000000"/>
               <w:bottom w:val="single" w:sz="4" w:space="0" w:color="000000"/>
@@ -7125,7 +7148,7 @@
         <w:trPr/>
         <w:tc>
           <w:tcPr>
-            <w:tcW w:w="506" w:type="dxa"/>
+            <w:tcW w:w="505" w:type="dxa"/>
             <w:tcBorders>
               <w:start w:val="single" w:sz="4" w:space="0" w:color="000000"/>
               <w:bottom w:val="single" w:sz="4" w:space="0" w:color="000000"/>
@@ -7146,7 +7169,7 @@
         </w:tc>
         <w:tc>
           <w:tcPr>
-            <w:tcW w:w="4796" w:type="dxa"/>
+            <w:tcW w:w="4797" w:type="dxa"/>
             <w:tcBorders>
               <w:start w:val="single" w:sz="4" w:space="0" w:color="000000"/>
               <w:bottom w:val="single" w:sz="4" w:space="0" w:color="000000"/>
@@ -7167,7 +7190,7 @@
         </w:tc>
         <w:tc>
           <w:tcPr>
-            <w:tcW w:w="2256" w:type="dxa"/>
+            <w:tcW w:w="2257" w:type="dxa"/>
             <w:tcBorders>
               <w:start w:val="single" w:sz="4" w:space="0" w:color="000000"/>
               <w:bottom w:val="single" w:sz="4" w:space="0" w:color="000000"/>
@@ -7188,7 +7211,7 @@
         </w:tc>
         <w:tc>
           <w:tcPr>
-            <w:tcW w:w="2079" w:type="dxa"/>
+            <w:tcW w:w="2078" w:type="dxa"/>
             <w:tcBorders>
               <w:start w:val="single" w:sz="4" w:space="0" w:color="000000"/>
               <w:bottom w:val="single" w:sz="4" w:space="0" w:color="000000"/>
@@ -7213,7 +7236,7 @@
         <w:trPr/>
         <w:tc>
           <w:tcPr>
-            <w:tcW w:w="506" w:type="dxa"/>
+            <w:tcW w:w="505" w:type="dxa"/>
             <w:tcBorders>
               <w:start w:val="single" w:sz="4" w:space="0" w:color="000000"/>
               <w:bottom w:val="single" w:sz="4" w:space="0" w:color="000000"/>
@@ -7234,7 +7257,7 @@
         </w:tc>
         <w:tc>
           <w:tcPr>
-            <w:tcW w:w="4796" w:type="dxa"/>
+            <w:tcW w:w="4797" w:type="dxa"/>
             <w:tcBorders>
               <w:start w:val="single" w:sz="4" w:space="0" w:color="000000"/>
               <w:bottom w:val="single" w:sz="4" w:space="0" w:color="000000"/>
@@ -7255,7 +7278,7 @@
         </w:tc>
         <w:tc>
           <w:tcPr>
-            <w:tcW w:w="2256" w:type="dxa"/>
+            <w:tcW w:w="2257" w:type="dxa"/>
             <w:tcBorders>
               <w:start w:val="single" w:sz="4" w:space="0" w:color="000000"/>
               <w:bottom w:val="single" w:sz="4" w:space="0" w:color="000000"/>
@@ -7276,7 +7299,7 @@
         </w:tc>
         <w:tc>
           <w:tcPr>
-            <w:tcW w:w="2079" w:type="dxa"/>
+            <w:tcW w:w="2078" w:type="dxa"/>
             <w:tcBorders>
               <w:start w:val="single" w:sz="4" w:space="0" w:color="000000"/>
               <w:bottom w:val="single" w:sz="4" w:space="0" w:color="000000"/>
@@ -7301,7 +7324,7 @@
         <w:trPr/>
         <w:tc>
           <w:tcPr>
-            <w:tcW w:w="506" w:type="dxa"/>
+            <w:tcW w:w="505" w:type="dxa"/>
             <w:tcBorders>
               <w:start w:val="single" w:sz="4" w:space="0" w:color="000000"/>
               <w:bottom w:val="single" w:sz="4" w:space="0" w:color="000000"/>
@@ -7322,7 +7345,7 @@
         </w:tc>
         <w:tc>
           <w:tcPr>
-            <w:tcW w:w="4796" w:type="dxa"/>
+            <w:tcW w:w="4797" w:type="dxa"/>
             <w:tcBorders>
               <w:start w:val="single" w:sz="4" w:space="0" w:color="000000"/>
               <w:bottom w:val="single" w:sz="4" w:space="0" w:color="000000"/>
@@ -7343,7 +7366,7 @@
         </w:tc>
         <w:tc>
           <w:tcPr>
-            <w:tcW w:w="2256" w:type="dxa"/>
+            <w:tcW w:w="2257" w:type="dxa"/>
             <w:tcBorders>
               <w:start w:val="single" w:sz="4" w:space="0" w:color="000000"/>
               <w:bottom w:val="single" w:sz="4" w:space="0" w:color="000000"/>
@@ -7364,7 +7387,7 @@
         </w:tc>
         <w:tc>
           <w:tcPr>
-            <w:tcW w:w="2079" w:type="dxa"/>
+            <w:tcW w:w="2078" w:type="dxa"/>
             <w:tcBorders>
               <w:start w:val="single" w:sz="4" w:space="0" w:color="000000"/>
               <w:bottom w:val="single" w:sz="4" w:space="0" w:color="000000"/>
@@ -7389,67 +7412,67 @@
         <w:trPr/>
         <w:tc>
           <w:tcPr>
-            <w:tcW w:w="506" w:type="dxa"/>
-            <w:tcBorders>
-              <w:start w:val="single" w:sz="4" w:space="0" w:color="000000"/>
-              <w:bottom w:val="single" w:sz="4" w:space="0" w:color="000000"/>
-            </w:tcBorders>
-          </w:tcPr>
-          <w:p>
-            <w:pPr>
-              <w:pStyle w:val="TableContents"/>
-              <w:bidi w:val="0"/>
-              <w:jc w:val="both"/>
-              <w:rPr/>
-            </w:pPr>
-            <w:r>
-              <w:rPr/>
-            </w:r>
-          </w:p>
-        </w:tc>
-        <w:tc>
-          <w:tcPr>
-            <w:tcW w:w="4796" w:type="dxa"/>
-            <w:tcBorders>
-              <w:start w:val="single" w:sz="4" w:space="0" w:color="000000"/>
-              <w:bottom w:val="single" w:sz="4" w:space="0" w:color="000000"/>
-            </w:tcBorders>
-          </w:tcPr>
-          <w:p>
-            <w:pPr>
-              <w:pStyle w:val="TableContents"/>
-              <w:bidi w:val="0"/>
-              <w:jc w:val="both"/>
-              <w:rPr/>
-            </w:pPr>
-            <w:r>
-              <w:rPr/>
-            </w:r>
-          </w:p>
-        </w:tc>
-        <w:tc>
-          <w:tcPr>
-            <w:tcW w:w="2256" w:type="dxa"/>
-            <w:tcBorders>
-              <w:start w:val="single" w:sz="4" w:space="0" w:color="000000"/>
-              <w:bottom w:val="single" w:sz="4" w:space="0" w:color="000000"/>
-            </w:tcBorders>
-          </w:tcPr>
-          <w:p>
-            <w:pPr>
-              <w:pStyle w:val="TableContents"/>
-              <w:bidi w:val="0"/>
-              <w:jc w:val="center"/>
-              <w:rPr/>
-            </w:pPr>
-            <w:r>
-              <w:rPr/>
-            </w:r>
-          </w:p>
-        </w:tc>
-        <w:tc>
-          <w:tcPr>
-            <w:tcW w:w="2079" w:type="dxa"/>
+            <w:tcW w:w="505" w:type="dxa"/>
+            <w:tcBorders>
+              <w:start w:val="single" w:sz="4" w:space="0" w:color="000000"/>
+              <w:bottom w:val="single" w:sz="4" w:space="0" w:color="000000"/>
+            </w:tcBorders>
+          </w:tcPr>
+          <w:p>
+            <w:pPr>
+              <w:pStyle w:val="TableContents"/>
+              <w:bidi w:val="0"/>
+              <w:jc w:val="both"/>
+              <w:rPr/>
+            </w:pPr>
+            <w:r>
+              <w:rPr/>
+            </w:r>
+          </w:p>
+        </w:tc>
+        <w:tc>
+          <w:tcPr>
+            <w:tcW w:w="4797" w:type="dxa"/>
+            <w:tcBorders>
+              <w:start w:val="single" w:sz="4" w:space="0" w:color="000000"/>
+              <w:bottom w:val="single" w:sz="4" w:space="0" w:color="000000"/>
+            </w:tcBorders>
+          </w:tcPr>
+          <w:p>
+            <w:pPr>
+              <w:pStyle w:val="TableContents"/>
+              <w:bidi w:val="0"/>
+              <w:jc w:val="both"/>
+              <w:rPr/>
+            </w:pPr>
+            <w:r>
+              <w:rPr/>
+            </w:r>
+          </w:p>
+        </w:tc>
+        <w:tc>
+          <w:tcPr>
+            <w:tcW w:w="2257" w:type="dxa"/>
+            <w:tcBorders>
+              <w:start w:val="single" w:sz="4" w:space="0" w:color="000000"/>
+              <w:bottom w:val="single" w:sz="4" w:space="0" w:color="000000"/>
+            </w:tcBorders>
+          </w:tcPr>
+          <w:p>
+            <w:pPr>
+              <w:pStyle w:val="TableContents"/>
+              <w:bidi w:val="0"/>
+              <w:jc w:val="center"/>
+              <w:rPr/>
+            </w:pPr>
+            <w:r>
+              <w:rPr/>
+            </w:r>
+          </w:p>
+        </w:tc>
+        <w:tc>
+          <w:tcPr>
+            <w:tcW w:w="2078" w:type="dxa"/>
             <w:tcBorders>
               <w:start w:val="single" w:sz="4" w:space="0" w:color="000000"/>
               <w:bottom w:val="single" w:sz="4" w:space="0" w:color="000000"/>
@@ -7600,16 +7623,16 @@
         </w:tblCellMar>
       </w:tblPr>
       <w:tblGrid>
-        <w:gridCol w:w="506"/>
-        <w:gridCol w:w="4796"/>
-        <w:gridCol w:w="2256"/>
-        <w:gridCol w:w="2079"/>
+        <w:gridCol w:w="505"/>
+        <w:gridCol w:w="4797"/>
+        <w:gridCol w:w="2257"/>
+        <w:gridCol w:w="2078"/>
       </w:tblGrid>
       <w:tr>
         <w:trPr/>
         <w:tc>
           <w:tcPr>
-            <w:tcW w:w="506" w:type="dxa"/>
+            <w:tcW w:w="505" w:type="dxa"/>
             <w:tcBorders>
               <w:top w:val="single" w:sz="4" w:space="0" w:color="000000"/>
               <w:start w:val="single" w:sz="4" w:space="0" w:color="000000"/>
@@ -7637,7 +7660,7 @@
         </w:tc>
         <w:tc>
           <w:tcPr>
-            <w:tcW w:w="4796" w:type="dxa"/>
+            <w:tcW w:w="4797" w:type="dxa"/>
             <w:tcBorders>
               <w:top w:val="single" w:sz="4" w:space="0" w:color="000000"/>
               <w:start w:val="single" w:sz="4" w:space="0" w:color="000000"/>
@@ -7665,7 +7688,7 @@
         </w:tc>
         <w:tc>
           <w:tcPr>
-            <w:tcW w:w="2256" w:type="dxa"/>
+            <w:tcW w:w="2257" w:type="dxa"/>
             <w:tcBorders>
               <w:top w:val="single" w:sz="4" w:space="0" w:color="000000"/>
               <w:start w:val="single" w:sz="4" w:space="0" w:color="000000"/>
@@ -7693,7 +7716,7 @@
         </w:tc>
         <w:tc>
           <w:tcPr>
-            <w:tcW w:w="2079" w:type="dxa"/>
+            <w:tcW w:w="2078" w:type="dxa"/>
             <w:tcBorders>
               <w:top w:val="single" w:sz="4" w:space="0" w:color="000000"/>
               <w:start w:val="single" w:sz="4" w:space="0" w:color="000000"/>
@@ -7725,7 +7748,7 @@
         <w:trPr/>
         <w:tc>
           <w:tcPr>
-            <w:tcW w:w="506" w:type="dxa"/>
+            <w:tcW w:w="505" w:type="dxa"/>
             <w:tcBorders>
               <w:start w:val="single" w:sz="4" w:space="0" w:color="000000"/>
               <w:bottom w:val="single" w:sz="4" w:space="0" w:color="000000"/>
@@ -7746,47 +7769,47 @@
         </w:tc>
         <w:tc>
           <w:tcPr>
-            <w:tcW w:w="4796" w:type="dxa"/>
-            <w:tcBorders>
-              <w:start w:val="single" w:sz="4" w:space="0" w:color="000000"/>
-              <w:bottom w:val="single" w:sz="4" w:space="0" w:color="000000"/>
-            </w:tcBorders>
-          </w:tcPr>
-          <w:p>
-            <w:pPr>
-              <w:pStyle w:val="TableContents"/>
-              <w:bidi w:val="0"/>
-              <w:jc w:val="both"/>
-              <w:rPr/>
-            </w:pPr>
-            <w:r>
-              <w:rPr/>
-            </w:r>
-          </w:p>
-        </w:tc>
-        <w:tc>
-          <w:tcPr>
-            <w:tcW w:w="2256" w:type="dxa"/>
-            <w:tcBorders>
-              <w:start w:val="single" w:sz="4" w:space="0" w:color="000000"/>
-              <w:bottom w:val="single" w:sz="4" w:space="0" w:color="000000"/>
-            </w:tcBorders>
-          </w:tcPr>
-          <w:p>
-            <w:pPr>
-              <w:pStyle w:val="TableContents"/>
-              <w:bidi w:val="0"/>
-              <w:jc w:val="center"/>
-              <w:rPr/>
-            </w:pPr>
-            <w:r>
-              <w:rPr/>
-            </w:r>
-          </w:p>
-        </w:tc>
-        <w:tc>
-          <w:tcPr>
-            <w:tcW w:w="2079" w:type="dxa"/>
+            <w:tcW w:w="4797" w:type="dxa"/>
+            <w:tcBorders>
+              <w:start w:val="single" w:sz="4" w:space="0" w:color="000000"/>
+              <w:bottom w:val="single" w:sz="4" w:space="0" w:color="000000"/>
+            </w:tcBorders>
+          </w:tcPr>
+          <w:p>
+            <w:pPr>
+              <w:pStyle w:val="TableContents"/>
+              <w:bidi w:val="0"/>
+              <w:jc w:val="both"/>
+              <w:rPr/>
+            </w:pPr>
+            <w:r>
+              <w:rPr/>
+            </w:r>
+          </w:p>
+        </w:tc>
+        <w:tc>
+          <w:tcPr>
+            <w:tcW w:w="2257" w:type="dxa"/>
+            <w:tcBorders>
+              <w:start w:val="single" w:sz="4" w:space="0" w:color="000000"/>
+              <w:bottom w:val="single" w:sz="4" w:space="0" w:color="000000"/>
+            </w:tcBorders>
+          </w:tcPr>
+          <w:p>
+            <w:pPr>
+              <w:pStyle w:val="TableContents"/>
+              <w:bidi w:val="0"/>
+              <w:jc w:val="center"/>
+              <w:rPr/>
+            </w:pPr>
+            <w:r>
+              <w:rPr/>
+            </w:r>
+          </w:p>
+        </w:tc>
+        <w:tc>
+          <w:tcPr>
+            <w:tcW w:w="2078" w:type="dxa"/>
             <w:tcBorders>
               <w:start w:val="single" w:sz="4" w:space="0" w:color="000000"/>
               <w:bottom w:val="single" w:sz="4" w:space="0" w:color="000000"/>
@@ -7810,7 +7833,7 @@
         <w:trPr/>
         <w:tc>
           <w:tcPr>
-            <w:tcW w:w="506" w:type="dxa"/>
+            <w:tcW w:w="505" w:type="dxa"/>
             <w:tcBorders>
               <w:start w:val="single" w:sz="4" w:space="0" w:color="000000"/>
               <w:bottom w:val="single" w:sz="4" w:space="0" w:color="000000"/>
@@ -7831,47 +7854,47 @@
         </w:tc>
         <w:tc>
           <w:tcPr>
-            <w:tcW w:w="4796" w:type="dxa"/>
-            <w:tcBorders>
-              <w:start w:val="single" w:sz="4" w:space="0" w:color="000000"/>
-              <w:bottom w:val="single" w:sz="4" w:space="0" w:color="000000"/>
-            </w:tcBorders>
-          </w:tcPr>
-          <w:p>
-            <w:pPr>
-              <w:pStyle w:val="TableContents"/>
-              <w:bidi w:val="0"/>
-              <w:jc w:val="both"/>
-              <w:rPr/>
-            </w:pPr>
-            <w:r>
-              <w:rPr/>
-            </w:r>
-          </w:p>
-        </w:tc>
-        <w:tc>
-          <w:tcPr>
-            <w:tcW w:w="2256" w:type="dxa"/>
-            <w:tcBorders>
-              <w:start w:val="single" w:sz="4" w:space="0" w:color="000000"/>
-              <w:bottom w:val="single" w:sz="4" w:space="0" w:color="000000"/>
-            </w:tcBorders>
-          </w:tcPr>
-          <w:p>
-            <w:pPr>
-              <w:pStyle w:val="TableContents"/>
-              <w:bidi w:val="0"/>
-              <w:jc w:val="center"/>
-              <w:rPr/>
-            </w:pPr>
-            <w:r>
-              <w:rPr/>
-            </w:r>
-          </w:p>
-        </w:tc>
-        <w:tc>
-          <w:tcPr>
-            <w:tcW w:w="2079" w:type="dxa"/>
+            <w:tcW w:w="4797" w:type="dxa"/>
+            <w:tcBorders>
+              <w:start w:val="single" w:sz="4" w:space="0" w:color="000000"/>
+              <w:bottom w:val="single" w:sz="4" w:space="0" w:color="000000"/>
+            </w:tcBorders>
+          </w:tcPr>
+          <w:p>
+            <w:pPr>
+              <w:pStyle w:val="TableContents"/>
+              <w:bidi w:val="0"/>
+              <w:jc w:val="both"/>
+              <w:rPr/>
+            </w:pPr>
+            <w:r>
+              <w:rPr/>
+            </w:r>
+          </w:p>
+        </w:tc>
+        <w:tc>
+          <w:tcPr>
+            <w:tcW w:w="2257" w:type="dxa"/>
+            <w:tcBorders>
+              <w:start w:val="single" w:sz="4" w:space="0" w:color="000000"/>
+              <w:bottom w:val="single" w:sz="4" w:space="0" w:color="000000"/>
+            </w:tcBorders>
+          </w:tcPr>
+          <w:p>
+            <w:pPr>
+              <w:pStyle w:val="TableContents"/>
+              <w:bidi w:val="0"/>
+              <w:jc w:val="center"/>
+              <w:rPr/>
+            </w:pPr>
+            <w:r>
+              <w:rPr/>
+            </w:r>
+          </w:p>
+        </w:tc>
+        <w:tc>
+          <w:tcPr>
+            <w:tcW w:w="2078" w:type="dxa"/>
             <w:tcBorders>
               <w:start w:val="single" w:sz="4" w:space="0" w:color="000000"/>
               <w:bottom w:val="single" w:sz="4" w:space="0" w:color="000000"/>
@@ -7895,7 +7918,7 @@
         <w:trPr/>
         <w:tc>
           <w:tcPr>
-            <w:tcW w:w="506" w:type="dxa"/>
+            <w:tcW w:w="505" w:type="dxa"/>
             <w:tcBorders>
               <w:start w:val="single" w:sz="4" w:space="0" w:color="000000"/>
               <w:bottom w:val="single" w:sz="4" w:space="0" w:color="000000"/>
@@ -7916,47 +7939,47 @@
         </w:tc>
         <w:tc>
           <w:tcPr>
-            <w:tcW w:w="4796" w:type="dxa"/>
-            <w:tcBorders>
-              <w:start w:val="single" w:sz="4" w:space="0" w:color="000000"/>
-              <w:bottom w:val="single" w:sz="4" w:space="0" w:color="000000"/>
-            </w:tcBorders>
-          </w:tcPr>
-          <w:p>
-            <w:pPr>
-              <w:pStyle w:val="TableContents"/>
-              <w:bidi w:val="0"/>
-              <w:jc w:val="both"/>
-              <w:rPr/>
-            </w:pPr>
-            <w:r>
-              <w:rPr/>
-            </w:r>
-          </w:p>
-        </w:tc>
-        <w:tc>
-          <w:tcPr>
-            <w:tcW w:w="2256" w:type="dxa"/>
-            <w:tcBorders>
-              <w:start w:val="single" w:sz="4" w:space="0" w:color="000000"/>
-              <w:bottom w:val="single" w:sz="4" w:space="0" w:color="000000"/>
-            </w:tcBorders>
-          </w:tcPr>
-          <w:p>
-            <w:pPr>
-              <w:pStyle w:val="TableContents"/>
-              <w:bidi w:val="0"/>
-              <w:jc w:val="center"/>
-              <w:rPr/>
-            </w:pPr>
-            <w:r>
-              <w:rPr/>
-            </w:r>
-          </w:p>
-        </w:tc>
-        <w:tc>
-          <w:tcPr>
-            <w:tcW w:w="2079" w:type="dxa"/>
+            <w:tcW w:w="4797" w:type="dxa"/>
+            <w:tcBorders>
+              <w:start w:val="single" w:sz="4" w:space="0" w:color="000000"/>
+              <w:bottom w:val="single" w:sz="4" w:space="0" w:color="000000"/>
+            </w:tcBorders>
+          </w:tcPr>
+          <w:p>
+            <w:pPr>
+              <w:pStyle w:val="TableContents"/>
+              <w:bidi w:val="0"/>
+              <w:jc w:val="both"/>
+              <w:rPr/>
+            </w:pPr>
+            <w:r>
+              <w:rPr/>
+            </w:r>
+          </w:p>
+        </w:tc>
+        <w:tc>
+          <w:tcPr>
+            <w:tcW w:w="2257" w:type="dxa"/>
+            <w:tcBorders>
+              <w:start w:val="single" w:sz="4" w:space="0" w:color="000000"/>
+              <w:bottom w:val="single" w:sz="4" w:space="0" w:color="000000"/>
+            </w:tcBorders>
+          </w:tcPr>
+          <w:p>
+            <w:pPr>
+              <w:pStyle w:val="TableContents"/>
+              <w:bidi w:val="0"/>
+              <w:jc w:val="center"/>
+              <w:rPr/>
+            </w:pPr>
+            <w:r>
+              <w:rPr/>
+            </w:r>
+          </w:p>
+        </w:tc>
+        <w:tc>
+          <w:tcPr>
+            <w:tcW w:w="2078" w:type="dxa"/>
             <w:tcBorders>
               <w:start w:val="single" w:sz="4" w:space="0" w:color="000000"/>
               <w:bottom w:val="single" w:sz="4" w:space="0" w:color="000000"/>
@@ -7980,7 +8003,7 @@
         <w:trPr/>
         <w:tc>
           <w:tcPr>
-            <w:tcW w:w="506" w:type="dxa"/>
+            <w:tcW w:w="505" w:type="dxa"/>
             <w:tcBorders>
               <w:start w:val="single" w:sz="4" w:space="0" w:color="000000"/>
               <w:bottom w:val="single" w:sz="4" w:space="0" w:color="000000"/>
@@ -8001,47 +8024,47 @@
         </w:tc>
         <w:tc>
           <w:tcPr>
-            <w:tcW w:w="4796" w:type="dxa"/>
-            <w:tcBorders>
-              <w:start w:val="single" w:sz="4" w:space="0" w:color="000000"/>
-              <w:bottom w:val="single" w:sz="4" w:space="0" w:color="000000"/>
-            </w:tcBorders>
-          </w:tcPr>
-          <w:p>
-            <w:pPr>
-              <w:pStyle w:val="TableContents"/>
-              <w:bidi w:val="0"/>
-              <w:jc w:val="both"/>
-              <w:rPr/>
-            </w:pPr>
-            <w:r>
-              <w:rPr/>
-            </w:r>
-          </w:p>
-        </w:tc>
-        <w:tc>
-          <w:tcPr>
-            <w:tcW w:w="2256" w:type="dxa"/>
-            <w:tcBorders>
-              <w:start w:val="single" w:sz="4" w:space="0" w:color="000000"/>
-              <w:bottom w:val="single" w:sz="4" w:space="0" w:color="000000"/>
-            </w:tcBorders>
-          </w:tcPr>
-          <w:p>
-            <w:pPr>
-              <w:pStyle w:val="TableContents"/>
-              <w:bidi w:val="0"/>
-              <w:jc w:val="center"/>
-              <w:rPr/>
-            </w:pPr>
-            <w:r>
-              <w:rPr/>
-            </w:r>
-          </w:p>
-        </w:tc>
-        <w:tc>
-          <w:tcPr>
-            <w:tcW w:w="2079" w:type="dxa"/>
+            <w:tcW w:w="4797" w:type="dxa"/>
+            <w:tcBorders>
+              <w:start w:val="single" w:sz="4" w:space="0" w:color="000000"/>
+              <w:bottom w:val="single" w:sz="4" w:space="0" w:color="000000"/>
+            </w:tcBorders>
+          </w:tcPr>
+          <w:p>
+            <w:pPr>
+              <w:pStyle w:val="TableContents"/>
+              <w:bidi w:val="0"/>
+              <w:jc w:val="both"/>
+              <w:rPr/>
+            </w:pPr>
+            <w:r>
+              <w:rPr/>
+            </w:r>
+          </w:p>
+        </w:tc>
+        <w:tc>
+          <w:tcPr>
+            <w:tcW w:w="2257" w:type="dxa"/>
+            <w:tcBorders>
+              <w:start w:val="single" w:sz="4" w:space="0" w:color="000000"/>
+              <w:bottom w:val="single" w:sz="4" w:space="0" w:color="000000"/>
+            </w:tcBorders>
+          </w:tcPr>
+          <w:p>
+            <w:pPr>
+              <w:pStyle w:val="TableContents"/>
+              <w:bidi w:val="0"/>
+              <w:jc w:val="center"/>
+              <w:rPr/>
+            </w:pPr>
+            <w:r>
+              <w:rPr/>
+            </w:r>
+          </w:p>
+        </w:tc>
+        <w:tc>
+          <w:tcPr>
+            <w:tcW w:w="2078" w:type="dxa"/>
             <w:tcBorders>
               <w:start w:val="single" w:sz="4" w:space="0" w:color="000000"/>
               <w:bottom w:val="single" w:sz="4" w:space="0" w:color="000000"/>
@@ -8065,7 +8088,7 @@
         <w:trPr/>
         <w:tc>
           <w:tcPr>
-            <w:tcW w:w="506" w:type="dxa"/>
+            <w:tcW w:w="505" w:type="dxa"/>
             <w:tcBorders>
               <w:start w:val="single" w:sz="4" w:space="0" w:color="000000"/>
               <w:bottom w:val="single" w:sz="4" w:space="0" w:color="000000"/>
@@ -8086,47 +8109,47 @@
         </w:tc>
         <w:tc>
           <w:tcPr>
-            <w:tcW w:w="4796" w:type="dxa"/>
-            <w:tcBorders>
-              <w:start w:val="single" w:sz="4" w:space="0" w:color="000000"/>
-              <w:bottom w:val="single" w:sz="4" w:space="0" w:color="000000"/>
-            </w:tcBorders>
-          </w:tcPr>
-          <w:p>
-            <w:pPr>
-              <w:pStyle w:val="TableContents"/>
-              <w:bidi w:val="0"/>
-              <w:jc w:val="both"/>
-              <w:rPr/>
-            </w:pPr>
-            <w:r>
-              <w:rPr/>
-            </w:r>
-          </w:p>
-        </w:tc>
-        <w:tc>
-          <w:tcPr>
-            <w:tcW w:w="2256" w:type="dxa"/>
-            <w:tcBorders>
-              <w:start w:val="single" w:sz="4" w:space="0" w:color="000000"/>
-              <w:bottom w:val="single" w:sz="4" w:space="0" w:color="000000"/>
-            </w:tcBorders>
-          </w:tcPr>
-          <w:p>
-            <w:pPr>
-              <w:pStyle w:val="TableContents"/>
-              <w:bidi w:val="0"/>
-              <w:jc w:val="center"/>
-              <w:rPr/>
-            </w:pPr>
-            <w:r>
-              <w:rPr/>
-            </w:r>
-          </w:p>
-        </w:tc>
-        <w:tc>
-          <w:tcPr>
-            <w:tcW w:w="2079" w:type="dxa"/>
+            <w:tcW w:w="4797" w:type="dxa"/>
+            <w:tcBorders>
+              <w:start w:val="single" w:sz="4" w:space="0" w:color="000000"/>
+              <w:bottom w:val="single" w:sz="4" w:space="0" w:color="000000"/>
+            </w:tcBorders>
+          </w:tcPr>
+          <w:p>
+            <w:pPr>
+              <w:pStyle w:val="TableContents"/>
+              <w:bidi w:val="0"/>
+              <w:jc w:val="both"/>
+              <w:rPr/>
+            </w:pPr>
+            <w:r>
+              <w:rPr/>
+            </w:r>
+          </w:p>
+        </w:tc>
+        <w:tc>
+          <w:tcPr>
+            <w:tcW w:w="2257" w:type="dxa"/>
+            <w:tcBorders>
+              <w:start w:val="single" w:sz="4" w:space="0" w:color="000000"/>
+              <w:bottom w:val="single" w:sz="4" w:space="0" w:color="000000"/>
+            </w:tcBorders>
+          </w:tcPr>
+          <w:p>
+            <w:pPr>
+              <w:pStyle w:val="TableContents"/>
+              <w:bidi w:val="0"/>
+              <w:jc w:val="center"/>
+              <w:rPr/>
+            </w:pPr>
+            <w:r>
+              <w:rPr/>
+            </w:r>
+          </w:p>
+        </w:tc>
+        <w:tc>
+          <w:tcPr>
+            <w:tcW w:w="2078" w:type="dxa"/>
             <w:tcBorders>
               <w:start w:val="single" w:sz="4" w:space="0" w:color="000000"/>
               <w:bottom w:val="single" w:sz="4" w:space="0" w:color="000000"/>
@@ -8150,7 +8173,7 @@
         <w:trPr/>
         <w:tc>
           <w:tcPr>
-            <w:tcW w:w="506" w:type="dxa"/>
+            <w:tcW w:w="505" w:type="dxa"/>
             <w:tcBorders>
               <w:start w:val="single" w:sz="4" w:space="0" w:color="000000"/>
               <w:bottom w:val="single" w:sz="4" w:space="0" w:color="000000"/>
@@ -8171,47 +8194,47 @@
         </w:tc>
         <w:tc>
           <w:tcPr>
-            <w:tcW w:w="4796" w:type="dxa"/>
-            <w:tcBorders>
-              <w:start w:val="single" w:sz="4" w:space="0" w:color="000000"/>
-              <w:bottom w:val="single" w:sz="4" w:space="0" w:color="000000"/>
-            </w:tcBorders>
-          </w:tcPr>
-          <w:p>
-            <w:pPr>
-              <w:pStyle w:val="TableContents"/>
-              <w:bidi w:val="0"/>
-              <w:jc w:val="both"/>
-              <w:rPr/>
-            </w:pPr>
-            <w:r>
-              <w:rPr/>
-            </w:r>
-          </w:p>
-        </w:tc>
-        <w:tc>
-          <w:tcPr>
-            <w:tcW w:w="2256" w:type="dxa"/>
-            <w:tcBorders>
-              <w:start w:val="single" w:sz="4" w:space="0" w:color="000000"/>
-              <w:bottom w:val="single" w:sz="4" w:space="0" w:color="000000"/>
-            </w:tcBorders>
-          </w:tcPr>
-          <w:p>
-            <w:pPr>
-              <w:pStyle w:val="TableContents"/>
-              <w:bidi w:val="0"/>
-              <w:jc w:val="center"/>
-              <w:rPr/>
-            </w:pPr>
-            <w:r>
-              <w:rPr/>
-            </w:r>
-          </w:p>
-        </w:tc>
-        <w:tc>
-          <w:tcPr>
-            <w:tcW w:w="2079" w:type="dxa"/>
+            <w:tcW w:w="4797" w:type="dxa"/>
+            <w:tcBorders>
+              <w:start w:val="single" w:sz="4" w:space="0" w:color="000000"/>
+              <w:bottom w:val="single" w:sz="4" w:space="0" w:color="000000"/>
+            </w:tcBorders>
+          </w:tcPr>
+          <w:p>
+            <w:pPr>
+              <w:pStyle w:val="TableContents"/>
+              <w:bidi w:val="0"/>
+              <w:jc w:val="both"/>
+              <w:rPr/>
+            </w:pPr>
+            <w:r>
+              <w:rPr/>
+            </w:r>
+          </w:p>
+        </w:tc>
+        <w:tc>
+          <w:tcPr>
+            <w:tcW w:w="2257" w:type="dxa"/>
+            <w:tcBorders>
+              <w:start w:val="single" w:sz="4" w:space="0" w:color="000000"/>
+              <w:bottom w:val="single" w:sz="4" w:space="0" w:color="000000"/>
+            </w:tcBorders>
+          </w:tcPr>
+          <w:p>
+            <w:pPr>
+              <w:pStyle w:val="TableContents"/>
+              <w:bidi w:val="0"/>
+              <w:jc w:val="center"/>
+              <w:rPr/>
+            </w:pPr>
+            <w:r>
+              <w:rPr/>
+            </w:r>
+          </w:p>
+        </w:tc>
+        <w:tc>
+          <w:tcPr>
+            <w:tcW w:w="2078" w:type="dxa"/>
             <w:tcBorders>
               <w:start w:val="single" w:sz="4" w:space="0" w:color="000000"/>
               <w:bottom w:val="single" w:sz="4" w:space="0" w:color="000000"/>
@@ -8235,7 +8258,7 @@
         <w:trPr/>
         <w:tc>
           <w:tcPr>
-            <w:tcW w:w="506" w:type="dxa"/>
+            <w:tcW w:w="505" w:type="dxa"/>
             <w:tcBorders>
               <w:start w:val="single" w:sz="4" w:space="0" w:color="000000"/>
               <w:bottom w:val="single" w:sz="4" w:space="0" w:color="000000"/>
@@ -8256,47 +8279,47 @@
         </w:tc>
         <w:tc>
           <w:tcPr>
-            <w:tcW w:w="4796" w:type="dxa"/>
-            <w:tcBorders>
-              <w:start w:val="single" w:sz="4" w:space="0" w:color="000000"/>
-              <w:bottom w:val="single" w:sz="4" w:space="0" w:color="000000"/>
-            </w:tcBorders>
-          </w:tcPr>
-          <w:p>
-            <w:pPr>
-              <w:pStyle w:val="TableContents"/>
-              <w:bidi w:val="0"/>
-              <w:jc w:val="both"/>
-              <w:rPr/>
-            </w:pPr>
-            <w:r>
-              <w:rPr/>
-            </w:r>
-          </w:p>
-        </w:tc>
-        <w:tc>
-          <w:tcPr>
-            <w:tcW w:w="2256" w:type="dxa"/>
-            <w:tcBorders>
-              <w:start w:val="single" w:sz="4" w:space="0" w:color="000000"/>
-              <w:bottom w:val="single" w:sz="4" w:space="0" w:color="000000"/>
-            </w:tcBorders>
-          </w:tcPr>
-          <w:p>
-            <w:pPr>
-              <w:pStyle w:val="TableContents"/>
-              <w:bidi w:val="0"/>
-              <w:jc w:val="center"/>
-              <w:rPr/>
-            </w:pPr>
-            <w:r>
-              <w:rPr/>
-            </w:r>
-          </w:p>
-        </w:tc>
-        <w:tc>
-          <w:tcPr>
-            <w:tcW w:w="2079" w:type="dxa"/>
+            <w:tcW w:w="4797" w:type="dxa"/>
+            <w:tcBorders>
+              <w:start w:val="single" w:sz="4" w:space="0" w:color="000000"/>
+              <w:bottom w:val="single" w:sz="4" w:space="0" w:color="000000"/>
+            </w:tcBorders>
+          </w:tcPr>
+          <w:p>
+            <w:pPr>
+              <w:pStyle w:val="TableContents"/>
+              <w:bidi w:val="0"/>
+              <w:jc w:val="both"/>
+              <w:rPr/>
+            </w:pPr>
+            <w:r>
+              <w:rPr/>
+            </w:r>
+          </w:p>
+        </w:tc>
+        <w:tc>
+          <w:tcPr>
+            <w:tcW w:w="2257" w:type="dxa"/>
+            <w:tcBorders>
+              <w:start w:val="single" w:sz="4" w:space="0" w:color="000000"/>
+              <w:bottom w:val="single" w:sz="4" w:space="0" w:color="000000"/>
+            </w:tcBorders>
+          </w:tcPr>
+          <w:p>
+            <w:pPr>
+              <w:pStyle w:val="TableContents"/>
+              <w:bidi w:val="0"/>
+              <w:jc w:val="center"/>
+              <w:rPr/>
+            </w:pPr>
+            <w:r>
+              <w:rPr/>
+            </w:r>
+          </w:p>
+        </w:tc>
+        <w:tc>
+          <w:tcPr>
+            <w:tcW w:w="2078" w:type="dxa"/>
             <w:tcBorders>
               <w:start w:val="single" w:sz="4" w:space="0" w:color="000000"/>
               <w:bottom w:val="single" w:sz="4" w:space="0" w:color="000000"/>
@@ -8320,67 +8343,67 @@
         <w:trPr/>
         <w:tc>
           <w:tcPr>
-            <w:tcW w:w="506" w:type="dxa"/>
-            <w:tcBorders>
-              <w:start w:val="single" w:sz="4" w:space="0" w:color="000000"/>
-              <w:bottom w:val="single" w:sz="4" w:space="0" w:color="000000"/>
-            </w:tcBorders>
-          </w:tcPr>
-          <w:p>
-            <w:pPr>
-              <w:pStyle w:val="TableContents"/>
-              <w:bidi w:val="0"/>
-              <w:jc w:val="both"/>
-              <w:rPr/>
-            </w:pPr>
-            <w:r>
-              <w:rPr/>
-            </w:r>
-          </w:p>
-        </w:tc>
-        <w:tc>
-          <w:tcPr>
-            <w:tcW w:w="4796" w:type="dxa"/>
-            <w:tcBorders>
-              <w:start w:val="single" w:sz="4" w:space="0" w:color="000000"/>
-              <w:bottom w:val="single" w:sz="4" w:space="0" w:color="000000"/>
-            </w:tcBorders>
-          </w:tcPr>
-          <w:p>
-            <w:pPr>
-              <w:pStyle w:val="TableContents"/>
-              <w:bidi w:val="0"/>
-              <w:jc w:val="both"/>
-              <w:rPr/>
-            </w:pPr>
-            <w:r>
-              <w:rPr/>
-            </w:r>
-          </w:p>
-        </w:tc>
-        <w:tc>
-          <w:tcPr>
-            <w:tcW w:w="2256" w:type="dxa"/>
-            <w:tcBorders>
-              <w:start w:val="single" w:sz="4" w:space="0" w:color="000000"/>
-              <w:bottom w:val="single" w:sz="4" w:space="0" w:color="000000"/>
-            </w:tcBorders>
-          </w:tcPr>
-          <w:p>
-            <w:pPr>
-              <w:pStyle w:val="TableContents"/>
-              <w:bidi w:val="0"/>
-              <w:jc w:val="center"/>
-              <w:rPr/>
-            </w:pPr>
-            <w:r>
-              <w:rPr/>
-            </w:r>
-          </w:p>
-        </w:tc>
-        <w:tc>
-          <w:tcPr>
-            <w:tcW w:w="2079" w:type="dxa"/>
+            <w:tcW w:w="505" w:type="dxa"/>
+            <w:tcBorders>
+              <w:start w:val="single" w:sz="4" w:space="0" w:color="000000"/>
+              <w:bottom w:val="single" w:sz="4" w:space="0" w:color="000000"/>
+            </w:tcBorders>
+          </w:tcPr>
+          <w:p>
+            <w:pPr>
+              <w:pStyle w:val="TableContents"/>
+              <w:bidi w:val="0"/>
+              <w:jc w:val="both"/>
+              <w:rPr/>
+            </w:pPr>
+            <w:r>
+              <w:rPr/>
+            </w:r>
+          </w:p>
+        </w:tc>
+        <w:tc>
+          <w:tcPr>
+            <w:tcW w:w="4797" w:type="dxa"/>
+            <w:tcBorders>
+              <w:start w:val="single" w:sz="4" w:space="0" w:color="000000"/>
+              <w:bottom w:val="single" w:sz="4" w:space="0" w:color="000000"/>
+            </w:tcBorders>
+          </w:tcPr>
+          <w:p>
+            <w:pPr>
+              <w:pStyle w:val="TableContents"/>
+              <w:bidi w:val="0"/>
+              <w:jc w:val="both"/>
+              <w:rPr/>
+            </w:pPr>
+            <w:r>
+              <w:rPr/>
+            </w:r>
+          </w:p>
+        </w:tc>
+        <w:tc>
+          <w:tcPr>
+            <w:tcW w:w="2257" w:type="dxa"/>
+            <w:tcBorders>
+              <w:start w:val="single" w:sz="4" w:space="0" w:color="000000"/>
+              <w:bottom w:val="single" w:sz="4" w:space="0" w:color="000000"/>
+            </w:tcBorders>
+          </w:tcPr>
+          <w:p>
+            <w:pPr>
+              <w:pStyle w:val="TableContents"/>
+              <w:bidi w:val="0"/>
+              <w:jc w:val="center"/>
+              <w:rPr/>
+            </w:pPr>
+            <w:r>
+              <w:rPr/>
+            </w:r>
+          </w:p>
+        </w:tc>
+        <w:tc>
+          <w:tcPr>
+            <w:tcW w:w="2078" w:type="dxa"/>
             <w:tcBorders>
               <w:start w:val="single" w:sz="4" w:space="0" w:color="000000"/>
               <w:bottom w:val="single" w:sz="4" w:space="0" w:color="000000"/>

--- a/Routine/CSE-20 Course List.docx
+++ b/Routine/CSE-20 Course List.docx
@@ -2084,8 +2084,8 @@
         </w:tblCellMar>
       </w:tblPr>
       <w:tblGrid>
-        <w:gridCol w:w="402"/>
-        <w:gridCol w:w="4900"/>
+        <w:gridCol w:w="401"/>
+        <w:gridCol w:w="4901"/>
         <w:gridCol w:w="2257"/>
         <w:gridCol w:w="2078"/>
       </w:tblGrid>
@@ -2093,7 +2093,7 @@
         <w:trPr/>
         <w:tc>
           <w:tcPr>
-            <w:tcW w:w="402" w:type="dxa"/>
+            <w:tcW w:w="401" w:type="dxa"/>
             <w:tcBorders>
               <w:top w:val="single" w:sz="4" w:space="0" w:color="000000"/>
               <w:start w:val="single" w:sz="4" w:space="0" w:color="000000"/>
@@ -2121,7 +2121,7 @@
         </w:tc>
         <w:tc>
           <w:tcPr>
-            <w:tcW w:w="4900" w:type="dxa"/>
+            <w:tcW w:w="4901" w:type="dxa"/>
             <w:tcBorders>
               <w:top w:val="single" w:sz="4" w:space="0" w:color="000000"/>
               <w:start w:val="single" w:sz="4" w:space="0" w:color="000000"/>
@@ -2209,7 +2209,7 @@
         <w:trPr/>
         <w:tc>
           <w:tcPr>
-            <w:tcW w:w="402" w:type="dxa"/>
+            <w:tcW w:w="401" w:type="dxa"/>
             <w:tcBorders>
               <w:start w:val="single" w:sz="4" w:space="0" w:color="000000"/>
               <w:bottom w:val="single" w:sz="4" w:space="0" w:color="000000"/>
@@ -2230,7 +2230,7 @@
         </w:tc>
         <w:tc>
           <w:tcPr>
-            <w:tcW w:w="4900" w:type="dxa"/>
+            <w:tcW w:w="4901" w:type="dxa"/>
             <w:tcBorders>
               <w:start w:val="single" w:sz="4" w:space="0" w:color="000000"/>
               <w:bottom w:val="single" w:sz="4" w:space="0" w:color="000000"/>
@@ -2297,7 +2297,7 @@
         <w:trPr/>
         <w:tc>
           <w:tcPr>
-            <w:tcW w:w="402" w:type="dxa"/>
+            <w:tcW w:w="401" w:type="dxa"/>
             <w:tcBorders>
               <w:start w:val="single" w:sz="4" w:space="0" w:color="000000"/>
               <w:bottom w:val="single" w:sz="4" w:space="0" w:color="000000"/>
@@ -2318,7 +2318,7 @@
         </w:tc>
         <w:tc>
           <w:tcPr>
-            <w:tcW w:w="4900" w:type="dxa"/>
+            <w:tcW w:w="4901" w:type="dxa"/>
             <w:tcBorders>
               <w:start w:val="single" w:sz="4" w:space="0" w:color="000000"/>
               <w:bottom w:val="single" w:sz="4" w:space="0" w:color="000000"/>
@@ -2385,7 +2385,7 @@
         <w:trPr/>
         <w:tc>
           <w:tcPr>
-            <w:tcW w:w="402" w:type="dxa"/>
+            <w:tcW w:w="401" w:type="dxa"/>
             <w:tcBorders>
               <w:start w:val="single" w:sz="4" w:space="0" w:color="000000"/>
               <w:bottom w:val="single" w:sz="4" w:space="0" w:color="000000"/>
@@ -2406,7 +2406,7 @@
         </w:tc>
         <w:tc>
           <w:tcPr>
-            <w:tcW w:w="4900" w:type="dxa"/>
+            <w:tcW w:w="4901" w:type="dxa"/>
             <w:tcBorders>
               <w:start w:val="single" w:sz="4" w:space="0" w:color="000000"/>
               <w:bottom w:val="single" w:sz="4" w:space="0" w:color="000000"/>
@@ -2473,7 +2473,7 @@
         <w:trPr/>
         <w:tc>
           <w:tcPr>
-            <w:tcW w:w="402" w:type="dxa"/>
+            <w:tcW w:w="401" w:type="dxa"/>
             <w:tcBorders>
               <w:start w:val="single" w:sz="4" w:space="0" w:color="000000"/>
               <w:bottom w:val="single" w:sz="4" w:space="0" w:color="000000"/>
@@ -2494,7 +2494,7 @@
         </w:tc>
         <w:tc>
           <w:tcPr>
-            <w:tcW w:w="4900" w:type="dxa"/>
+            <w:tcW w:w="4901" w:type="dxa"/>
             <w:tcBorders>
               <w:start w:val="single" w:sz="4" w:space="0" w:color="000000"/>
               <w:bottom w:val="single" w:sz="4" w:space="0" w:color="000000"/>
@@ -2561,7 +2561,7 @@
         <w:trPr/>
         <w:tc>
           <w:tcPr>
-            <w:tcW w:w="402" w:type="dxa"/>
+            <w:tcW w:w="401" w:type="dxa"/>
             <w:tcBorders>
               <w:start w:val="single" w:sz="4" w:space="0" w:color="000000"/>
               <w:bottom w:val="single" w:sz="4" w:space="0" w:color="000000"/>
@@ -2582,7 +2582,7 @@
         </w:tc>
         <w:tc>
           <w:tcPr>
-            <w:tcW w:w="4900" w:type="dxa"/>
+            <w:tcW w:w="4901" w:type="dxa"/>
             <w:tcBorders>
               <w:start w:val="single" w:sz="4" w:space="0" w:color="000000"/>
               <w:bottom w:val="single" w:sz="4" w:space="0" w:color="000000"/>
@@ -2649,7 +2649,7 @@
         <w:trPr/>
         <w:tc>
           <w:tcPr>
-            <w:tcW w:w="402" w:type="dxa"/>
+            <w:tcW w:w="401" w:type="dxa"/>
             <w:tcBorders>
               <w:start w:val="single" w:sz="4" w:space="0" w:color="000000"/>
               <w:bottom w:val="single" w:sz="4" w:space="0" w:color="000000"/>
@@ -2670,7 +2670,7 @@
         </w:tc>
         <w:tc>
           <w:tcPr>
-            <w:tcW w:w="4900" w:type="dxa"/>
+            <w:tcW w:w="4901" w:type="dxa"/>
             <w:tcBorders>
               <w:start w:val="single" w:sz="4" w:space="0" w:color="000000"/>
               <w:bottom w:val="single" w:sz="4" w:space="0" w:color="000000"/>
@@ -2737,7 +2737,7 @@
         <w:trPr/>
         <w:tc>
           <w:tcPr>
-            <w:tcW w:w="402" w:type="dxa"/>
+            <w:tcW w:w="401" w:type="dxa"/>
             <w:tcBorders>
               <w:start w:val="single" w:sz="4" w:space="0" w:color="000000"/>
               <w:bottom w:val="single" w:sz="4" w:space="0" w:color="000000"/>
@@ -2758,7 +2758,7 @@
         </w:tc>
         <w:tc>
           <w:tcPr>
-            <w:tcW w:w="4900" w:type="dxa"/>
+            <w:tcW w:w="4901" w:type="dxa"/>
             <w:tcBorders>
               <w:start w:val="single" w:sz="4" w:space="0" w:color="000000"/>
               <w:bottom w:val="single" w:sz="4" w:space="0" w:color="000000"/>
@@ -2825,7 +2825,7 @@
         <w:trPr/>
         <w:tc>
           <w:tcPr>
-            <w:tcW w:w="402" w:type="dxa"/>
+            <w:tcW w:w="401" w:type="dxa"/>
             <w:tcBorders>
               <w:start w:val="single" w:sz="4" w:space="0" w:color="000000"/>
               <w:bottom w:val="single" w:sz="4" w:space="0" w:color="000000"/>
@@ -2846,7 +2846,7 @@
         </w:tc>
         <w:tc>
           <w:tcPr>
-            <w:tcW w:w="4900" w:type="dxa"/>
+            <w:tcW w:w="4901" w:type="dxa"/>
             <w:tcBorders>
               <w:start w:val="single" w:sz="4" w:space="0" w:color="000000"/>
               <w:bottom w:val="single" w:sz="4" w:space="0" w:color="000000"/>
@@ -2913,27 +2913,27 @@
         <w:trPr/>
         <w:tc>
           <w:tcPr>
-            <w:tcW w:w="402" w:type="dxa"/>
-            <w:tcBorders>
-              <w:start w:val="single" w:sz="4" w:space="0" w:color="000000"/>
-              <w:bottom w:val="single" w:sz="4" w:space="0" w:color="000000"/>
-            </w:tcBorders>
-          </w:tcPr>
-          <w:p>
-            <w:pPr>
-              <w:pStyle w:val="TableContents"/>
-              <w:bidi w:val="0"/>
-              <w:jc w:val="both"/>
-              <w:rPr/>
-            </w:pPr>
-            <w:r>
-              <w:rPr/>
-            </w:r>
-          </w:p>
-        </w:tc>
-        <w:tc>
-          <w:tcPr>
-            <w:tcW w:w="4900" w:type="dxa"/>
+            <w:tcW w:w="401" w:type="dxa"/>
+            <w:tcBorders>
+              <w:start w:val="single" w:sz="4" w:space="0" w:color="000000"/>
+              <w:bottom w:val="single" w:sz="4" w:space="0" w:color="000000"/>
+            </w:tcBorders>
+          </w:tcPr>
+          <w:p>
+            <w:pPr>
+              <w:pStyle w:val="TableContents"/>
+              <w:bidi w:val="0"/>
+              <w:jc w:val="both"/>
+              <w:rPr/>
+            </w:pPr>
+            <w:r>
+              <w:rPr/>
+            </w:r>
+          </w:p>
+        </w:tc>
+        <w:tc>
+          <w:tcPr>
+            <w:tcW w:w="4901" w:type="dxa"/>
             <w:tcBorders>
               <w:start w:val="single" w:sz="4" w:space="0" w:color="000000"/>
               <w:bottom w:val="single" w:sz="4" w:space="0" w:color="000000"/>
@@ -4744,7 +4744,7 @@
             </w:pPr>
             <w:r>
               <w:rPr/>
-              <w:t>1.5</w:t>
+              <w:t>0.75</w:t>
             </w:r>
           </w:p>
         </w:tc>
@@ -5275,7 +5275,7 @@
                 <w:b/>
                 <w:bCs/>
               </w:rPr>
-              <w:t>Total : 21.75</w:t>
+              <w:t>Total : 21</w:t>
             </w:r>
           </w:p>
         </w:tc>
@@ -6327,21 +6327,7 @@
                 <w:b/>
                 <w:bCs/>
               </w:rPr>
-              <w:t xml:space="preserve">Total : </w:t>
-            </w:r>
-            <w:r>
-              <w:rPr>
-                <w:b/>
-                <w:bCs/>
-              </w:rPr>
-              <w:t>19</w:t>
-            </w:r>
-            <w:r>
-              <w:rPr>
-                <w:b/>
-                <w:bCs/>
-              </w:rPr>
-              <w:t>.75</w:t>
+              <w:t>Total : 19.75</w:t>
             </w:r>
           </w:p>
         </w:tc>
@@ -6502,7 +6488,7 @@
           <w:sz w:val="30"/>
           <w:szCs w:val="30"/>
         </w:rPr>
-        <w:t>Till Now Completed Total Credit : 1</w:t>
+        <w:t>Till Now Completed Total Credit : 11</w:t>
       </w:r>
       <w:r>
         <w:rPr>
@@ -6511,7 +6497,7 @@
           <w:sz w:val="30"/>
           <w:szCs w:val="30"/>
         </w:rPr>
-        <w:t>12</w:t>
+        <w:t>1.25</w:t>
       </w:r>
     </w:p>
     <w:p>
